--- a/docs/docx/05-messages.docx
+++ b/docs/docx/05-messages.docx
@@ -23,7 +23,7 @@
       </w:pPr>
       <w:r>
         <w:rPr/>
-        <w:t>Планировщик отпусков 0.3.0 · Сообщения, ошибки и уведомления</w:t>
+        <w:t>Планировщик отпусков 0.4.0 · Сообщения, ошибки и уведомления</w:t>
       </w:r>
     </w:p>
     <w:p>
@@ -93,7 +93,7 @@
             </w:rPr>
             <w:fldChar w:fldCharType="separate"/>
           </w:r>
-          <w:hyperlink w:anchor="__RefHeading___Toc14100_1756087021">
+          <w:hyperlink w:anchor="__RefHeading___Toc16018_1562542824">
             <w:r>
               <w:rPr>
                 <w:webHidden/>
@@ -114,7 +114,7 @@
             </w:tabs>
             <w:rPr/>
           </w:pPr>
-          <w:hyperlink w:anchor="__RefHeading___Toc14102_1756087021">
+          <w:hyperlink w:anchor="__RefHeading___Toc16020_1562542824">
             <w:r>
               <w:rPr>
                 <w:webHidden/>
@@ -135,7 +135,7 @@
             </w:tabs>
             <w:rPr/>
           </w:pPr>
-          <w:hyperlink w:anchor="__RefHeading___Toc14104_1756087021">
+          <w:hyperlink w:anchor="__RefHeading___Toc16022_1562542824">
             <w:r>
               <w:rPr>
                 <w:webHidden/>
@@ -156,7 +156,7 @@
             </w:tabs>
             <w:rPr/>
           </w:pPr>
-          <w:hyperlink w:anchor="__RefHeading___Toc14106_1756087021">
+          <w:hyperlink w:anchor="__RefHeading___Toc16024_1562542824">
             <w:r>
               <w:rPr>
                 <w:webHidden/>
@@ -177,7 +177,7 @@
             </w:tabs>
             <w:rPr/>
           </w:pPr>
-          <w:hyperlink w:anchor="__RefHeading___Toc14108_1756087021">
+          <w:hyperlink w:anchor="__RefHeading___Toc16026_1562542824">
             <w:r>
               <w:rPr>
                 <w:webHidden/>
@@ -198,7 +198,7 @@
             </w:tabs>
             <w:rPr/>
           </w:pPr>
-          <w:hyperlink w:anchor="__RefHeading___Toc14110_1756087021">
+          <w:hyperlink w:anchor="__RefHeading___Toc16028_1562542824">
             <w:r>
               <w:rPr>
                 <w:webHidden/>
@@ -219,7 +219,7 @@
             </w:tabs>
             <w:rPr/>
           </w:pPr>
-          <w:hyperlink w:anchor="__RefHeading___Toc14112_1756087021">
+          <w:hyperlink w:anchor="__RefHeading___Toc16030_1562542824">
             <w:r>
               <w:rPr>
                 <w:webHidden/>
@@ -240,7 +240,7 @@
             </w:tabs>
             <w:rPr/>
           </w:pPr>
-          <w:hyperlink w:anchor="__RefHeading___Toc14114_1756087021">
+          <w:hyperlink w:anchor="__RefHeading___Toc16032_1562542824">
             <w:r>
               <w:rPr>
                 <w:webHidden/>
@@ -261,7 +261,7 @@
             </w:tabs>
             <w:rPr/>
           </w:pPr>
-          <w:hyperlink w:anchor="__RefHeading___Toc14116_1756087021">
+          <w:hyperlink w:anchor="__RefHeading___Toc16034_1562542824">
             <w:r>
               <w:rPr>
                 <w:webHidden/>
@@ -282,13 +282,13 @@
             </w:tabs>
             <w:rPr/>
           </w:pPr>
-          <w:hyperlink w:anchor="__RefHeading___Toc14118_1756087021">
+          <w:hyperlink w:anchor="__RefHeading___Toc16036_1562542824">
             <w:r>
               <w:rPr>
                 <w:webHidden/>
                 <w:rStyle w:val="IndexLink"/>
               </w:rPr>
-              <w:t>10 Письма (план v0.4.0)</w:t>
+              <w:t>10 Письма</w:t>
               <w:tab/>
               <w:t>12</w:t>
             </w:r>
@@ -303,15 +303,57 @@
             </w:tabs>
             <w:rPr/>
           </w:pPr>
-          <w:hyperlink w:anchor="__RefHeading___Toc14120_1756087021">
+          <w:hyperlink w:anchor="__RefHeading___Toc16038_1562542824">
             <w:r>
               <w:rPr>
                 <w:webHidden/>
                 <w:rStyle w:val="IndexLink"/>
               </w:rPr>
-              <w:t>11 Согласование текстов</w:t>
+              <w:t>11 Единый вход</w:t>
               <w:tab/>
               <w:t>13</w:t>
+            </w:r>
+          </w:hyperlink>
+        </w:p>
+        <w:p>
+          <w:pPr>
+            <w:pStyle w:val="TOC1"/>
+            <w:tabs>
+              <w:tab w:val="clear" w:pos="9360"/>
+              <w:tab w:val="right" w:pos="9359" w:leader="dot"/>
+            </w:tabs>
+            <w:rPr/>
+          </w:pPr>
+          <w:hyperlink w:anchor="__RefHeading___Toc16040_1562542824">
+            <w:r>
+              <w:rPr>
+                <w:webHidden/>
+                <w:rStyle w:val="IndexLink"/>
+              </w:rPr>
+              <w:t>12 Импорт сотрудников</w:t>
+              <w:tab/>
+              <w:t>14</w:t>
+            </w:r>
+          </w:hyperlink>
+        </w:p>
+        <w:p>
+          <w:pPr>
+            <w:pStyle w:val="TOC1"/>
+            <w:tabs>
+              <w:tab w:val="clear" w:pos="9360"/>
+              <w:tab w:val="right" w:pos="9359" w:leader="dot"/>
+            </w:tabs>
+            <w:rPr/>
+          </w:pPr>
+          <w:hyperlink w:anchor="__RefHeading___Toc16042_1562542824">
+            <w:r>
+              <w:rPr>
+                <w:webHidden/>
+                <w:rStyle w:val="IndexLink"/>
+              </w:rPr>
+              <w:t>13 Согласование текстов</w:t>
+              <w:tab/>
+              <w:t>15</w:t>
             </w:r>
           </w:hyperlink>
           <w:r>
@@ -328,7 +370,7 @@
         <w:pStyle w:val="Heading1"/>
         <w:rPr/>
       </w:pPr>
-      <w:bookmarkStart w:id="0" w:name="__RefHeading___Toc14100_1756087021"/>
+      <w:bookmarkStart w:id="0" w:name="__RefHeading___Toc16018_1562542824"/>
       <w:bookmarkEnd w:id="0"/>
       <w:r>
         <w:rPr>
@@ -774,7 +816,7 @@
         <w:pStyle w:val="Heading1"/>
         <w:rPr/>
       </w:pPr>
-      <w:bookmarkStart w:id="2" w:name="__RefHeading___Toc14102_1756087021"/>
+      <w:bookmarkStart w:id="2" w:name="__RefHeading___Toc16020_1562542824"/>
       <w:bookmarkEnd w:id="2"/>
       <w:r>
         <w:rPr>
@@ -891,7 +933,7 @@
         <w:pStyle w:val="Heading1"/>
         <w:rPr/>
       </w:pPr>
-      <w:bookmarkStart w:id="3" w:name="__RefHeading___Toc14104_1756087021"/>
+      <w:bookmarkStart w:id="3" w:name="__RefHeading___Toc16022_1562542824"/>
       <w:bookmarkEnd w:id="3"/>
       <w:r>
         <w:rPr>
@@ -1285,7 +1327,7 @@
         <w:pStyle w:val="Heading1"/>
         <w:rPr/>
       </w:pPr>
-      <w:bookmarkStart w:id="5" w:name="__RefHeading___Toc14106_1756087021"/>
+      <w:bookmarkStart w:id="5" w:name="__RefHeading___Toc16024_1562542824"/>
       <w:bookmarkEnd w:id="5"/>
       <w:r>
         <w:rPr>
@@ -2643,7 +2685,7 @@
         <w:pStyle w:val="Heading1"/>
         <w:rPr/>
       </w:pPr>
-      <w:bookmarkStart w:id="6" w:name="__RefHeading___Toc14108_1756087021"/>
+      <w:bookmarkStart w:id="6" w:name="__RefHeading___Toc16026_1562542824"/>
       <w:bookmarkEnd w:id="6"/>
       <w:r>
         <w:rPr>
@@ -3035,7 +3077,7 @@
         <w:pStyle w:val="Heading1"/>
         <w:rPr/>
       </w:pPr>
-      <w:bookmarkStart w:id="7" w:name="__RefHeading___Toc14110_1756087021"/>
+      <w:bookmarkStart w:id="7" w:name="__RefHeading___Toc16028_1562542824"/>
       <w:bookmarkEnd w:id="7"/>
       <w:r>
         <w:rPr>
@@ -3634,7 +3676,7 @@
         <w:pStyle w:val="Heading1"/>
         <w:rPr/>
       </w:pPr>
-      <w:bookmarkStart w:id="8" w:name="__RefHeading___Toc14112_1756087021"/>
+      <w:bookmarkStart w:id="8" w:name="__RefHeading___Toc16030_1562542824"/>
       <w:bookmarkEnd w:id="8"/>
       <w:r>
         <w:rPr>
@@ -4426,7 +4468,7 @@
         <w:pStyle w:val="Heading1"/>
         <w:rPr/>
       </w:pPr>
-      <w:bookmarkStart w:id="9" w:name="__RefHeading___Toc14114_1756087021"/>
+      <w:bookmarkStart w:id="9" w:name="__RefHeading___Toc16032_1562542824"/>
       <w:bookmarkEnd w:id="9"/>
       <w:r>
         <w:rPr>
@@ -4956,7 +4998,7 @@
         <w:pStyle w:val="Heading1"/>
         <w:rPr/>
       </w:pPr>
-      <w:bookmarkStart w:id="10" w:name="__RefHeading___Toc14116_1756087021"/>
+      <w:bookmarkStart w:id="10" w:name="__RefHeading___Toc16034_1562542824"/>
       <w:bookmarkEnd w:id="10"/>
       <w:r>
         <w:rPr>
@@ -6468,7 +6510,7 @@
         <w:pStyle w:val="Heading1"/>
         <w:rPr/>
       </w:pPr>
-      <w:bookmarkStart w:id="11" w:name="__RefHeading___Toc14118_1756087021"/>
+      <w:bookmarkStart w:id="11" w:name="__RefHeading___Toc16036_1562542824"/>
       <w:bookmarkEnd w:id="11"/>
       <w:r>
         <w:rPr>
@@ -6479,7 +6521,27 @@
       <w:r>
         <w:rPr/>
         <w:tab/>
-        <w:t>Письма (план v0.4.0)</w:t>
+        <w:t>Письма</w:t>
+      </w:r>
+    </w:p>
+    <w:p>
+      <w:pPr>
+        <w:pStyle w:val="FirstParagraph"/>
+        <w:rPr/>
+      </w:pPr>
+      <w:r>
+        <w:rPr/>
+        <w:t>Письмо повторяет текст уведомления и добавляет обращение по имени и отчеству, ссылку на нужный раздел и подпись с инструкцией по отписке (</w:t>
+      </w:r>
+      <w:r>
+        <w:rPr>
+          <w:rStyle w:val="VerbatimChar"/>
+        </w:rPr>
+        <w:t>server/src/mail/letters.ts</w:t>
+      </w:r>
+      <w:r>
+        <w:rPr/>
+        <w:t>).</w:t>
       </w:r>
     </w:p>
     <w:tbl>
@@ -6538,7 +6600,7 @@
                 <w:szCs w:val="24"/>
                 <w:lang w:val="en-US" w:eastAsia="en-US" w:bidi="ar-SA"/>
               </w:rPr>
-              <w:t>Шаблон</w:t>
+              <w:t>Вид</w:t>
             </w:r>
           </w:p>
         </w:tc>
@@ -6610,7 +6672,7 @@
                 <w:szCs w:val="24"/>
                 <w:lang w:val="en-US" w:eastAsia="en-US" w:bidi="ar-SA"/>
               </w:rPr>
-              <w:t>Первая строка</w:t>
+              <w:t>Ссылка</w:t>
             </w:r>
           </w:p>
         </w:tc>
@@ -6641,12 +6703,13 @@
             </w:pPr>
             <w:r>
               <w:rPr>
-                <w:kern w:val="0"/>
-                <w:sz w:val="18"/>
-                <w:szCs w:val="24"/>
-                <w:lang w:val="en-US" w:eastAsia="en-US" w:bidi="ar-SA"/>
-              </w:rPr>
-              <w:t>Новая заявка</w:t>
+                <w:rStyle w:val="VerbatimChar"/>
+                <w:kern w:val="0"/>
+                <w:sz w:val="18"/>
+                <w:szCs w:val="24"/>
+                <w:lang w:val="en-US" w:eastAsia="en-US" w:bidi="ar-SA"/>
+              </w:rPr>
+              <w:t>request_created</w:t>
             </w:r>
           </w:p>
         </w:tc>
@@ -6679,7 +6742,7 @@
                 <w:szCs w:val="24"/>
                 <w:lang w:val="en-US" w:eastAsia="en-US" w:bidi="ar-SA"/>
               </w:rPr>
-              <w:t>Согласование: отпуск {ФИО} {даты}</w:t>
+              <w:t>Заявка на согласование: {ФИО}</w:t>
             </w:r>
           </w:p>
         </w:tc>
@@ -6707,12 +6770,13 @@
             </w:pPr>
             <w:r>
               <w:rPr>
-                <w:kern w:val="0"/>
-                <w:sz w:val="18"/>
-                <w:szCs w:val="24"/>
-                <w:lang w:val="en-US" w:eastAsia="en-US" w:bidi="ar-SA"/>
-              </w:rPr>
-              <w:t>{ФИО} просит отпуск {даты}. Откройте планировщик, чтобы согласовать.</w:t>
+                <w:rStyle w:val="VerbatimChar"/>
+                <w:kern w:val="0"/>
+                <w:sz w:val="18"/>
+                <w:szCs w:val="24"/>
+                <w:lang w:val="en-US" w:eastAsia="en-US" w:bidi="ar-SA"/>
+              </w:rPr>
+              <w:t>/approvals</w:t>
             </w:r>
           </w:p>
         </w:tc>
@@ -6743,12 +6807,13 @@
             </w:pPr>
             <w:r>
               <w:rPr>
-                <w:kern w:val="0"/>
-                <w:sz w:val="18"/>
-                <w:szCs w:val="24"/>
-                <w:lang w:val="en-US" w:eastAsia="en-US" w:bidi="ar-SA"/>
-              </w:rPr>
-              <w:t>Решение</w:t>
+                <w:rStyle w:val="VerbatimChar"/>
+                <w:kern w:val="0"/>
+                <w:sz w:val="18"/>
+                <w:szCs w:val="24"/>
+                <w:lang w:val="en-US" w:eastAsia="en-US" w:bidi="ar-SA"/>
+              </w:rPr>
+              <w:t>request_approved</w:t>
             </w:r>
           </w:p>
         </w:tc>
@@ -6781,7 +6846,7 @@
                 <w:szCs w:val="24"/>
                 <w:lang w:val="en-US" w:eastAsia="en-US" w:bidi="ar-SA"/>
               </w:rPr>
-              <w:t>Решение по вашей заявке</w:t>
+              <w:t>Отпуск согласован</w:t>
             </w:r>
           </w:p>
         </w:tc>
@@ -6809,12 +6874,13 @@
             </w:pPr>
             <w:r>
               <w:rPr>
-                <w:kern w:val="0"/>
-                <w:sz w:val="18"/>
-                <w:szCs w:val="24"/>
-                <w:lang w:val="en-US" w:eastAsia="en-US" w:bidi="ar-SA"/>
-              </w:rPr>
-              <w:t>Ваш отпуск {даты} согласован / отклонён. Причина: {комментарий}.</w:t>
+                <w:rStyle w:val="VerbatimChar"/>
+                <w:kern w:val="0"/>
+                <w:sz w:val="18"/>
+                <w:szCs w:val="24"/>
+                <w:lang w:val="en-US" w:eastAsia="en-US" w:bidi="ar-SA"/>
+              </w:rPr>
+              <w:t>/my</w:t>
             </w:r>
           </w:p>
         </w:tc>
@@ -6845,12 +6911,13 @@
             </w:pPr>
             <w:r>
               <w:rPr>
-                <w:kern w:val="0"/>
-                <w:sz w:val="18"/>
-                <w:szCs w:val="24"/>
-                <w:lang w:val="en-US" w:eastAsia="en-US" w:bidi="ar-SA"/>
-              </w:rPr>
-              <w:t>Дайджест</w:t>
+                <w:rStyle w:val="VerbatimChar"/>
+                <w:kern w:val="0"/>
+                <w:sz w:val="18"/>
+                <w:szCs w:val="24"/>
+                <w:lang w:val="en-US" w:eastAsia="en-US" w:bidi="ar-SA"/>
+              </w:rPr>
+              <w:t>request_rejected</w:t>
             </w:r>
           </w:p>
         </w:tc>
@@ -6883,7 +6950,7 @@
                 <w:szCs w:val="24"/>
                 <w:lang w:val="en-US" w:eastAsia="en-US" w:bidi="ar-SA"/>
               </w:rPr>
-              <w:t>Отпуска на следующей неделе</w:t>
+              <w:t>Заявка на отпуск отклонена</w:t>
             </w:r>
           </w:p>
         </w:tc>
@@ -6911,13 +6978,819 @@
             </w:pPr>
             <w:r>
               <w:rPr>
-                <w:kern w:val="0"/>
-                <w:sz w:val="18"/>
-                <w:szCs w:val="24"/>
-                <w:lang w:val="en-US" w:eastAsia="en-US" w:bidi="ar-SA"/>
-              </w:rPr>
-              <w:t>На следующей неделе в отпуске {N} сотрудников вашего отдела.</w:t>
-            </w:r>
+                <w:rStyle w:val="VerbatimChar"/>
+                <w:kern w:val="0"/>
+                <w:sz w:val="18"/>
+                <w:szCs w:val="24"/>
+                <w:lang w:val="en-US" w:eastAsia="en-US" w:bidi="ar-SA"/>
+              </w:rPr>
+              <w:t>/my</w:t>
+            </w:r>
+          </w:p>
+        </w:tc>
+      </w:tr>
+      <w:tr>
+        <w:trPr/>
+        <w:tc>
+          <w:tcPr>
+            <w:tcW w:w="3120" w:type="dxa"/>
+            <w:tcBorders>
+              <w:top w:val="single" w:sz="4" w:space="0" w:color="D6DCEA"/>
+              <w:left w:val="single" w:sz="4" w:space="0" w:color="D6DCEA"/>
+              <w:bottom w:val="single" w:sz="4" w:space="0" w:color="D6DCEA"/>
+              <w:right w:val="single" w:sz="4" w:space="0" w:color="D6DCEA"/>
+            </w:tcBorders>
+          </w:tcPr>
+          <w:p>
+            <w:pPr>
+              <w:pStyle w:val="Compact"/>
+              <w:widowControl/>
+              <w:spacing w:before="36" w:after="40"/>
+              <w:jc w:val="left"/>
+              <w:rPr>
+                <w:kern w:val="0"/>
+                <w:szCs w:val="24"/>
+                <w:lang w:val="en-US" w:eastAsia="en-US" w:bidi="ar-SA"/>
+              </w:rPr>
+            </w:pPr>
+            <w:r>
+              <w:rPr>
+                <w:rStyle w:val="VerbatimChar"/>
+                <w:kern w:val="0"/>
+                <w:sz w:val="18"/>
+                <w:szCs w:val="24"/>
+                <w:lang w:val="en-US" w:eastAsia="en-US" w:bidi="ar-SA"/>
+              </w:rPr>
+              <w:t>request_cancelled</w:t>
+            </w:r>
+          </w:p>
+        </w:tc>
+        <w:tc>
+          <w:tcPr>
+            <w:tcW w:w="3120" w:type="dxa"/>
+            <w:tcBorders>
+              <w:top w:val="single" w:sz="4" w:space="0" w:color="D6DCEA"/>
+              <w:left w:val="single" w:sz="4" w:space="0" w:color="D6DCEA"/>
+              <w:bottom w:val="single" w:sz="4" w:space="0" w:color="D6DCEA"/>
+              <w:right w:val="single" w:sz="4" w:space="0" w:color="D6DCEA"/>
+            </w:tcBorders>
+          </w:tcPr>
+          <w:p>
+            <w:pPr>
+              <w:pStyle w:val="Compact"/>
+              <w:widowControl/>
+              <w:spacing w:before="36" w:after="40"/>
+              <w:jc w:val="left"/>
+              <w:rPr>
+                <w:kern w:val="0"/>
+                <w:szCs w:val="24"/>
+                <w:lang w:val="en-US" w:eastAsia="en-US" w:bidi="ar-SA"/>
+              </w:rPr>
+            </w:pPr>
+            <w:r>
+              <w:rPr>
+                <w:kern w:val="0"/>
+                <w:sz w:val="18"/>
+                <w:szCs w:val="24"/>
+                <w:lang w:val="en-US" w:eastAsia="en-US" w:bidi="ar-SA"/>
+              </w:rPr>
+              <w:t>Отпуск удалён</w:t>
+            </w:r>
+          </w:p>
+        </w:tc>
+        <w:tc>
+          <w:tcPr>
+            <w:tcW w:w="3120" w:type="dxa"/>
+            <w:tcBorders>
+              <w:top w:val="single" w:sz="4" w:space="0" w:color="D6DCEA"/>
+              <w:left w:val="single" w:sz="4" w:space="0" w:color="D6DCEA"/>
+              <w:bottom w:val="single" w:sz="4" w:space="0" w:color="D6DCEA"/>
+              <w:right w:val="single" w:sz="4" w:space="0" w:color="D6DCEA"/>
+            </w:tcBorders>
+          </w:tcPr>
+          <w:p>
+            <w:pPr>
+              <w:pStyle w:val="Compact"/>
+              <w:widowControl/>
+              <w:spacing w:before="36" w:after="40"/>
+              <w:jc w:val="left"/>
+              <w:rPr>
+                <w:kern w:val="0"/>
+                <w:szCs w:val="24"/>
+                <w:lang w:val="en-US" w:eastAsia="en-US" w:bidi="ar-SA"/>
+              </w:rPr>
+            </w:pPr>
+            <w:r>
+              <w:rPr>
+                <w:rStyle w:val="VerbatimChar"/>
+                <w:kern w:val="0"/>
+                <w:sz w:val="18"/>
+                <w:szCs w:val="24"/>
+                <w:lang w:val="en-US" w:eastAsia="en-US" w:bidi="ar-SA"/>
+              </w:rPr>
+              <w:t>/my</w:t>
+            </w:r>
+          </w:p>
+        </w:tc>
+      </w:tr>
+      <w:tr>
+        <w:trPr/>
+        <w:tc>
+          <w:tcPr>
+            <w:tcW w:w="3120" w:type="dxa"/>
+            <w:tcBorders>
+              <w:top w:val="single" w:sz="4" w:space="0" w:color="D6DCEA"/>
+              <w:left w:val="single" w:sz="4" w:space="0" w:color="D6DCEA"/>
+              <w:bottom w:val="single" w:sz="4" w:space="0" w:color="D6DCEA"/>
+              <w:right w:val="single" w:sz="4" w:space="0" w:color="D6DCEA"/>
+            </w:tcBorders>
+          </w:tcPr>
+          <w:p>
+            <w:pPr>
+              <w:pStyle w:val="Compact"/>
+              <w:widowControl/>
+              <w:spacing w:before="36" w:after="40"/>
+              <w:jc w:val="left"/>
+              <w:rPr>
+                <w:kern w:val="0"/>
+                <w:szCs w:val="24"/>
+                <w:lang w:val="en-US" w:eastAsia="en-US" w:bidi="ar-SA"/>
+              </w:rPr>
+            </w:pPr>
+            <w:r>
+              <w:rPr>
+                <w:rStyle w:val="VerbatimChar"/>
+                <w:kern w:val="0"/>
+                <w:sz w:val="18"/>
+                <w:szCs w:val="24"/>
+                <w:lang w:val="en-US" w:eastAsia="en-US" w:bidi="ar-SA"/>
+              </w:rPr>
+              <w:t>weekly_digest</w:t>
+            </w:r>
+          </w:p>
+        </w:tc>
+        <w:tc>
+          <w:tcPr>
+            <w:tcW w:w="3120" w:type="dxa"/>
+            <w:tcBorders>
+              <w:top w:val="single" w:sz="4" w:space="0" w:color="D6DCEA"/>
+              <w:left w:val="single" w:sz="4" w:space="0" w:color="D6DCEA"/>
+              <w:bottom w:val="single" w:sz="4" w:space="0" w:color="D6DCEA"/>
+              <w:right w:val="single" w:sz="4" w:space="0" w:color="D6DCEA"/>
+            </w:tcBorders>
+          </w:tcPr>
+          <w:p>
+            <w:pPr>
+              <w:pStyle w:val="Compact"/>
+              <w:widowControl/>
+              <w:spacing w:before="36" w:after="40"/>
+              <w:jc w:val="left"/>
+              <w:rPr>
+                <w:kern w:val="0"/>
+                <w:szCs w:val="24"/>
+                <w:lang w:val="en-US" w:eastAsia="en-US" w:bidi="ar-SA"/>
+              </w:rPr>
+            </w:pPr>
+            <w:r>
+              <w:rPr>
+                <w:kern w:val="0"/>
+                <w:sz w:val="18"/>
+                <w:szCs w:val="24"/>
+                <w:lang w:val="en-US" w:eastAsia="en-US" w:bidi="ar-SA"/>
+              </w:rPr>
+              <w:t>Отпуска на неделе {даты}</w:t>
+            </w:r>
+          </w:p>
+        </w:tc>
+        <w:tc>
+          <w:tcPr>
+            <w:tcW w:w="3120" w:type="dxa"/>
+            <w:tcBorders>
+              <w:top w:val="single" w:sz="4" w:space="0" w:color="D6DCEA"/>
+              <w:left w:val="single" w:sz="4" w:space="0" w:color="D6DCEA"/>
+              <w:bottom w:val="single" w:sz="4" w:space="0" w:color="D6DCEA"/>
+              <w:right w:val="single" w:sz="4" w:space="0" w:color="D6DCEA"/>
+            </w:tcBorders>
+          </w:tcPr>
+          <w:p>
+            <w:pPr>
+              <w:pStyle w:val="Compact"/>
+              <w:widowControl/>
+              <w:spacing w:before="36" w:after="40"/>
+              <w:jc w:val="left"/>
+              <w:rPr>
+                <w:kern w:val="0"/>
+                <w:szCs w:val="24"/>
+                <w:lang w:val="en-US" w:eastAsia="en-US" w:bidi="ar-SA"/>
+              </w:rPr>
+            </w:pPr>
+            <w:r>
+              <w:rPr>
+                <w:rStyle w:val="VerbatimChar"/>
+                <w:kern w:val="0"/>
+                <w:sz w:val="18"/>
+                <w:szCs w:val="24"/>
+                <w:lang w:val="en-US" w:eastAsia="en-US" w:bidi="ar-SA"/>
+              </w:rPr>
+              <w:t>/schedule</w:t>
+            </w:r>
+            <w:r>
+              <w:rPr>
+                <w:kern w:val="0"/>
+                <w:sz w:val="18"/>
+                <w:szCs w:val="24"/>
+                <w:lang w:val="en-US" w:eastAsia="en-US" w:bidi="ar-SA"/>
+              </w:rPr>
+              <w:t xml:space="preserve">, </w:t>
+            </w:r>
+            <w:r>
+              <w:rPr>
+                <w:rStyle w:val="VerbatimChar"/>
+                <w:kern w:val="0"/>
+                <w:sz w:val="18"/>
+                <w:szCs w:val="24"/>
+                <w:lang w:val="en-US" w:eastAsia="en-US" w:bidi="ar-SA"/>
+              </w:rPr>
+              <w:t>/approvals</w:t>
+            </w:r>
+          </w:p>
+        </w:tc>
+      </w:tr>
+    </w:tbl>
+    <w:p>
+      <w:pPr>
+        <w:pStyle w:val="BodyText"/>
+        <w:rPr/>
+      </w:pPr>
+      <w:r>
+        <w:rPr/>
+        <w:t>Сводка: «На неделе {даты} в отпуске {N} сотрудников: • {ФИО} — {даты} (с {день})… Ждут вашего решения: {N} заявок». Если отсутствующих и ожидающих заявок нет, сводка не отправляется.</w:t>
+      </w:r>
+    </w:p>
+    <w:p>
+      <w:pPr>
+        <w:pStyle w:val="BodyText"/>
+        <w:rPr/>
+      </w:pPr>
+      <w:r>
+        <w:rPr/>
+        <w:t>Тексты уведомлений с v0.4.0 пишут даты по-русски: «Новая заявка на отпуск 1–14 июля 2027 (14 к. д.)», «Перенос отпуска на 3–9 августа 2027 отклонён, остаются прежние даты 1–7 июля 2027. Причина: …», «Запрос на удаление отпуска 1–14 июля 2027 отклонён — отпуск остаётся».</w:t>
+      </w:r>
+    </w:p>
+    <w:p>
+      <w:pPr>
+        <w:pStyle w:val="Heading1"/>
+        <w:rPr/>
+      </w:pPr>
+      <w:bookmarkStart w:id="12" w:name="__RefHeading___Toc16038_1562542824"/>
+      <w:bookmarkEnd w:id="12"/>
+      <w:r>
+        <w:rPr>
+          <w:rStyle w:val="SectionNumber"/>
+        </w:rPr>
+        <w:t>11</w:t>
+      </w:r>
+      <w:r>
+        <w:rPr/>
+        <w:tab/>
+        <w:t>Единый вход</w:t>
+      </w:r>
+    </w:p>
+    <w:tbl>
+      <w:tblPr>
+        <w:tblStyle w:val="Table"/>
+        <w:tblW w:w="5000" w:type="pct"/>
+        <w:jc w:val="center"/>
+        <w:tblInd w:w="0" w:type="dxa"/>
+        <w:tblLayout w:type="fixed"/>
+        <w:tblCellMar>
+          <w:top w:w="0" w:type="dxa"/>
+          <w:left w:w="108" w:type="dxa"/>
+          <w:bottom w:w="0" w:type="dxa"/>
+          <w:right w:w="108" w:type="dxa"/>
+        </w:tblCellMar>
+        <w:tblLook w:val="0020" w:noHBand="0" w:noVBand="0" w:firstColumn="0" w:lastRow="0" w:lastColumn="0" w:firstRow="1"/>
+      </w:tblPr>
+      <w:tblGrid>
+        <w:gridCol w:w="4679"/>
+        <w:gridCol w:w="4680"/>
+      </w:tblGrid>
+      <w:tr>
+        <w:trPr>
+          <w:tblHeader w:val="true"/>
+        </w:trPr>
+        <w:tc>
+          <w:tcPr>
+            <w:tcW w:w="4679" w:type="dxa"/>
+            <w:tcBorders>
+              <w:top w:val="single" w:sz="4" w:space="0" w:color="D6DCEA"/>
+              <w:left w:val="single" w:sz="4" w:space="0" w:color="D6DCEA"/>
+              <w:bottom w:val="single" w:sz="6" w:space="0" w:color="000000"/>
+              <w:right w:val="single" w:sz="4" w:space="0" w:color="D6DCEA"/>
+            </w:tcBorders>
+            <w:shd w:color="auto" w:fill="EEF2FB" w:val="clear"/>
+            <w:vAlign w:val="bottom"/>
+          </w:tcPr>
+          <w:p>
+            <w:pPr>
+              <w:pStyle w:val="Compact"/>
+              <w:widowControl/>
+              <w:spacing w:before="36" w:after="40"/>
+              <w:jc w:val="left"/>
+              <w:rPr>
+                <w:kern w:val="0"/>
+                <w:szCs w:val="24"/>
+                <w:lang w:val="en-US" w:eastAsia="en-US" w:bidi="ar-SA"/>
+              </w:rPr>
+            </w:pPr>
+            <w:r>
+              <w:rPr>
+                <w:b/>
+                <w:kern w:val="0"/>
+                <w:sz w:val="18"/>
+                <w:szCs w:val="24"/>
+                <w:lang w:val="en-US" w:eastAsia="en-US" w:bidi="ar-SA"/>
+              </w:rPr>
+              <w:t>Код (</w:t>
+            </w:r>
+            <w:r>
+              <w:rPr>
+                <w:rStyle w:val="VerbatimChar"/>
+                <w:b/>
+                <w:kern w:val="0"/>
+                <w:sz w:val="18"/>
+                <w:szCs w:val="24"/>
+                <w:lang w:val="en-US" w:eastAsia="en-US" w:bidi="ar-SA"/>
+              </w:rPr>
+              <w:t>/login?sso=</w:t>
+            </w:r>
+            <w:r>
+              <w:rPr>
+                <w:b/>
+                <w:kern w:val="0"/>
+                <w:sz w:val="18"/>
+                <w:szCs w:val="24"/>
+                <w:lang w:val="en-US" w:eastAsia="en-US" w:bidi="ar-SA"/>
+              </w:rPr>
+              <w:t>)</w:t>
+            </w:r>
+          </w:p>
+        </w:tc>
+        <w:tc>
+          <w:tcPr>
+            <w:tcW w:w="4680" w:type="dxa"/>
+            <w:tcBorders>
+              <w:top w:val="single" w:sz="4" w:space="0" w:color="D6DCEA"/>
+              <w:left w:val="single" w:sz="4" w:space="0" w:color="D6DCEA"/>
+              <w:bottom w:val="single" w:sz="6" w:space="0" w:color="000000"/>
+              <w:right w:val="single" w:sz="4" w:space="0" w:color="D6DCEA"/>
+            </w:tcBorders>
+            <w:shd w:color="auto" w:fill="EEF2FB" w:val="clear"/>
+            <w:vAlign w:val="bottom"/>
+          </w:tcPr>
+          <w:p>
+            <w:pPr>
+              <w:pStyle w:val="Compact"/>
+              <w:widowControl/>
+              <w:spacing w:before="36" w:after="40"/>
+              <w:jc w:val="left"/>
+              <w:rPr>
+                <w:kern w:val="0"/>
+                <w:szCs w:val="24"/>
+                <w:lang w:val="en-US" w:eastAsia="en-US" w:bidi="ar-SA"/>
+              </w:rPr>
+            </w:pPr>
+            <w:r>
+              <w:rPr>
+                <w:b/>
+                <w:kern w:val="0"/>
+                <w:sz w:val="18"/>
+                <w:szCs w:val="24"/>
+                <w:lang w:val="en-US" w:eastAsia="en-US" w:bidi="ar-SA"/>
+              </w:rPr>
+              <w:t>Текст</w:t>
+            </w:r>
+          </w:p>
+        </w:tc>
+      </w:tr>
+      <w:tr>
+        <w:trPr/>
+        <w:tc>
+          <w:tcPr>
+            <w:tcW w:w="4679" w:type="dxa"/>
+            <w:tcBorders>
+              <w:top w:val="single" w:sz="4" w:space="0" w:color="D6DCEA"/>
+              <w:left w:val="single" w:sz="4" w:space="0" w:color="D6DCEA"/>
+              <w:bottom w:val="single" w:sz="4" w:space="0" w:color="D6DCEA"/>
+              <w:right w:val="single" w:sz="4" w:space="0" w:color="D6DCEA"/>
+            </w:tcBorders>
+          </w:tcPr>
+          <w:p>
+            <w:pPr>
+              <w:pStyle w:val="Compact"/>
+              <w:widowControl/>
+              <w:spacing w:before="36" w:after="40"/>
+              <w:jc w:val="left"/>
+              <w:rPr>
+                <w:kern w:val="0"/>
+                <w:szCs w:val="24"/>
+                <w:lang w:val="en-US" w:eastAsia="en-US" w:bidi="ar-SA"/>
+              </w:rPr>
+            </w:pPr>
+            <w:r>
+              <w:rPr>
+                <w:rStyle w:val="VerbatimChar"/>
+                <w:kern w:val="0"/>
+                <w:sz w:val="18"/>
+                <w:szCs w:val="24"/>
+                <w:lang w:val="en-US" w:eastAsia="en-US" w:bidi="ar-SA"/>
+              </w:rPr>
+              <w:t>cancelled</w:t>
+            </w:r>
+          </w:p>
+        </w:tc>
+        <w:tc>
+          <w:tcPr>
+            <w:tcW w:w="4680" w:type="dxa"/>
+            <w:tcBorders>
+              <w:top w:val="single" w:sz="4" w:space="0" w:color="D6DCEA"/>
+              <w:left w:val="single" w:sz="4" w:space="0" w:color="D6DCEA"/>
+              <w:bottom w:val="single" w:sz="4" w:space="0" w:color="D6DCEA"/>
+              <w:right w:val="single" w:sz="4" w:space="0" w:color="D6DCEA"/>
+            </w:tcBorders>
+          </w:tcPr>
+          <w:p>
+            <w:pPr>
+              <w:pStyle w:val="Compact"/>
+              <w:widowControl/>
+              <w:spacing w:before="36" w:after="40"/>
+              <w:jc w:val="left"/>
+              <w:rPr>
+                <w:kern w:val="0"/>
+                <w:szCs w:val="24"/>
+                <w:lang w:val="en-US" w:eastAsia="en-US" w:bidi="ar-SA"/>
+              </w:rPr>
+            </w:pPr>
+            <w:r>
+              <w:rPr>
+                <w:kern w:val="0"/>
+                <w:sz w:val="18"/>
+                <w:szCs w:val="24"/>
+                <w:lang w:val="en-US" w:eastAsia="en-US" w:bidi="ar-SA"/>
+              </w:rPr>
+              <w:t>Вход через корпоративную учётную запись отменён.</w:t>
+            </w:r>
+          </w:p>
+        </w:tc>
+      </w:tr>
+      <w:tr>
+        <w:trPr/>
+        <w:tc>
+          <w:tcPr>
+            <w:tcW w:w="4679" w:type="dxa"/>
+            <w:tcBorders>
+              <w:top w:val="single" w:sz="4" w:space="0" w:color="D6DCEA"/>
+              <w:left w:val="single" w:sz="4" w:space="0" w:color="D6DCEA"/>
+              <w:bottom w:val="single" w:sz="4" w:space="0" w:color="D6DCEA"/>
+              <w:right w:val="single" w:sz="4" w:space="0" w:color="D6DCEA"/>
+            </w:tcBorders>
+          </w:tcPr>
+          <w:p>
+            <w:pPr>
+              <w:pStyle w:val="Compact"/>
+              <w:widowControl/>
+              <w:spacing w:before="36" w:after="40"/>
+              <w:jc w:val="left"/>
+              <w:rPr>
+                <w:kern w:val="0"/>
+                <w:szCs w:val="24"/>
+                <w:lang w:val="en-US" w:eastAsia="en-US" w:bidi="ar-SA"/>
+              </w:rPr>
+            </w:pPr>
+            <w:r>
+              <w:rPr>
+                <w:rStyle w:val="VerbatimChar"/>
+                <w:kern w:val="0"/>
+                <w:sz w:val="18"/>
+                <w:szCs w:val="24"/>
+                <w:lang w:val="en-US" w:eastAsia="en-US" w:bidi="ar-SA"/>
+              </w:rPr>
+              <w:t>expired</w:t>
+            </w:r>
+          </w:p>
+        </w:tc>
+        <w:tc>
+          <w:tcPr>
+            <w:tcW w:w="4680" w:type="dxa"/>
+            <w:tcBorders>
+              <w:top w:val="single" w:sz="4" w:space="0" w:color="D6DCEA"/>
+              <w:left w:val="single" w:sz="4" w:space="0" w:color="D6DCEA"/>
+              <w:bottom w:val="single" w:sz="4" w:space="0" w:color="D6DCEA"/>
+              <w:right w:val="single" w:sz="4" w:space="0" w:color="D6DCEA"/>
+            </w:tcBorders>
+          </w:tcPr>
+          <w:p>
+            <w:pPr>
+              <w:pStyle w:val="Compact"/>
+              <w:widowControl/>
+              <w:spacing w:before="36" w:after="40"/>
+              <w:jc w:val="left"/>
+              <w:rPr>
+                <w:kern w:val="0"/>
+                <w:szCs w:val="24"/>
+                <w:lang w:val="en-US" w:eastAsia="en-US" w:bidi="ar-SA"/>
+              </w:rPr>
+            </w:pPr>
+            <w:r>
+              <w:rPr>
+                <w:kern w:val="0"/>
+                <w:sz w:val="18"/>
+                <w:szCs w:val="24"/>
+                <w:lang w:val="en-US" w:eastAsia="en-US" w:bidi="ar-SA"/>
+              </w:rPr>
+              <w:t>Время на вход истекло. Попробуйте ещё раз.</w:t>
+            </w:r>
+          </w:p>
+        </w:tc>
+      </w:tr>
+      <w:tr>
+        <w:trPr/>
+        <w:tc>
+          <w:tcPr>
+            <w:tcW w:w="4679" w:type="dxa"/>
+            <w:tcBorders>
+              <w:top w:val="single" w:sz="4" w:space="0" w:color="D6DCEA"/>
+              <w:left w:val="single" w:sz="4" w:space="0" w:color="D6DCEA"/>
+              <w:bottom w:val="single" w:sz="4" w:space="0" w:color="D6DCEA"/>
+              <w:right w:val="single" w:sz="4" w:space="0" w:color="D6DCEA"/>
+            </w:tcBorders>
+          </w:tcPr>
+          <w:p>
+            <w:pPr>
+              <w:pStyle w:val="Compact"/>
+              <w:widowControl/>
+              <w:spacing w:before="36" w:after="40"/>
+              <w:jc w:val="left"/>
+              <w:rPr>
+                <w:kern w:val="0"/>
+                <w:szCs w:val="24"/>
+                <w:lang w:val="en-US" w:eastAsia="en-US" w:bidi="ar-SA"/>
+              </w:rPr>
+            </w:pPr>
+            <w:r>
+              <w:rPr>
+                <w:rStyle w:val="VerbatimChar"/>
+                <w:kern w:val="0"/>
+                <w:sz w:val="18"/>
+                <w:szCs w:val="24"/>
+                <w:lang w:val="en-US" w:eastAsia="en-US" w:bidi="ar-SA"/>
+              </w:rPr>
+              <w:t>invalid</w:t>
+            </w:r>
+          </w:p>
+        </w:tc>
+        <w:tc>
+          <w:tcPr>
+            <w:tcW w:w="4680" w:type="dxa"/>
+            <w:tcBorders>
+              <w:top w:val="single" w:sz="4" w:space="0" w:color="D6DCEA"/>
+              <w:left w:val="single" w:sz="4" w:space="0" w:color="D6DCEA"/>
+              <w:bottom w:val="single" w:sz="4" w:space="0" w:color="D6DCEA"/>
+              <w:right w:val="single" w:sz="4" w:space="0" w:color="D6DCEA"/>
+            </w:tcBorders>
+          </w:tcPr>
+          <w:p>
+            <w:pPr>
+              <w:pStyle w:val="Compact"/>
+              <w:widowControl/>
+              <w:spacing w:before="36" w:after="40"/>
+              <w:jc w:val="left"/>
+              <w:rPr>
+                <w:kern w:val="0"/>
+                <w:szCs w:val="24"/>
+                <w:lang w:val="en-US" w:eastAsia="en-US" w:bidi="ar-SA"/>
+              </w:rPr>
+            </w:pPr>
+            <w:r>
+              <w:rPr>
+                <w:kern w:val="0"/>
+                <w:sz w:val="18"/>
+                <w:szCs w:val="24"/>
+                <w:lang w:val="en-US" w:eastAsia="en-US" w:bidi="ar-SA"/>
+              </w:rPr>
+              <w:t>Не удалось подтвердить вход у провайдера. Попробуйте ещё раз или обратитесь к администратору.</w:t>
+            </w:r>
+          </w:p>
+        </w:tc>
+      </w:tr>
+      <w:tr>
+        <w:trPr/>
+        <w:tc>
+          <w:tcPr>
+            <w:tcW w:w="4679" w:type="dxa"/>
+            <w:tcBorders>
+              <w:top w:val="single" w:sz="4" w:space="0" w:color="D6DCEA"/>
+              <w:left w:val="single" w:sz="4" w:space="0" w:color="D6DCEA"/>
+              <w:bottom w:val="single" w:sz="4" w:space="0" w:color="D6DCEA"/>
+              <w:right w:val="single" w:sz="4" w:space="0" w:color="D6DCEA"/>
+            </w:tcBorders>
+          </w:tcPr>
+          <w:p>
+            <w:pPr>
+              <w:pStyle w:val="Compact"/>
+              <w:widowControl/>
+              <w:spacing w:before="36" w:after="40"/>
+              <w:jc w:val="left"/>
+              <w:rPr>
+                <w:kern w:val="0"/>
+                <w:szCs w:val="24"/>
+                <w:lang w:val="en-US" w:eastAsia="en-US" w:bidi="ar-SA"/>
+              </w:rPr>
+            </w:pPr>
+            <w:r>
+              <w:rPr>
+                <w:rStyle w:val="VerbatimChar"/>
+                <w:kern w:val="0"/>
+                <w:sz w:val="18"/>
+                <w:szCs w:val="24"/>
+                <w:lang w:val="en-US" w:eastAsia="en-US" w:bidi="ar-SA"/>
+              </w:rPr>
+              <w:t>unknown</w:t>
+            </w:r>
+          </w:p>
+        </w:tc>
+        <w:tc>
+          <w:tcPr>
+            <w:tcW w:w="4680" w:type="dxa"/>
+            <w:tcBorders>
+              <w:top w:val="single" w:sz="4" w:space="0" w:color="D6DCEA"/>
+              <w:left w:val="single" w:sz="4" w:space="0" w:color="D6DCEA"/>
+              <w:bottom w:val="single" w:sz="4" w:space="0" w:color="D6DCEA"/>
+              <w:right w:val="single" w:sz="4" w:space="0" w:color="D6DCEA"/>
+            </w:tcBorders>
+          </w:tcPr>
+          <w:p>
+            <w:pPr>
+              <w:pStyle w:val="Compact"/>
+              <w:widowControl/>
+              <w:spacing w:before="36" w:after="40"/>
+              <w:jc w:val="left"/>
+              <w:rPr>
+                <w:kern w:val="0"/>
+                <w:szCs w:val="24"/>
+                <w:lang w:val="en-US" w:eastAsia="en-US" w:bidi="ar-SA"/>
+              </w:rPr>
+            </w:pPr>
+            <w:r>
+              <w:rPr>
+                <w:kern w:val="0"/>
+                <w:sz w:val="18"/>
+                <w:szCs w:val="24"/>
+                <w:lang w:val="en-US" w:eastAsia="en-US" w:bidi="ar-SA"/>
+              </w:rPr>
+              <w:t>Учётная запись не найдена в планировщике или отключена. Обратитесь в кадровую службу.</w:t>
+            </w:r>
+          </w:p>
+        </w:tc>
+      </w:tr>
+      <w:tr>
+        <w:trPr/>
+        <w:tc>
+          <w:tcPr>
+            <w:tcW w:w="4679" w:type="dxa"/>
+            <w:tcBorders>
+              <w:top w:val="single" w:sz="4" w:space="0" w:color="D6DCEA"/>
+              <w:left w:val="single" w:sz="4" w:space="0" w:color="D6DCEA"/>
+              <w:bottom w:val="single" w:sz="4" w:space="0" w:color="D6DCEA"/>
+              <w:right w:val="single" w:sz="4" w:space="0" w:color="D6DCEA"/>
+            </w:tcBorders>
+          </w:tcPr>
+          <w:p>
+            <w:pPr>
+              <w:pStyle w:val="Compact"/>
+              <w:widowControl/>
+              <w:spacing w:before="36" w:after="40"/>
+              <w:jc w:val="left"/>
+              <w:rPr>
+                <w:kern w:val="0"/>
+                <w:szCs w:val="24"/>
+                <w:lang w:val="en-US" w:eastAsia="en-US" w:bidi="ar-SA"/>
+              </w:rPr>
+            </w:pPr>
+            <w:r>
+              <w:rPr>
+                <w:rStyle w:val="VerbatimChar"/>
+                <w:kern w:val="0"/>
+                <w:sz w:val="18"/>
+                <w:szCs w:val="24"/>
+                <w:lang w:val="en-US" w:eastAsia="en-US" w:bidi="ar-SA"/>
+              </w:rPr>
+              <w:t>unavailable</w:t>
+            </w:r>
+          </w:p>
+        </w:tc>
+        <w:tc>
+          <w:tcPr>
+            <w:tcW w:w="4680" w:type="dxa"/>
+            <w:tcBorders>
+              <w:top w:val="single" w:sz="4" w:space="0" w:color="D6DCEA"/>
+              <w:left w:val="single" w:sz="4" w:space="0" w:color="D6DCEA"/>
+              <w:bottom w:val="single" w:sz="4" w:space="0" w:color="D6DCEA"/>
+              <w:right w:val="single" w:sz="4" w:space="0" w:color="D6DCEA"/>
+            </w:tcBorders>
+          </w:tcPr>
+          <w:p>
+            <w:pPr>
+              <w:pStyle w:val="Compact"/>
+              <w:widowControl/>
+              <w:spacing w:before="36" w:after="40"/>
+              <w:jc w:val="left"/>
+              <w:rPr>
+                <w:kern w:val="0"/>
+                <w:szCs w:val="24"/>
+                <w:lang w:val="en-US" w:eastAsia="en-US" w:bidi="ar-SA"/>
+              </w:rPr>
+            </w:pPr>
+            <w:r>
+              <w:rPr>
+                <w:kern w:val="0"/>
+                <w:sz w:val="18"/>
+                <w:szCs w:val="24"/>
+                <w:lang w:val="en-US" w:eastAsia="en-US" w:bidi="ar-SA"/>
+              </w:rPr>
+              <w:t>Сервис единого входа недоступен. Попробуйте позже.</w:t>
+            </w:r>
+          </w:p>
+        </w:tc>
+      </w:tr>
+      <w:tr>
+        <w:trPr/>
+        <w:tc>
+          <w:tcPr>
+            <w:tcW w:w="4679" w:type="dxa"/>
+            <w:tcBorders>
+              <w:top w:val="single" w:sz="4" w:space="0" w:color="D6DCEA"/>
+              <w:left w:val="single" w:sz="4" w:space="0" w:color="D6DCEA"/>
+              <w:bottom w:val="single" w:sz="4" w:space="0" w:color="D6DCEA"/>
+              <w:right w:val="single" w:sz="4" w:space="0" w:color="D6DCEA"/>
+            </w:tcBorders>
+          </w:tcPr>
+          <w:p>
+            <w:pPr>
+              <w:pStyle w:val="Compact"/>
+              <w:widowControl/>
+              <w:spacing w:before="36" w:after="40"/>
+              <w:jc w:val="left"/>
+              <w:rPr>
+                <w:kern w:val="0"/>
+                <w:szCs w:val="24"/>
+                <w:lang w:val="en-US" w:eastAsia="en-US" w:bidi="ar-SA"/>
+              </w:rPr>
+            </w:pPr>
+            <w:r>
+              <w:rPr>
+                <w:kern w:val="0"/>
+                <w:sz w:val="18"/>
+                <w:szCs w:val="24"/>
+                <w:lang w:val="en-US" w:eastAsia="en-US" w:bidi="ar-SA"/>
+              </w:rPr>
+              <w:t>вход по паролю отключён</w:t>
+            </w:r>
+          </w:p>
+        </w:tc>
+        <w:tc>
+          <w:tcPr>
+            <w:tcW w:w="4680" w:type="dxa"/>
+            <w:tcBorders>
+              <w:top w:val="single" w:sz="4" w:space="0" w:color="D6DCEA"/>
+              <w:left w:val="single" w:sz="4" w:space="0" w:color="D6DCEA"/>
+              <w:bottom w:val="single" w:sz="4" w:space="0" w:color="D6DCEA"/>
+              <w:right w:val="single" w:sz="4" w:space="0" w:color="D6DCEA"/>
+            </w:tcBorders>
+          </w:tcPr>
+          <w:p>
+            <w:pPr>
+              <w:pStyle w:val="Compact"/>
+              <w:widowControl/>
+              <w:spacing w:before="36" w:after="40"/>
+              <w:jc w:val="left"/>
+              <w:rPr>
+                <w:kern w:val="0"/>
+                <w:szCs w:val="24"/>
+                <w:lang w:val="en-US" w:eastAsia="en-US" w:bidi="ar-SA"/>
+              </w:rPr>
+            </w:pPr>
+            <w:r>
+              <w:rPr>
+                <w:kern w:val="0"/>
+                <w:sz w:val="18"/>
+                <w:szCs w:val="24"/>
+                <w:lang w:val="en-US" w:eastAsia="en-US" w:bidi="ar-SA"/>
+              </w:rPr>
+              <w:t>Вход по паролю отключён — войдите через корпоративную учётную запись.</w:t>
+            </w:r>
+            <w:bookmarkStart w:id="13" w:name="единый-вход"/>
+            <w:bookmarkEnd w:id="13"/>
           </w:p>
         </w:tc>
       </w:tr>
@@ -6927,13 +7800,681 @@
         <w:pStyle w:val="Heading1"/>
         <w:rPr/>
       </w:pPr>
-      <w:bookmarkStart w:id="12" w:name="__RefHeading___Toc14120_1756087021"/>
-      <w:bookmarkEnd w:id="12"/>
+      <w:bookmarkStart w:id="14" w:name="__RefHeading___Toc16040_1562542824"/>
+      <w:bookmarkEnd w:id="14"/>
       <w:r>
         <w:rPr>
           <w:rStyle w:val="SectionNumber"/>
         </w:rPr>
-        <w:t>11</w:t>
+        <w:t>12</w:t>
+      </w:r>
+      <w:r>
+        <w:rPr/>
+        <w:tab/>
+        <w:t>Импорт сотрудников</w:t>
+      </w:r>
+    </w:p>
+    <w:tbl>
+      <w:tblPr>
+        <w:tblStyle w:val="Table"/>
+        <w:tblW w:w="5000" w:type="pct"/>
+        <w:jc w:val="center"/>
+        <w:tblInd w:w="0" w:type="dxa"/>
+        <w:tblLayout w:type="fixed"/>
+        <w:tblCellMar>
+          <w:top w:w="0" w:type="dxa"/>
+          <w:left w:w="108" w:type="dxa"/>
+          <w:bottom w:w="0" w:type="dxa"/>
+          <w:right w:w="108" w:type="dxa"/>
+        </w:tblCellMar>
+        <w:tblLook w:val="0020" w:noHBand="0" w:noVBand="0" w:firstColumn="0" w:lastRow="0" w:lastColumn="0" w:firstRow="1"/>
+      </w:tblPr>
+      <w:tblGrid>
+        <w:gridCol w:w="4679"/>
+        <w:gridCol w:w="4680"/>
+      </w:tblGrid>
+      <w:tr>
+        <w:trPr>
+          <w:tblHeader w:val="true"/>
+        </w:trPr>
+        <w:tc>
+          <w:tcPr>
+            <w:tcW w:w="4679" w:type="dxa"/>
+            <w:tcBorders>
+              <w:top w:val="single" w:sz="4" w:space="0" w:color="D6DCEA"/>
+              <w:left w:val="single" w:sz="4" w:space="0" w:color="D6DCEA"/>
+              <w:bottom w:val="single" w:sz="6" w:space="0" w:color="000000"/>
+              <w:right w:val="single" w:sz="4" w:space="0" w:color="D6DCEA"/>
+            </w:tcBorders>
+            <w:shd w:color="auto" w:fill="EEF2FB" w:val="clear"/>
+            <w:vAlign w:val="bottom"/>
+          </w:tcPr>
+          <w:p>
+            <w:pPr>
+              <w:pStyle w:val="Compact"/>
+              <w:widowControl/>
+              <w:spacing w:before="36" w:after="40"/>
+              <w:jc w:val="left"/>
+              <w:rPr>
+                <w:kern w:val="0"/>
+                <w:szCs w:val="24"/>
+                <w:lang w:val="en-US" w:eastAsia="en-US" w:bidi="ar-SA"/>
+              </w:rPr>
+            </w:pPr>
+            <w:r>
+              <w:rPr>
+                <w:b/>
+                <w:kern w:val="0"/>
+                <w:sz w:val="18"/>
+                <w:szCs w:val="24"/>
+                <w:lang w:val="en-US" w:eastAsia="en-US" w:bidi="ar-SA"/>
+              </w:rPr>
+              <w:t>Ситуация</w:t>
+            </w:r>
+          </w:p>
+        </w:tc>
+        <w:tc>
+          <w:tcPr>
+            <w:tcW w:w="4680" w:type="dxa"/>
+            <w:tcBorders>
+              <w:top w:val="single" w:sz="4" w:space="0" w:color="D6DCEA"/>
+              <w:left w:val="single" w:sz="4" w:space="0" w:color="D6DCEA"/>
+              <w:bottom w:val="single" w:sz="6" w:space="0" w:color="000000"/>
+              <w:right w:val="single" w:sz="4" w:space="0" w:color="D6DCEA"/>
+            </w:tcBorders>
+            <w:shd w:color="auto" w:fill="EEF2FB" w:val="clear"/>
+            <w:vAlign w:val="bottom"/>
+          </w:tcPr>
+          <w:p>
+            <w:pPr>
+              <w:pStyle w:val="Compact"/>
+              <w:widowControl/>
+              <w:spacing w:before="36" w:after="40"/>
+              <w:jc w:val="left"/>
+              <w:rPr>
+                <w:kern w:val="0"/>
+                <w:szCs w:val="24"/>
+                <w:lang w:val="en-US" w:eastAsia="en-US" w:bidi="ar-SA"/>
+              </w:rPr>
+            </w:pPr>
+            <w:r>
+              <w:rPr>
+                <w:b/>
+                <w:kern w:val="0"/>
+                <w:sz w:val="18"/>
+                <w:szCs w:val="24"/>
+                <w:lang w:val="en-US" w:eastAsia="en-US" w:bidi="ar-SA"/>
+              </w:rPr>
+              <w:t>Текст</w:t>
+            </w:r>
+          </w:p>
+        </w:tc>
+      </w:tr>
+      <w:tr>
+        <w:trPr/>
+        <w:tc>
+          <w:tcPr>
+            <w:tcW w:w="4679" w:type="dxa"/>
+            <w:tcBorders>
+              <w:top w:val="single" w:sz="4" w:space="0" w:color="D6DCEA"/>
+              <w:left w:val="single" w:sz="4" w:space="0" w:color="D6DCEA"/>
+              <w:bottom w:val="single" w:sz="4" w:space="0" w:color="D6DCEA"/>
+              <w:right w:val="single" w:sz="4" w:space="0" w:color="D6DCEA"/>
+            </w:tcBorders>
+          </w:tcPr>
+          <w:p>
+            <w:pPr>
+              <w:pStyle w:val="Compact"/>
+              <w:widowControl/>
+              <w:spacing w:before="36" w:after="40"/>
+              <w:jc w:val="left"/>
+              <w:rPr>
+                <w:kern w:val="0"/>
+                <w:szCs w:val="24"/>
+                <w:lang w:val="en-US" w:eastAsia="en-US" w:bidi="ar-SA"/>
+              </w:rPr>
+            </w:pPr>
+            <w:r>
+              <w:rPr>
+                <w:kern w:val="0"/>
+                <w:sz w:val="18"/>
+                <w:szCs w:val="24"/>
+                <w:lang w:val="en-US" w:eastAsia="en-US" w:bidi="ar-SA"/>
+              </w:rPr>
+              <w:t>Нет колонки ФИО</w:t>
+            </w:r>
+          </w:p>
+        </w:tc>
+        <w:tc>
+          <w:tcPr>
+            <w:tcW w:w="4680" w:type="dxa"/>
+            <w:tcBorders>
+              <w:top w:val="single" w:sz="4" w:space="0" w:color="D6DCEA"/>
+              <w:left w:val="single" w:sz="4" w:space="0" w:color="D6DCEA"/>
+              <w:bottom w:val="single" w:sz="4" w:space="0" w:color="D6DCEA"/>
+              <w:right w:val="single" w:sz="4" w:space="0" w:color="D6DCEA"/>
+            </w:tcBorders>
+          </w:tcPr>
+          <w:p>
+            <w:pPr>
+              <w:pStyle w:val="Compact"/>
+              <w:widowControl/>
+              <w:spacing w:before="36" w:after="40"/>
+              <w:jc w:val="left"/>
+              <w:rPr>
+                <w:kern w:val="0"/>
+                <w:szCs w:val="24"/>
+                <w:lang w:val="en-US" w:eastAsia="en-US" w:bidi="ar-SA"/>
+              </w:rPr>
+            </w:pPr>
+            <w:r>
+              <w:rPr>
+                <w:kern w:val="0"/>
+                <w:sz w:val="18"/>
+                <w:szCs w:val="24"/>
+                <w:lang w:val="en-US" w:eastAsia="en-US" w:bidi="ar-SA"/>
+              </w:rPr>
+              <w:t>Нет колонки «ФИО». Ожидаемые колонки: ФИО, Логин, Должность, Отдел, Руководитель, Норма дней, Перенос, Тип занятости, Email</w:t>
+            </w:r>
+          </w:p>
+        </w:tc>
+      </w:tr>
+      <w:tr>
+        <w:trPr/>
+        <w:tc>
+          <w:tcPr>
+            <w:tcW w:w="4679" w:type="dxa"/>
+            <w:tcBorders>
+              <w:top w:val="single" w:sz="4" w:space="0" w:color="D6DCEA"/>
+              <w:left w:val="single" w:sz="4" w:space="0" w:color="D6DCEA"/>
+              <w:bottom w:val="single" w:sz="4" w:space="0" w:color="D6DCEA"/>
+              <w:right w:val="single" w:sz="4" w:space="0" w:color="D6DCEA"/>
+            </w:tcBorders>
+          </w:tcPr>
+          <w:p>
+            <w:pPr>
+              <w:pStyle w:val="Compact"/>
+              <w:widowControl/>
+              <w:spacing w:before="36" w:after="40"/>
+              <w:jc w:val="left"/>
+              <w:rPr>
+                <w:kern w:val="0"/>
+                <w:szCs w:val="24"/>
+                <w:lang w:val="en-US" w:eastAsia="en-US" w:bidi="ar-SA"/>
+              </w:rPr>
+            </w:pPr>
+            <w:r>
+              <w:rPr>
+                <w:kern w:val="0"/>
+                <w:sz w:val="18"/>
+                <w:szCs w:val="24"/>
+                <w:lang w:val="en-US" w:eastAsia="en-US" w:bidi="ar-SA"/>
+              </w:rPr>
+              <w:t>ФИО из одного слова</w:t>
+            </w:r>
+          </w:p>
+        </w:tc>
+        <w:tc>
+          <w:tcPr>
+            <w:tcW w:w="4680" w:type="dxa"/>
+            <w:tcBorders>
+              <w:top w:val="single" w:sz="4" w:space="0" w:color="D6DCEA"/>
+              <w:left w:val="single" w:sz="4" w:space="0" w:color="D6DCEA"/>
+              <w:bottom w:val="single" w:sz="4" w:space="0" w:color="D6DCEA"/>
+              <w:right w:val="single" w:sz="4" w:space="0" w:color="D6DCEA"/>
+            </w:tcBorders>
+          </w:tcPr>
+          <w:p>
+            <w:pPr>
+              <w:pStyle w:val="Compact"/>
+              <w:widowControl/>
+              <w:spacing w:before="36" w:after="40"/>
+              <w:jc w:val="left"/>
+              <w:rPr>
+                <w:kern w:val="0"/>
+                <w:szCs w:val="24"/>
+                <w:lang w:val="en-US" w:eastAsia="en-US" w:bidi="ar-SA"/>
+              </w:rPr>
+            </w:pPr>
+            <w:r>
+              <w:rPr>
+                <w:kern w:val="0"/>
+                <w:sz w:val="18"/>
+                <w:szCs w:val="24"/>
+                <w:lang w:val="en-US" w:eastAsia="en-US" w:bidi="ar-SA"/>
+              </w:rPr>
+              <w:t>ФИО: укажите фамилию и имя</w:t>
+            </w:r>
+          </w:p>
+        </w:tc>
+      </w:tr>
+      <w:tr>
+        <w:trPr/>
+        <w:tc>
+          <w:tcPr>
+            <w:tcW w:w="4679" w:type="dxa"/>
+            <w:tcBorders>
+              <w:top w:val="single" w:sz="4" w:space="0" w:color="D6DCEA"/>
+              <w:left w:val="single" w:sz="4" w:space="0" w:color="D6DCEA"/>
+              <w:bottom w:val="single" w:sz="4" w:space="0" w:color="D6DCEA"/>
+              <w:right w:val="single" w:sz="4" w:space="0" w:color="D6DCEA"/>
+            </w:tcBorders>
+          </w:tcPr>
+          <w:p>
+            <w:pPr>
+              <w:pStyle w:val="Compact"/>
+              <w:widowControl/>
+              <w:spacing w:before="36" w:after="40"/>
+              <w:jc w:val="left"/>
+              <w:rPr>
+                <w:kern w:val="0"/>
+                <w:szCs w:val="24"/>
+                <w:lang w:val="en-US" w:eastAsia="en-US" w:bidi="ar-SA"/>
+              </w:rPr>
+            </w:pPr>
+            <w:r>
+              <w:rPr>
+                <w:kern w:val="0"/>
+                <w:sz w:val="18"/>
+                <w:szCs w:val="24"/>
+                <w:lang w:val="en-US" w:eastAsia="en-US" w:bidi="ar-SA"/>
+              </w:rPr>
+              <w:t>Число</w:t>
+            </w:r>
+          </w:p>
+        </w:tc>
+        <w:tc>
+          <w:tcPr>
+            <w:tcW w:w="4680" w:type="dxa"/>
+            <w:tcBorders>
+              <w:top w:val="single" w:sz="4" w:space="0" w:color="D6DCEA"/>
+              <w:left w:val="single" w:sz="4" w:space="0" w:color="D6DCEA"/>
+              <w:bottom w:val="single" w:sz="4" w:space="0" w:color="D6DCEA"/>
+              <w:right w:val="single" w:sz="4" w:space="0" w:color="D6DCEA"/>
+            </w:tcBorders>
+          </w:tcPr>
+          <w:p>
+            <w:pPr>
+              <w:pStyle w:val="Compact"/>
+              <w:widowControl/>
+              <w:spacing w:before="36" w:after="40"/>
+              <w:jc w:val="left"/>
+              <w:rPr>
+                <w:kern w:val="0"/>
+                <w:szCs w:val="24"/>
+                <w:lang w:val="en-US" w:eastAsia="en-US" w:bidi="ar-SA"/>
+              </w:rPr>
+            </w:pPr>
+            <w:r>
+              <w:rPr>
+                <w:kern w:val="0"/>
+                <w:sz w:val="18"/>
+                <w:szCs w:val="24"/>
+                <w:lang w:val="en-US" w:eastAsia="en-US" w:bidi="ar-SA"/>
+              </w:rPr>
+              <w:t>Норма дней: «{значение}» — нужно число от 0 до 365</w:t>
+            </w:r>
+          </w:p>
+        </w:tc>
+      </w:tr>
+      <w:tr>
+        <w:trPr/>
+        <w:tc>
+          <w:tcPr>
+            <w:tcW w:w="4679" w:type="dxa"/>
+            <w:tcBorders>
+              <w:top w:val="single" w:sz="4" w:space="0" w:color="D6DCEA"/>
+              <w:left w:val="single" w:sz="4" w:space="0" w:color="D6DCEA"/>
+              <w:bottom w:val="single" w:sz="4" w:space="0" w:color="D6DCEA"/>
+              <w:right w:val="single" w:sz="4" w:space="0" w:color="D6DCEA"/>
+            </w:tcBorders>
+          </w:tcPr>
+          <w:p>
+            <w:pPr>
+              <w:pStyle w:val="Compact"/>
+              <w:widowControl/>
+              <w:spacing w:before="36" w:after="40"/>
+              <w:jc w:val="left"/>
+              <w:rPr>
+                <w:kern w:val="0"/>
+                <w:szCs w:val="24"/>
+                <w:lang w:val="en-US" w:eastAsia="en-US" w:bidi="ar-SA"/>
+              </w:rPr>
+            </w:pPr>
+            <w:r>
+              <w:rPr>
+                <w:kern w:val="0"/>
+                <w:sz w:val="18"/>
+                <w:szCs w:val="24"/>
+                <w:lang w:val="en-US" w:eastAsia="en-US" w:bidi="ar-SA"/>
+              </w:rPr>
+              <w:t>Тип занятости</w:t>
+            </w:r>
+          </w:p>
+        </w:tc>
+        <w:tc>
+          <w:tcPr>
+            <w:tcW w:w="4680" w:type="dxa"/>
+            <w:tcBorders>
+              <w:top w:val="single" w:sz="4" w:space="0" w:color="D6DCEA"/>
+              <w:left w:val="single" w:sz="4" w:space="0" w:color="D6DCEA"/>
+              <w:bottom w:val="single" w:sz="4" w:space="0" w:color="D6DCEA"/>
+              <w:right w:val="single" w:sz="4" w:space="0" w:color="D6DCEA"/>
+            </w:tcBorders>
+          </w:tcPr>
+          <w:p>
+            <w:pPr>
+              <w:pStyle w:val="Compact"/>
+              <w:widowControl/>
+              <w:spacing w:before="36" w:after="40"/>
+              <w:jc w:val="left"/>
+              <w:rPr>
+                <w:kern w:val="0"/>
+                <w:szCs w:val="24"/>
+                <w:lang w:val="en-US" w:eastAsia="en-US" w:bidi="ar-SA"/>
+              </w:rPr>
+            </w:pPr>
+            <w:r>
+              <w:rPr>
+                <w:kern w:val="0"/>
+                <w:sz w:val="18"/>
+                <w:szCs w:val="24"/>
+                <w:lang w:val="en-US" w:eastAsia="en-US" w:bidi="ar-SA"/>
+              </w:rPr>
+              <w:t>Тип занятости: «{значение}» — укажите «штат» или «ИП/самозанятый»</w:t>
+            </w:r>
+          </w:p>
+        </w:tc>
+      </w:tr>
+      <w:tr>
+        <w:trPr/>
+        <w:tc>
+          <w:tcPr>
+            <w:tcW w:w="4679" w:type="dxa"/>
+            <w:tcBorders>
+              <w:top w:val="single" w:sz="4" w:space="0" w:color="D6DCEA"/>
+              <w:left w:val="single" w:sz="4" w:space="0" w:color="D6DCEA"/>
+              <w:bottom w:val="single" w:sz="4" w:space="0" w:color="D6DCEA"/>
+              <w:right w:val="single" w:sz="4" w:space="0" w:color="D6DCEA"/>
+            </w:tcBorders>
+          </w:tcPr>
+          <w:p>
+            <w:pPr>
+              <w:pStyle w:val="Compact"/>
+              <w:widowControl/>
+              <w:spacing w:before="36" w:after="40"/>
+              <w:jc w:val="left"/>
+              <w:rPr>
+                <w:kern w:val="0"/>
+                <w:szCs w:val="24"/>
+                <w:lang w:val="en-US" w:eastAsia="en-US" w:bidi="ar-SA"/>
+              </w:rPr>
+            </w:pPr>
+            <w:r>
+              <w:rPr>
+                <w:kern w:val="0"/>
+                <w:sz w:val="18"/>
+                <w:szCs w:val="24"/>
+                <w:lang w:val="en-US" w:eastAsia="en-US" w:bidi="ar-SA"/>
+              </w:rPr>
+              <w:t>Руководитель</w:t>
+            </w:r>
+          </w:p>
+        </w:tc>
+        <w:tc>
+          <w:tcPr>
+            <w:tcW w:w="4680" w:type="dxa"/>
+            <w:tcBorders>
+              <w:top w:val="single" w:sz="4" w:space="0" w:color="D6DCEA"/>
+              <w:left w:val="single" w:sz="4" w:space="0" w:color="D6DCEA"/>
+              <w:bottom w:val="single" w:sz="4" w:space="0" w:color="D6DCEA"/>
+              <w:right w:val="single" w:sz="4" w:space="0" w:color="D6DCEA"/>
+            </w:tcBorders>
+          </w:tcPr>
+          <w:p>
+            <w:pPr>
+              <w:pStyle w:val="Compact"/>
+              <w:widowControl/>
+              <w:spacing w:before="36" w:after="40"/>
+              <w:jc w:val="left"/>
+              <w:rPr>
+                <w:kern w:val="0"/>
+                <w:szCs w:val="24"/>
+                <w:lang w:val="en-US" w:eastAsia="en-US" w:bidi="ar-SA"/>
+              </w:rPr>
+            </w:pPr>
+            <w:r>
+              <w:rPr>
+                <w:kern w:val="0"/>
+                <w:sz w:val="18"/>
+                <w:szCs w:val="24"/>
+                <w:lang w:val="en-US" w:eastAsia="en-US" w:bidi="ar-SA"/>
+              </w:rPr>
+              <w:t>Руководитель «{значение}» не найден · несколько совпадений — укажите логин</w:t>
+            </w:r>
+          </w:p>
+        </w:tc>
+      </w:tr>
+      <w:tr>
+        <w:trPr/>
+        <w:tc>
+          <w:tcPr>
+            <w:tcW w:w="4679" w:type="dxa"/>
+            <w:tcBorders>
+              <w:top w:val="single" w:sz="4" w:space="0" w:color="D6DCEA"/>
+              <w:left w:val="single" w:sz="4" w:space="0" w:color="D6DCEA"/>
+              <w:bottom w:val="single" w:sz="4" w:space="0" w:color="D6DCEA"/>
+              <w:right w:val="single" w:sz="4" w:space="0" w:color="D6DCEA"/>
+            </w:tcBorders>
+          </w:tcPr>
+          <w:p>
+            <w:pPr>
+              <w:pStyle w:val="Compact"/>
+              <w:widowControl/>
+              <w:spacing w:before="36" w:after="40"/>
+              <w:jc w:val="left"/>
+              <w:rPr>
+                <w:kern w:val="0"/>
+                <w:szCs w:val="24"/>
+                <w:lang w:val="en-US" w:eastAsia="en-US" w:bidi="ar-SA"/>
+              </w:rPr>
+            </w:pPr>
+            <w:r>
+              <w:rPr>
+                <w:kern w:val="0"/>
+                <w:sz w:val="18"/>
+                <w:szCs w:val="24"/>
+                <w:lang w:val="en-US" w:eastAsia="en-US" w:bidi="ar-SA"/>
+              </w:rPr>
+              <w:t>Дубли</w:t>
+            </w:r>
+          </w:p>
+        </w:tc>
+        <w:tc>
+          <w:tcPr>
+            <w:tcW w:w="4680" w:type="dxa"/>
+            <w:tcBorders>
+              <w:top w:val="single" w:sz="4" w:space="0" w:color="D6DCEA"/>
+              <w:left w:val="single" w:sz="4" w:space="0" w:color="D6DCEA"/>
+              <w:bottom w:val="single" w:sz="4" w:space="0" w:color="D6DCEA"/>
+              <w:right w:val="single" w:sz="4" w:space="0" w:color="D6DCEA"/>
+            </w:tcBorders>
+          </w:tcPr>
+          <w:p>
+            <w:pPr>
+              <w:pStyle w:val="Compact"/>
+              <w:widowControl/>
+              <w:spacing w:before="36" w:after="40"/>
+              <w:jc w:val="left"/>
+              <w:rPr>
+                <w:kern w:val="0"/>
+                <w:szCs w:val="24"/>
+                <w:lang w:val="en-US" w:eastAsia="en-US" w:bidi="ar-SA"/>
+              </w:rPr>
+            </w:pPr>
+            <w:r>
+              <w:rPr>
+                <w:kern w:val="0"/>
+                <w:sz w:val="18"/>
+                <w:szCs w:val="24"/>
+                <w:lang w:val="en-US" w:eastAsia="en-US" w:bidi="ar-SA"/>
+              </w:rPr>
+              <w:t>Логин «{логин}» повторяется в файле · Несколько сотрудников с таким ФИО — укажите логин</w:t>
+            </w:r>
+          </w:p>
+        </w:tc>
+      </w:tr>
+      <w:tr>
+        <w:trPr/>
+        <w:tc>
+          <w:tcPr>
+            <w:tcW w:w="4679" w:type="dxa"/>
+            <w:tcBorders>
+              <w:top w:val="single" w:sz="4" w:space="0" w:color="D6DCEA"/>
+              <w:left w:val="single" w:sz="4" w:space="0" w:color="D6DCEA"/>
+              <w:bottom w:val="single" w:sz="4" w:space="0" w:color="D6DCEA"/>
+              <w:right w:val="single" w:sz="4" w:space="0" w:color="D6DCEA"/>
+            </w:tcBorders>
+          </w:tcPr>
+          <w:p>
+            <w:pPr>
+              <w:pStyle w:val="Compact"/>
+              <w:widowControl/>
+              <w:spacing w:before="36" w:after="40"/>
+              <w:jc w:val="left"/>
+              <w:rPr>
+                <w:kern w:val="0"/>
+                <w:szCs w:val="24"/>
+                <w:lang w:val="en-US" w:eastAsia="en-US" w:bidi="ar-SA"/>
+              </w:rPr>
+            </w:pPr>
+            <w:r>
+              <w:rPr>
+                <w:kern w:val="0"/>
+                <w:sz w:val="18"/>
+                <w:szCs w:val="24"/>
+                <w:lang w:val="en-US" w:eastAsia="en-US" w:bidi="ar-SA"/>
+              </w:rPr>
+              <w:t>Применение с ошибками</w:t>
+            </w:r>
+          </w:p>
+        </w:tc>
+        <w:tc>
+          <w:tcPr>
+            <w:tcW w:w="4680" w:type="dxa"/>
+            <w:tcBorders>
+              <w:top w:val="single" w:sz="4" w:space="0" w:color="D6DCEA"/>
+              <w:left w:val="single" w:sz="4" w:space="0" w:color="D6DCEA"/>
+              <w:bottom w:val="single" w:sz="4" w:space="0" w:color="D6DCEA"/>
+              <w:right w:val="single" w:sz="4" w:space="0" w:color="D6DCEA"/>
+            </w:tcBorders>
+          </w:tcPr>
+          <w:p>
+            <w:pPr>
+              <w:pStyle w:val="Compact"/>
+              <w:widowControl/>
+              <w:spacing w:before="36" w:after="40"/>
+              <w:jc w:val="left"/>
+              <w:rPr>
+                <w:kern w:val="0"/>
+                <w:szCs w:val="24"/>
+                <w:lang w:val="en-US" w:eastAsia="en-US" w:bidi="ar-SA"/>
+              </w:rPr>
+            </w:pPr>
+            <w:r>
+              <w:rPr>
+                <w:kern w:val="0"/>
+                <w:sz w:val="18"/>
+                <w:szCs w:val="24"/>
+                <w:lang w:val="en-US" w:eastAsia="en-US" w:bidi="ar-SA"/>
+              </w:rPr>
+              <w:t>Исправьте ошибки в строках {N, …} и загрузите файл снова</w:t>
+            </w:r>
+          </w:p>
+        </w:tc>
+      </w:tr>
+      <w:tr>
+        <w:trPr/>
+        <w:tc>
+          <w:tcPr>
+            <w:tcW w:w="4679" w:type="dxa"/>
+            <w:tcBorders>
+              <w:top w:val="single" w:sz="4" w:space="0" w:color="D6DCEA"/>
+              <w:left w:val="single" w:sz="4" w:space="0" w:color="D6DCEA"/>
+              <w:bottom w:val="single" w:sz="4" w:space="0" w:color="D6DCEA"/>
+              <w:right w:val="single" w:sz="4" w:space="0" w:color="D6DCEA"/>
+            </w:tcBorders>
+          </w:tcPr>
+          <w:p>
+            <w:pPr>
+              <w:pStyle w:val="Compact"/>
+              <w:widowControl/>
+              <w:spacing w:before="36" w:after="40"/>
+              <w:jc w:val="left"/>
+              <w:rPr>
+                <w:kern w:val="0"/>
+                <w:szCs w:val="24"/>
+                <w:lang w:val="en-US" w:eastAsia="en-US" w:bidi="ar-SA"/>
+              </w:rPr>
+            </w:pPr>
+            <w:r>
+              <w:rPr>
+                <w:kern w:val="0"/>
+                <w:sz w:val="18"/>
+                <w:szCs w:val="24"/>
+                <w:lang w:val="en-US" w:eastAsia="en-US" w:bidi="ar-SA"/>
+              </w:rPr>
+              <w:t>Пароли новых</w:t>
+            </w:r>
+          </w:p>
+        </w:tc>
+        <w:tc>
+          <w:tcPr>
+            <w:tcW w:w="4680" w:type="dxa"/>
+            <w:tcBorders>
+              <w:top w:val="single" w:sz="4" w:space="0" w:color="D6DCEA"/>
+              <w:left w:val="single" w:sz="4" w:space="0" w:color="D6DCEA"/>
+              <w:bottom w:val="single" w:sz="4" w:space="0" w:color="D6DCEA"/>
+              <w:right w:val="single" w:sz="4" w:space="0" w:color="D6DCEA"/>
+            </w:tcBorders>
+          </w:tcPr>
+          <w:p>
+            <w:pPr>
+              <w:pStyle w:val="Compact"/>
+              <w:widowControl/>
+              <w:spacing w:before="36" w:after="40"/>
+              <w:jc w:val="left"/>
+              <w:rPr>
+                <w:kern w:val="0"/>
+                <w:szCs w:val="24"/>
+                <w:lang w:val="en-US" w:eastAsia="en-US" w:bidi="ar-SA"/>
+              </w:rPr>
+            </w:pPr>
+            <w:r>
+              <w:rPr>
+                <w:kern w:val="0"/>
+                <w:sz w:val="18"/>
+                <w:szCs w:val="24"/>
+                <w:lang w:val="en-US" w:eastAsia="en-US" w:bidi="ar-SA"/>
+              </w:rPr>
+              <w:t>Одноразовые пароли новых сотрудников показываются только сейчас. Передайте их лично; при первом входе сотрудник сменит пароль.</w:t>
+            </w:r>
+          </w:p>
+        </w:tc>
+      </w:tr>
+    </w:tbl>
+    <w:p>
+      <w:pPr>
+        <w:pStyle w:val="Heading1"/>
+        <w:rPr/>
+      </w:pPr>
+      <w:bookmarkStart w:id="15" w:name="__RefHeading___Toc16042_1562542824"/>
+      <w:bookmarkEnd w:id="15"/>
+      <w:r>
+        <w:rPr>
+          <w:rStyle w:val="SectionNumber"/>
+        </w:rPr>
+        <w:t>13</w:t>
       </w:r>
       <w:r>
         <w:rPr/>
@@ -6996,7 +8537,7 @@
         <w:color w:val="8A92A6"/>
         <w:sz w:val="16"/>
       </w:rPr>
-      <w:t xml:space="preserve">Планировщик отпусков 0.3.0 · Тексты интерфейса · стр. </w:t>
+      <w:t xml:space="preserve">Планировщик отпусков 0.4.0 · Тексты интерфейса · стр. </w:t>
     </w:r>
     <w:r>
       <w:rPr/>
@@ -7012,7 +8553,7 @@
     </w:r>
     <w:r>
       <w:rPr/>
-      <w:t>13</w:t>
+      <w:t>15</w:t>
     </w:r>
     <w:r>
       <w:rPr/>
@@ -7035,7 +8576,7 @@
         <w:color w:val="8A92A6"/>
         <w:sz w:val="16"/>
       </w:rPr>
-      <w:t xml:space="preserve">Планировщик отпусков 0.3.0 · Тексты интерфейса · стр. </w:t>
+      <w:t xml:space="preserve">Планировщик отпусков 0.4.0 · Тексты интерфейса · стр. </w:t>
     </w:r>
     <w:r>
       <w:rPr/>
@@ -7051,7 +8592,7 @@
     </w:r>
     <w:r>
       <w:rPr/>
-      <w:t>13</w:t>
+      <w:t>15</w:t>
     </w:r>
     <w:r>
       <w:rPr/>

--- a/docs/docx/05-messages.docx
+++ b/docs/docx/05-messages.docx
@@ -23,7 +23,7 @@
       </w:pPr>
       <w:r>
         <w:rPr/>
-        <w:t>Планировщик отпусков 0.4.0 · Сообщения, ошибки и уведомления</w:t>
+        <w:t>Планировщик отпусков 0.5.0 · Сообщения, ошибки и уведомления</w:t>
       </w:r>
     </w:p>
     <w:p>
@@ -93,7 +93,7 @@
             </w:rPr>
             <w:fldChar w:fldCharType="separate"/>
           </w:r>
-          <w:hyperlink w:anchor="__RefHeading___Toc16018_1562542824">
+          <w:hyperlink w:anchor="__RefHeading___Toc17528_2275915807">
             <w:r>
               <w:rPr>
                 <w:webHidden/>
@@ -114,7 +114,7 @@
             </w:tabs>
             <w:rPr/>
           </w:pPr>
-          <w:hyperlink w:anchor="__RefHeading___Toc16020_1562542824">
+          <w:hyperlink w:anchor="__RefHeading___Toc17530_2275915807">
             <w:r>
               <w:rPr>
                 <w:webHidden/>
@@ -135,7 +135,7 @@
             </w:tabs>
             <w:rPr/>
           </w:pPr>
-          <w:hyperlink w:anchor="__RefHeading___Toc16022_1562542824">
+          <w:hyperlink w:anchor="__RefHeading___Toc17532_2275915807">
             <w:r>
               <w:rPr>
                 <w:webHidden/>
@@ -156,7 +156,7 @@
             </w:tabs>
             <w:rPr/>
           </w:pPr>
-          <w:hyperlink w:anchor="__RefHeading___Toc16024_1562542824">
+          <w:hyperlink w:anchor="__RefHeading___Toc17534_2275915807">
             <w:r>
               <w:rPr>
                 <w:webHidden/>
@@ -177,7 +177,7 @@
             </w:tabs>
             <w:rPr/>
           </w:pPr>
-          <w:hyperlink w:anchor="__RefHeading___Toc16026_1562542824">
+          <w:hyperlink w:anchor="__RefHeading___Toc17536_2275915807">
             <w:r>
               <w:rPr>
                 <w:webHidden/>
@@ -198,7 +198,7 @@
             </w:tabs>
             <w:rPr/>
           </w:pPr>
-          <w:hyperlink w:anchor="__RefHeading___Toc16028_1562542824">
+          <w:hyperlink w:anchor="__RefHeading___Toc17538_2275915807">
             <w:r>
               <w:rPr>
                 <w:webHidden/>
@@ -219,7 +219,7 @@
             </w:tabs>
             <w:rPr/>
           </w:pPr>
-          <w:hyperlink w:anchor="__RefHeading___Toc16030_1562542824">
+          <w:hyperlink w:anchor="__RefHeading___Toc17540_2275915807">
             <w:r>
               <w:rPr>
                 <w:webHidden/>
@@ -240,7 +240,7 @@
             </w:tabs>
             <w:rPr/>
           </w:pPr>
-          <w:hyperlink w:anchor="__RefHeading___Toc16032_1562542824">
+          <w:hyperlink w:anchor="__RefHeading___Toc17542_2275915807">
             <w:r>
               <w:rPr>
                 <w:webHidden/>
@@ -261,7 +261,7 @@
             </w:tabs>
             <w:rPr/>
           </w:pPr>
-          <w:hyperlink w:anchor="__RefHeading___Toc16034_1562542824">
+          <w:hyperlink w:anchor="__RefHeading___Toc17544_2275915807">
             <w:r>
               <w:rPr>
                 <w:webHidden/>
@@ -282,7 +282,7 @@
             </w:tabs>
             <w:rPr/>
           </w:pPr>
-          <w:hyperlink w:anchor="__RefHeading___Toc16036_1562542824">
+          <w:hyperlink w:anchor="__RefHeading___Toc17546_2275915807">
             <w:r>
               <w:rPr>
                 <w:webHidden/>
@@ -303,7 +303,7 @@
             </w:tabs>
             <w:rPr/>
           </w:pPr>
-          <w:hyperlink w:anchor="__RefHeading___Toc16038_1562542824">
+          <w:hyperlink w:anchor="__RefHeading___Toc17548_2275915807">
             <w:r>
               <w:rPr>
                 <w:webHidden/>
@@ -324,7 +324,7 @@
             </w:tabs>
             <w:rPr/>
           </w:pPr>
-          <w:hyperlink w:anchor="__RefHeading___Toc16040_1562542824">
+          <w:hyperlink w:anchor="__RefHeading___Toc17550_2275915807">
             <w:r>
               <w:rPr>
                 <w:webHidden/>
@@ -345,7 +345,7 @@
             </w:tabs>
             <w:rPr/>
           </w:pPr>
-          <w:hyperlink w:anchor="__RefHeading___Toc16042_1562542824">
+          <w:hyperlink w:anchor="__RefHeading___Toc17552_2275915807">
             <w:r>
               <w:rPr>
                 <w:webHidden/>
@@ -370,7 +370,7 @@
         <w:pStyle w:val="Heading1"/>
         <w:rPr/>
       </w:pPr>
-      <w:bookmarkStart w:id="0" w:name="__RefHeading___Toc16018_1562542824"/>
+      <w:bookmarkStart w:id="0" w:name="__RefHeading___Toc17528_2275915807"/>
       <w:bookmarkEnd w:id="0"/>
       <w:r>
         <w:rPr>
@@ -391,7 +391,7 @@
       </w:pPr>
       <w:r>
         <w:rPr/>
-        <w:t>Документ — единый справочник текстов «Планировщика отпусков»: правила написания, сообщения интерфейса, уведомления и заголовки ошибок API. Тексты приведены в том виде, в каком они реализованы в версии 0.3.0; изменение текста в коде сопровождается правкой этого документа в том же PR.</w:t>
+        <w:t>Документ — единый справочник текстов «Планировщика отпусков»: правила написания, сообщения интерфейса, уведомления и заголовки ошибок API. Тексты приведены в том виде, в каком они реализованы в версии 0.5.0; изменение текста в коде сопровождается правкой этого документа в том же PR.</w:t>
       </w:r>
     </w:p>
     <w:tbl>
@@ -816,7 +816,7 @@
         <w:pStyle w:val="Heading1"/>
         <w:rPr/>
       </w:pPr>
-      <w:bookmarkStart w:id="2" w:name="__RefHeading___Toc16020_1562542824"/>
+      <w:bookmarkStart w:id="2" w:name="__RefHeading___Toc17530_2275915807"/>
       <w:bookmarkEnd w:id="2"/>
       <w:r>
         <w:rPr>
@@ -933,7 +933,7 @@
         <w:pStyle w:val="Heading1"/>
         <w:rPr/>
       </w:pPr>
-      <w:bookmarkStart w:id="3" w:name="__RefHeading___Toc16022_1562542824"/>
+      <w:bookmarkStart w:id="3" w:name="__RefHeading___Toc17532_2275915807"/>
       <w:bookmarkEnd w:id="3"/>
       <w:r>
         <w:rPr>
@@ -1316,6 +1316,232 @@
               </w:rPr>
               <w:t>Новый пароль и подтверждение не совпадают</w:t>
             </w:r>
+          </w:p>
+        </w:tc>
+      </w:tr>
+      <w:tr>
+        <w:trPr/>
+        <w:tc>
+          <w:tcPr>
+            <w:tcW w:w="4679" w:type="dxa"/>
+            <w:tcBorders>
+              <w:top w:val="single" w:sz="4" w:space="0" w:color="D6DCEA"/>
+              <w:left w:val="single" w:sz="4" w:space="0" w:color="D6DCEA"/>
+              <w:bottom w:val="single" w:sz="4" w:space="0" w:color="D6DCEA"/>
+              <w:right w:val="single" w:sz="4" w:space="0" w:color="D6DCEA"/>
+            </w:tcBorders>
+          </w:tcPr>
+          <w:p>
+            <w:pPr>
+              <w:pStyle w:val="Compact"/>
+              <w:widowControl/>
+              <w:spacing w:before="36" w:after="40"/>
+              <w:jc w:val="left"/>
+              <w:rPr>
+                <w:kern w:val="0"/>
+                <w:szCs w:val="24"/>
+                <w:lang w:val="en-US" w:eastAsia="en-US" w:bidi="ar-SA"/>
+              </w:rPr>
+            </w:pPr>
+            <w:r>
+              <w:rPr>
+                <w:kern w:val="0"/>
+                <w:sz w:val="18"/>
+                <w:szCs w:val="24"/>
+                <w:lang w:val="en-US" w:eastAsia="en-US" w:bidi="ar-SA"/>
+              </w:rPr>
+              <w:t xml:space="preserve">Сеанс потерян: пароль сменён, учётная запись отключена или refresh истёк (экран входа, </w:t>
+            </w:r>
+            <w:r>
+              <w:rPr>
+                <w:rStyle w:val="VerbatimChar"/>
+                <w:kern w:val="0"/>
+                <w:sz w:val="18"/>
+                <w:szCs w:val="24"/>
+                <w:lang w:val="en-US" w:eastAsia="en-US" w:bidi="ar-SA"/>
+              </w:rPr>
+              <w:t>?ended=1</w:t>
+            </w:r>
+            <w:r>
+              <w:rPr>
+                <w:kern w:val="0"/>
+                <w:sz w:val="18"/>
+                <w:szCs w:val="24"/>
+                <w:lang w:val="en-US" w:eastAsia="en-US" w:bidi="ar-SA"/>
+              </w:rPr>
+              <w:t>)</w:t>
+            </w:r>
+          </w:p>
+        </w:tc>
+        <w:tc>
+          <w:tcPr>
+            <w:tcW w:w="4680" w:type="dxa"/>
+            <w:tcBorders>
+              <w:top w:val="single" w:sz="4" w:space="0" w:color="D6DCEA"/>
+              <w:left w:val="single" w:sz="4" w:space="0" w:color="D6DCEA"/>
+              <w:bottom w:val="single" w:sz="4" w:space="0" w:color="D6DCEA"/>
+              <w:right w:val="single" w:sz="4" w:space="0" w:color="D6DCEA"/>
+            </w:tcBorders>
+          </w:tcPr>
+          <w:p>
+            <w:pPr>
+              <w:pStyle w:val="Compact"/>
+              <w:widowControl/>
+              <w:spacing w:before="36" w:after="40"/>
+              <w:jc w:val="left"/>
+              <w:rPr>
+                <w:kern w:val="0"/>
+                <w:szCs w:val="24"/>
+                <w:lang w:val="en-US" w:eastAsia="en-US" w:bidi="ar-SA"/>
+              </w:rPr>
+            </w:pPr>
+            <w:r>
+              <w:rPr>
+                <w:kern w:val="0"/>
+                <w:sz w:val="18"/>
+                <w:szCs w:val="24"/>
+                <w:lang w:val="en-US" w:eastAsia="en-US" w:bidi="ar-SA"/>
+              </w:rPr>
+              <w:t>Сеанс завершён: пароль изменён, учётная запись отключена или вы долго не входили. Войдите снова.</w:t>
+            </w:r>
+          </w:p>
+        </w:tc>
+      </w:tr>
+      <w:tr>
+        <w:trPr/>
+        <w:tc>
+          <w:tcPr>
+            <w:tcW w:w="4679" w:type="dxa"/>
+            <w:tcBorders>
+              <w:top w:val="single" w:sz="4" w:space="0" w:color="D6DCEA"/>
+              <w:left w:val="single" w:sz="4" w:space="0" w:color="D6DCEA"/>
+              <w:bottom w:val="single" w:sz="4" w:space="0" w:color="D6DCEA"/>
+              <w:right w:val="single" w:sz="4" w:space="0" w:color="D6DCEA"/>
+            </w:tcBorders>
+          </w:tcPr>
+          <w:p>
+            <w:pPr>
+              <w:pStyle w:val="Compact"/>
+              <w:widowControl/>
+              <w:spacing w:before="36" w:after="40"/>
+              <w:jc w:val="left"/>
+              <w:rPr>
+                <w:kern w:val="0"/>
+                <w:szCs w:val="24"/>
+                <w:lang w:val="en-US" w:eastAsia="en-US" w:bidi="ar-SA"/>
+              </w:rPr>
+            </w:pPr>
+            <w:r>
+              <w:rPr>
+                <w:kern w:val="0"/>
+                <w:sz w:val="18"/>
+                <w:szCs w:val="24"/>
+                <w:lang w:val="en-US" w:eastAsia="en-US" w:bidi="ar-SA"/>
+              </w:rPr>
+              <w:t>Сервер недоступен при входе (нет ответа)</w:t>
+            </w:r>
+          </w:p>
+        </w:tc>
+        <w:tc>
+          <w:tcPr>
+            <w:tcW w:w="4680" w:type="dxa"/>
+            <w:tcBorders>
+              <w:top w:val="single" w:sz="4" w:space="0" w:color="D6DCEA"/>
+              <w:left w:val="single" w:sz="4" w:space="0" w:color="D6DCEA"/>
+              <w:bottom w:val="single" w:sz="4" w:space="0" w:color="D6DCEA"/>
+              <w:right w:val="single" w:sz="4" w:space="0" w:color="D6DCEA"/>
+            </w:tcBorders>
+          </w:tcPr>
+          <w:p>
+            <w:pPr>
+              <w:pStyle w:val="Compact"/>
+              <w:widowControl/>
+              <w:spacing w:before="36" w:after="40"/>
+              <w:jc w:val="left"/>
+              <w:rPr>
+                <w:kern w:val="0"/>
+                <w:szCs w:val="24"/>
+                <w:lang w:val="en-US" w:eastAsia="en-US" w:bidi="ar-SA"/>
+              </w:rPr>
+            </w:pPr>
+            <w:r>
+              <w:rPr>
+                <w:kern w:val="0"/>
+                <w:sz w:val="18"/>
+                <w:szCs w:val="24"/>
+                <w:lang w:val="en-US" w:eastAsia="en-US" w:bidi="ar-SA"/>
+              </w:rPr>
+              <w:t>Нет связи с сервером. Проверьте подключение и попробуйте снова.</w:t>
+            </w:r>
+          </w:p>
+        </w:tc>
+      </w:tr>
+      <w:tr>
+        <w:trPr/>
+        <w:tc>
+          <w:tcPr>
+            <w:tcW w:w="4679" w:type="dxa"/>
+            <w:tcBorders>
+              <w:top w:val="single" w:sz="4" w:space="0" w:color="D6DCEA"/>
+              <w:left w:val="single" w:sz="4" w:space="0" w:color="D6DCEA"/>
+              <w:bottom w:val="single" w:sz="4" w:space="0" w:color="D6DCEA"/>
+              <w:right w:val="single" w:sz="4" w:space="0" w:color="D6DCEA"/>
+            </w:tcBorders>
+          </w:tcPr>
+          <w:p>
+            <w:pPr>
+              <w:pStyle w:val="Compact"/>
+              <w:widowControl/>
+              <w:spacing w:before="36" w:after="40"/>
+              <w:jc w:val="left"/>
+              <w:rPr>
+                <w:kern w:val="0"/>
+                <w:szCs w:val="24"/>
+                <w:lang w:val="en-US" w:eastAsia="en-US" w:bidi="ar-SA"/>
+              </w:rPr>
+            </w:pPr>
+            <w:r>
+              <w:rPr>
+                <w:kern w:val="0"/>
+                <w:sz w:val="18"/>
+                <w:szCs w:val="24"/>
+                <w:lang w:val="en-US" w:eastAsia="en-US" w:bidi="ar-SA"/>
+              </w:rPr>
+              <w:t>Сервер перегружен при входе или в любом действии (503)</w:t>
+            </w:r>
+          </w:p>
+        </w:tc>
+        <w:tc>
+          <w:tcPr>
+            <w:tcW w:w="4680" w:type="dxa"/>
+            <w:tcBorders>
+              <w:top w:val="single" w:sz="4" w:space="0" w:color="D6DCEA"/>
+              <w:left w:val="single" w:sz="4" w:space="0" w:color="D6DCEA"/>
+              <w:bottom w:val="single" w:sz="4" w:space="0" w:color="D6DCEA"/>
+              <w:right w:val="single" w:sz="4" w:space="0" w:color="D6DCEA"/>
+            </w:tcBorders>
+          </w:tcPr>
+          <w:p>
+            <w:pPr>
+              <w:pStyle w:val="Compact"/>
+              <w:widowControl/>
+              <w:spacing w:before="36" w:after="40"/>
+              <w:jc w:val="left"/>
+              <w:rPr>
+                <w:kern w:val="0"/>
+                <w:szCs w:val="24"/>
+                <w:lang w:val="en-US" w:eastAsia="en-US" w:bidi="ar-SA"/>
+              </w:rPr>
+            </w:pPr>
+            <w:r>
+              <w:rPr>
+                <w:kern w:val="0"/>
+                <w:sz w:val="18"/>
+                <w:szCs w:val="24"/>
+                <w:lang w:val="en-US" w:eastAsia="en-US" w:bidi="ar-SA"/>
+              </w:rPr>
+              <w:t>Сервис перегружен. Повторите через несколько секунд.</w:t>
+            </w:r>
             <w:bookmarkStart w:id="4" w:name="вход-и-сеанс"/>
             <w:bookmarkEnd w:id="4"/>
           </w:p>
@@ -1327,7 +1553,7 @@
         <w:pStyle w:val="Heading1"/>
         <w:rPr/>
       </w:pPr>
-      <w:bookmarkStart w:id="5" w:name="__RefHeading___Toc16024_1562542824"/>
+      <w:bookmarkStart w:id="5" w:name="__RefHeading___Toc17534_2275915807"/>
       <w:bookmarkEnd w:id="5"/>
       <w:r>
         <w:rPr>
@@ -2685,7 +2911,7 @@
         <w:pStyle w:val="Heading1"/>
         <w:rPr/>
       </w:pPr>
-      <w:bookmarkStart w:id="6" w:name="__RefHeading___Toc16026_1562542824"/>
+      <w:bookmarkStart w:id="6" w:name="__RefHeading___Toc17536_2275915807"/>
       <w:bookmarkEnd w:id="6"/>
       <w:r>
         <w:rPr>
@@ -3077,7 +3303,7 @@
         <w:pStyle w:val="Heading1"/>
         <w:rPr/>
       </w:pPr>
-      <w:bookmarkStart w:id="7" w:name="__RefHeading___Toc16028_1562542824"/>
+      <w:bookmarkStart w:id="7" w:name="__RefHeading___Toc17538_2275915807"/>
       <w:bookmarkEnd w:id="7"/>
       <w:r>
         <w:rPr>
@@ -3676,7 +3902,7 @@
         <w:pStyle w:val="Heading1"/>
         <w:rPr/>
       </w:pPr>
-      <w:bookmarkStart w:id="8" w:name="__RefHeading___Toc16030_1562542824"/>
+      <w:bookmarkStart w:id="8" w:name="__RefHeading___Toc17540_2275915807"/>
       <w:bookmarkEnd w:id="8"/>
       <w:r>
         <w:rPr>
@@ -4468,7 +4694,7 @@
         <w:pStyle w:val="Heading1"/>
         <w:rPr/>
       </w:pPr>
-      <w:bookmarkStart w:id="9" w:name="__RefHeading___Toc16032_1562542824"/>
+      <w:bookmarkStart w:id="9" w:name="__RefHeading___Toc17542_2275915807"/>
       <w:bookmarkEnd w:id="9"/>
       <w:r>
         <w:rPr>
@@ -4998,7 +5224,7 @@
         <w:pStyle w:val="Heading1"/>
         <w:rPr/>
       </w:pPr>
-      <w:bookmarkStart w:id="10" w:name="__RefHeading___Toc16034_1562542824"/>
+      <w:bookmarkStart w:id="10" w:name="__RefHeading___Toc17544_2275915807"/>
       <w:bookmarkEnd w:id="10"/>
       <w:r>
         <w:rPr>
@@ -6504,13 +6730,116 @@
           </w:p>
         </w:tc>
       </w:tr>
+      <w:tr>
+        <w:trPr/>
+        <w:tc>
+          <w:tcPr>
+            <w:tcW w:w="3120" w:type="dxa"/>
+            <w:tcBorders>
+              <w:top w:val="single" w:sz="4" w:space="0" w:color="D6DCEA"/>
+              <w:left w:val="single" w:sz="4" w:space="0" w:color="D6DCEA"/>
+              <w:bottom w:val="single" w:sz="4" w:space="0" w:color="D6DCEA"/>
+              <w:right w:val="single" w:sz="4" w:space="0" w:color="D6DCEA"/>
+            </w:tcBorders>
+          </w:tcPr>
+          <w:p>
+            <w:pPr>
+              <w:pStyle w:val="Compact"/>
+              <w:widowControl/>
+              <w:spacing w:before="36" w:after="40"/>
+              <w:jc w:val="left"/>
+              <w:rPr>
+                <w:kern w:val="0"/>
+                <w:szCs w:val="24"/>
+                <w:lang w:val="en-US" w:eastAsia="en-US" w:bidi="ar-SA"/>
+              </w:rPr>
+            </w:pPr>
+            <w:r>
+              <w:rPr>
+                <w:rStyle w:val="VerbatimChar"/>
+                <w:kern w:val="0"/>
+                <w:sz w:val="18"/>
+                <w:szCs w:val="24"/>
+                <w:lang w:val="en-US" w:eastAsia="en-US" w:bidi="ar-SA"/>
+              </w:rPr>
+              <w:t>service-unavailable</w:t>
+            </w:r>
+          </w:p>
+        </w:tc>
+        <w:tc>
+          <w:tcPr>
+            <w:tcW w:w="3120" w:type="dxa"/>
+            <w:tcBorders>
+              <w:top w:val="single" w:sz="4" w:space="0" w:color="D6DCEA"/>
+              <w:left w:val="single" w:sz="4" w:space="0" w:color="D6DCEA"/>
+              <w:bottom w:val="single" w:sz="4" w:space="0" w:color="D6DCEA"/>
+              <w:right w:val="single" w:sz="4" w:space="0" w:color="D6DCEA"/>
+            </w:tcBorders>
+          </w:tcPr>
+          <w:p>
+            <w:pPr>
+              <w:pStyle w:val="Compact"/>
+              <w:widowControl/>
+              <w:spacing w:before="36" w:after="40"/>
+              <w:jc w:val="left"/>
+              <w:rPr>
+                <w:kern w:val="0"/>
+                <w:szCs w:val="24"/>
+                <w:lang w:val="en-US" w:eastAsia="en-US" w:bidi="ar-SA"/>
+              </w:rPr>
+            </w:pPr>
+            <w:r>
+              <w:rPr>
+                <w:kern w:val="0"/>
+                <w:sz w:val="18"/>
+                <w:szCs w:val="24"/>
+                <w:lang w:val="en-US" w:eastAsia="en-US" w:bidi="ar-SA"/>
+              </w:rPr>
+              <w:t>503</w:t>
+            </w:r>
+          </w:p>
+        </w:tc>
+        <w:tc>
+          <w:tcPr>
+            <w:tcW w:w="3120" w:type="dxa"/>
+            <w:tcBorders>
+              <w:top w:val="single" w:sz="4" w:space="0" w:color="D6DCEA"/>
+              <w:left w:val="single" w:sz="4" w:space="0" w:color="D6DCEA"/>
+              <w:bottom w:val="single" w:sz="4" w:space="0" w:color="D6DCEA"/>
+              <w:right w:val="single" w:sz="4" w:space="0" w:color="D6DCEA"/>
+            </w:tcBorders>
+          </w:tcPr>
+          <w:p>
+            <w:pPr>
+              <w:pStyle w:val="Compact"/>
+              <w:widowControl/>
+              <w:spacing w:before="36" w:after="40"/>
+              <w:jc w:val="left"/>
+              <w:rPr>
+                <w:kern w:val="0"/>
+                <w:szCs w:val="24"/>
+                <w:lang w:val="en-US" w:eastAsia="en-US" w:bidi="ar-SA"/>
+              </w:rPr>
+            </w:pPr>
+            <w:r>
+              <w:rPr>
+                <w:kern w:val="0"/>
+                <w:sz w:val="18"/>
+                <w:szCs w:val="24"/>
+                <w:lang w:val="en-US" w:eastAsia="en-US" w:bidi="ar-SA"/>
+              </w:rPr>
+              <w:t>Сервис перегружен. Повторите через несколько секунд.</w:t>
+            </w:r>
+          </w:p>
+        </w:tc>
+      </w:tr>
     </w:tbl>
     <w:p>
       <w:pPr>
         <w:pStyle w:val="Heading1"/>
         <w:rPr/>
       </w:pPr>
-      <w:bookmarkStart w:id="11" w:name="__RefHeading___Toc16036_1562542824"/>
+      <w:bookmarkStart w:id="11" w:name="__RefHeading___Toc17546_2275915807"/>
       <w:bookmarkEnd w:id="11"/>
       <w:r>
         <w:rPr>
@@ -7242,7 +7571,7 @@
         <w:pStyle w:val="Heading1"/>
         <w:rPr/>
       </w:pPr>
-      <w:bookmarkStart w:id="12" w:name="__RefHeading___Toc16038_1562542824"/>
+      <w:bookmarkStart w:id="12" w:name="__RefHeading___Toc17548_2275915807"/>
       <w:bookmarkEnd w:id="12"/>
       <w:r>
         <w:rPr>
@@ -7800,7 +8129,7 @@
         <w:pStyle w:val="Heading1"/>
         <w:rPr/>
       </w:pPr>
-      <w:bookmarkStart w:id="14" w:name="__RefHeading___Toc16040_1562542824"/>
+      <w:bookmarkStart w:id="14" w:name="__RefHeading___Toc17550_2275915807"/>
       <w:bookmarkEnd w:id="14"/>
       <w:r>
         <w:rPr>
@@ -8468,7 +8797,7 @@
         <w:pStyle w:val="Heading1"/>
         <w:rPr/>
       </w:pPr>
-      <w:bookmarkStart w:id="15" w:name="__RefHeading___Toc16042_1562542824"/>
+      <w:bookmarkStart w:id="15" w:name="__RefHeading___Toc17552_2275915807"/>
       <w:bookmarkEnd w:id="15"/>
       <w:r>
         <w:rPr>
@@ -8537,7 +8866,7 @@
         <w:color w:val="8A92A6"/>
         <w:sz w:val="16"/>
       </w:rPr>
-      <w:t xml:space="preserve">Планировщик отпусков 0.4.0 · Тексты интерфейса · стр. </w:t>
+      <w:t xml:space="preserve">Планировщик отпусков 0.5.0 · Тексты интерфейса · стр. </w:t>
     </w:r>
     <w:r>
       <w:rPr/>
@@ -8576,7 +8905,7 @@
         <w:color w:val="8A92A6"/>
         <w:sz w:val="16"/>
       </w:rPr>
-      <w:t xml:space="preserve">Планировщик отпусков 0.4.0 · Тексты интерфейса · стр. </w:t>
+      <w:t xml:space="preserve">Планировщик отпусков 0.5.0 · Тексты интерфейса · стр. </w:t>
     </w:r>
     <w:r>
       <w:rPr/>

--- a/docs/docx/05-messages.docx
+++ b/docs/docx/05-messages.docx
@@ -23,7 +23,7 @@
       </w:pPr>
       <w:r>
         <w:rPr/>
-        <w:t>Планировщик отпусков 0.5.0 · Сообщения, ошибки и уведомления</w:t>
+        <w:t>Планировщик отпусков 0.6.0 · Сообщения, ошибки и уведомления</w:t>
       </w:r>
     </w:p>
     <w:p>
@@ -33,7 +33,7 @@
       </w:pPr>
       <w:r>
         <w:rPr/>
-        <w:t>28 октября 2026</w:t>
+        <w:t>29 октября 2026</w:t>
       </w:r>
     </w:p>
     <w:sdt>
@@ -93,7 +93,7 @@
             </w:rPr>
             <w:fldChar w:fldCharType="separate"/>
           </w:r>
-          <w:hyperlink w:anchor="__RefHeading___Toc17528_2275915807">
+          <w:hyperlink w:anchor="__RefHeading___Toc24010_3673021804">
             <w:r>
               <w:rPr>
                 <w:webHidden/>
@@ -114,7 +114,7 @@
             </w:tabs>
             <w:rPr/>
           </w:pPr>
-          <w:hyperlink w:anchor="__RefHeading___Toc17530_2275915807">
+          <w:hyperlink w:anchor="__RefHeading___Toc24012_3673021804">
             <w:r>
               <w:rPr>
                 <w:webHidden/>
@@ -135,7 +135,7 @@
             </w:tabs>
             <w:rPr/>
           </w:pPr>
-          <w:hyperlink w:anchor="__RefHeading___Toc17532_2275915807">
+          <w:hyperlink w:anchor="__RefHeading___Toc24014_3673021804">
             <w:r>
               <w:rPr>
                 <w:webHidden/>
@@ -156,7 +156,7 @@
             </w:tabs>
             <w:rPr/>
           </w:pPr>
-          <w:hyperlink w:anchor="__RefHeading___Toc17534_2275915807">
+          <w:hyperlink w:anchor="__RefHeading___Toc24016_3673021804">
             <w:r>
               <w:rPr>
                 <w:webHidden/>
@@ -177,7 +177,7 @@
             </w:tabs>
             <w:rPr/>
           </w:pPr>
-          <w:hyperlink w:anchor="__RefHeading___Toc17536_2275915807">
+          <w:hyperlink w:anchor="__RefHeading___Toc24018_3673021804">
             <w:r>
               <w:rPr>
                 <w:webHidden/>
@@ -198,7 +198,7 @@
             </w:tabs>
             <w:rPr/>
           </w:pPr>
-          <w:hyperlink w:anchor="__RefHeading___Toc17538_2275915807">
+          <w:hyperlink w:anchor="__RefHeading___Toc24020_3673021804">
             <w:r>
               <w:rPr>
                 <w:webHidden/>
@@ -219,7 +219,7 @@
             </w:tabs>
             <w:rPr/>
           </w:pPr>
-          <w:hyperlink w:anchor="__RefHeading___Toc17540_2275915807">
+          <w:hyperlink w:anchor="__RefHeading___Toc24022_3673021804">
             <w:r>
               <w:rPr>
                 <w:webHidden/>
@@ -240,7 +240,7 @@
             </w:tabs>
             <w:rPr/>
           </w:pPr>
-          <w:hyperlink w:anchor="__RefHeading___Toc17542_2275915807">
+          <w:hyperlink w:anchor="__RefHeading___Toc24024_3673021804">
             <w:r>
               <w:rPr>
                 <w:webHidden/>
@@ -248,7 +248,7 @@
               </w:rPr>
               <w:t>8 Выводы аналитики</w:t>
               <w:tab/>
-              <w:t>10</w:t>
+              <w:t>11</w:t>
             </w:r>
           </w:hyperlink>
         </w:p>
@@ -261,7 +261,7 @@
             </w:tabs>
             <w:rPr/>
           </w:pPr>
-          <w:hyperlink w:anchor="__RefHeading___Toc17544_2275915807">
+          <w:hyperlink w:anchor="__RefHeading___Toc24026_3673021804">
             <w:r>
               <w:rPr>
                 <w:webHidden/>
@@ -269,7 +269,7 @@
               </w:rPr>
               <w:t>9 Ошибки API</w:t>
               <w:tab/>
-              <w:t>11</w:t>
+              <w:t>12</w:t>
             </w:r>
           </w:hyperlink>
         </w:p>
@@ -282,7 +282,7 @@
             </w:tabs>
             <w:rPr/>
           </w:pPr>
-          <w:hyperlink w:anchor="__RefHeading___Toc17546_2275915807">
+          <w:hyperlink w:anchor="__RefHeading___Toc24028_3673021804">
             <w:r>
               <w:rPr>
                 <w:webHidden/>
@@ -290,7 +290,7 @@
               </w:rPr>
               <w:t>10 Письма</w:t>
               <w:tab/>
-              <w:t>12</w:t>
+              <w:t>13</w:t>
             </w:r>
           </w:hyperlink>
         </w:p>
@@ -303,7 +303,7 @@
             </w:tabs>
             <w:rPr/>
           </w:pPr>
-          <w:hyperlink w:anchor="__RefHeading___Toc17548_2275915807">
+          <w:hyperlink w:anchor="__RefHeading___Toc24030_3673021804">
             <w:r>
               <w:rPr>
                 <w:webHidden/>
@@ -311,7 +311,7 @@
               </w:rPr>
               <w:t>11 Единый вход</w:t>
               <w:tab/>
-              <w:t>13</w:t>
+              <w:t>14</w:t>
             </w:r>
           </w:hyperlink>
         </w:p>
@@ -324,7 +324,7 @@
             </w:tabs>
             <w:rPr/>
           </w:pPr>
-          <w:hyperlink w:anchor="__RefHeading___Toc17550_2275915807">
+          <w:hyperlink w:anchor="__RefHeading___Toc24032_3673021804">
             <w:r>
               <w:rPr>
                 <w:webHidden/>
@@ -332,7 +332,7 @@
               </w:rPr>
               <w:t>12 Импорт сотрудников</w:t>
               <w:tab/>
-              <w:t>14</w:t>
+              <w:t>15</w:t>
             </w:r>
           </w:hyperlink>
         </w:p>
@@ -345,15 +345,36 @@
             </w:tabs>
             <w:rPr/>
           </w:pPr>
-          <w:hyperlink w:anchor="__RefHeading___Toc17552_2275915807">
+          <w:hyperlink w:anchor="__RefHeading___Toc24034_3673021804">
             <w:r>
               <w:rPr>
                 <w:webHidden/>
                 <w:rStyle w:val="IndexLink"/>
               </w:rPr>
-              <w:t>13 Согласование текстов</w:t>
+              <w:t>13 Извещения и кадровый учёт</w:t>
               <w:tab/>
-              <w:t>15</w:t>
+              <w:t>16</w:t>
+            </w:r>
+          </w:hyperlink>
+        </w:p>
+        <w:p>
+          <w:pPr>
+            <w:pStyle w:val="TOC1"/>
+            <w:tabs>
+              <w:tab w:val="clear" w:pos="9360"/>
+              <w:tab w:val="right" w:pos="9359" w:leader="dot"/>
+            </w:tabs>
+            <w:rPr/>
+          </w:pPr>
+          <w:hyperlink w:anchor="__RefHeading___Toc24036_3673021804">
+            <w:r>
+              <w:rPr>
+                <w:webHidden/>
+                <w:rStyle w:val="IndexLink"/>
+              </w:rPr>
+              <w:t>14 Согласование текстов</w:t>
+              <w:tab/>
+              <w:t>17</w:t>
             </w:r>
           </w:hyperlink>
           <w:r>
@@ -370,7 +391,7 @@
         <w:pStyle w:val="Heading1"/>
         <w:rPr/>
       </w:pPr>
-      <w:bookmarkStart w:id="0" w:name="__RefHeading___Toc17528_2275915807"/>
+      <w:bookmarkStart w:id="0" w:name="__RefHeading___Toc24010_3673021804"/>
       <w:bookmarkEnd w:id="0"/>
       <w:r>
         <w:rPr>
@@ -816,7 +837,7 @@
         <w:pStyle w:val="Heading1"/>
         <w:rPr/>
       </w:pPr>
-      <w:bookmarkStart w:id="2" w:name="__RefHeading___Toc17530_2275915807"/>
+      <w:bookmarkStart w:id="2" w:name="__RefHeading___Toc24012_3673021804"/>
       <w:bookmarkEnd w:id="2"/>
       <w:r>
         <w:rPr>
@@ -933,7 +954,7 @@
         <w:pStyle w:val="Heading1"/>
         <w:rPr/>
       </w:pPr>
-      <w:bookmarkStart w:id="3" w:name="__RefHeading___Toc17532_2275915807"/>
+      <w:bookmarkStart w:id="3" w:name="__RefHeading___Toc24014_3673021804"/>
       <w:bookmarkEnd w:id="3"/>
       <w:r>
         <w:rPr>
@@ -1542,6 +1563,558 @@
               </w:rPr>
               <w:t>Сервис перегружен. Повторите через несколько секунд.</w:t>
             </w:r>
+          </w:p>
+        </w:tc>
+      </w:tr>
+      <w:tr>
+        <w:trPr/>
+        <w:tc>
+          <w:tcPr>
+            <w:tcW w:w="4679" w:type="dxa"/>
+            <w:tcBorders>
+              <w:top w:val="single" w:sz="4" w:space="0" w:color="D6DCEA"/>
+              <w:left w:val="single" w:sz="4" w:space="0" w:color="D6DCEA"/>
+              <w:bottom w:val="single" w:sz="4" w:space="0" w:color="D6DCEA"/>
+              <w:right w:val="single" w:sz="4" w:space="0" w:color="D6DCEA"/>
+            </w:tcBorders>
+          </w:tcPr>
+          <w:p>
+            <w:pPr>
+              <w:pStyle w:val="Compact"/>
+              <w:widowControl/>
+              <w:spacing w:before="36" w:after="40"/>
+              <w:jc w:val="left"/>
+              <w:rPr>
+                <w:kern w:val="0"/>
+                <w:szCs w:val="24"/>
+                <w:lang w:val="en-US" w:eastAsia="en-US" w:bidi="ar-SA"/>
+              </w:rPr>
+            </w:pPr>
+            <w:r>
+              <w:rPr>
+                <w:kern w:val="0"/>
+                <w:sz w:val="18"/>
+                <w:szCs w:val="24"/>
+                <w:lang w:val="en-US" w:eastAsia="en-US" w:bidi="ar-SA"/>
+              </w:rPr>
+              <w:t>Учётная запись заблокирована (423, верный пароль)</w:t>
+            </w:r>
+          </w:p>
+        </w:tc>
+        <w:tc>
+          <w:tcPr>
+            <w:tcW w:w="4680" w:type="dxa"/>
+            <w:tcBorders>
+              <w:top w:val="single" w:sz="4" w:space="0" w:color="D6DCEA"/>
+              <w:left w:val="single" w:sz="4" w:space="0" w:color="D6DCEA"/>
+              <w:bottom w:val="single" w:sz="4" w:space="0" w:color="D6DCEA"/>
+              <w:right w:val="single" w:sz="4" w:space="0" w:color="D6DCEA"/>
+            </w:tcBorders>
+          </w:tcPr>
+          <w:p>
+            <w:pPr>
+              <w:pStyle w:val="Compact"/>
+              <w:widowControl/>
+              <w:spacing w:before="36" w:after="40"/>
+              <w:jc w:val="left"/>
+              <w:rPr>
+                <w:kern w:val="0"/>
+                <w:szCs w:val="24"/>
+                <w:lang w:val="en-US" w:eastAsia="en-US" w:bidi="ar-SA"/>
+              </w:rPr>
+            </w:pPr>
+            <w:r>
+              <w:rPr>
+                <w:kern w:val="0"/>
+                <w:sz w:val="18"/>
+                <w:szCs w:val="24"/>
+                <w:lang w:val="en-US" w:eastAsia="en-US" w:bidi="ar-SA"/>
+              </w:rPr>
+              <w:t>Учётная запись заблокирована до {время} после неудачных попыток входа. Повторите позже или обратитесь в кадровую службу</w:t>
+            </w:r>
+          </w:p>
+        </w:tc>
+      </w:tr>
+      <w:tr>
+        <w:trPr/>
+        <w:tc>
+          <w:tcPr>
+            <w:tcW w:w="4679" w:type="dxa"/>
+            <w:tcBorders>
+              <w:top w:val="single" w:sz="4" w:space="0" w:color="D6DCEA"/>
+              <w:left w:val="single" w:sz="4" w:space="0" w:color="D6DCEA"/>
+              <w:bottom w:val="single" w:sz="4" w:space="0" w:color="D6DCEA"/>
+              <w:right w:val="single" w:sz="4" w:space="0" w:color="D6DCEA"/>
+            </w:tcBorders>
+          </w:tcPr>
+          <w:p>
+            <w:pPr>
+              <w:pStyle w:val="Compact"/>
+              <w:widowControl/>
+              <w:spacing w:before="36" w:after="40"/>
+              <w:jc w:val="left"/>
+              <w:rPr>
+                <w:kern w:val="0"/>
+                <w:szCs w:val="24"/>
+                <w:lang w:val="en-US" w:eastAsia="en-US" w:bidi="ar-SA"/>
+              </w:rPr>
+            </w:pPr>
+            <w:r>
+              <w:rPr>
+                <w:kern w:val="0"/>
+                <w:sz w:val="18"/>
+                <w:szCs w:val="24"/>
+                <w:lang w:val="en-US" w:eastAsia="en-US" w:bidi="ar-SA"/>
+              </w:rPr>
+              <w:t>Первый вход с выданным паролем (экран смены)</w:t>
+            </w:r>
+          </w:p>
+        </w:tc>
+        <w:tc>
+          <w:tcPr>
+            <w:tcW w:w="4680" w:type="dxa"/>
+            <w:tcBorders>
+              <w:top w:val="single" w:sz="4" w:space="0" w:color="D6DCEA"/>
+              <w:left w:val="single" w:sz="4" w:space="0" w:color="D6DCEA"/>
+              <w:bottom w:val="single" w:sz="4" w:space="0" w:color="D6DCEA"/>
+              <w:right w:val="single" w:sz="4" w:space="0" w:color="D6DCEA"/>
+            </w:tcBorders>
+          </w:tcPr>
+          <w:p>
+            <w:pPr>
+              <w:pStyle w:val="Compact"/>
+              <w:widowControl/>
+              <w:spacing w:before="36" w:after="40"/>
+              <w:jc w:val="left"/>
+              <w:rPr>
+                <w:kern w:val="0"/>
+                <w:szCs w:val="24"/>
+                <w:lang w:val="en-US" w:eastAsia="en-US" w:bidi="ar-SA"/>
+              </w:rPr>
+            </w:pPr>
+            <w:r>
+              <w:rPr>
+                <w:kern w:val="0"/>
+                <w:sz w:val="18"/>
+                <w:szCs w:val="24"/>
+                <w:lang w:val="en-US" w:eastAsia="en-US" w:bidi="ar-SA"/>
+              </w:rPr>
+              <w:t>Придумайте свой пароль. Пароль выдала кадровая служба — он действует только для первого входа. Новый пароль: не короче {N} символов, без логина и фамилии, не из распространённых вроде «qwerty123».</w:t>
+            </w:r>
+          </w:p>
+        </w:tc>
+      </w:tr>
+      <w:tr>
+        <w:trPr/>
+        <w:tc>
+          <w:tcPr>
+            <w:tcW w:w="4679" w:type="dxa"/>
+            <w:tcBorders>
+              <w:top w:val="single" w:sz="4" w:space="0" w:color="D6DCEA"/>
+              <w:left w:val="single" w:sz="4" w:space="0" w:color="D6DCEA"/>
+              <w:bottom w:val="single" w:sz="4" w:space="0" w:color="D6DCEA"/>
+              <w:right w:val="single" w:sz="4" w:space="0" w:color="D6DCEA"/>
+            </w:tcBorders>
+          </w:tcPr>
+          <w:p>
+            <w:pPr>
+              <w:pStyle w:val="Compact"/>
+              <w:widowControl/>
+              <w:spacing w:before="36" w:after="40"/>
+              <w:jc w:val="left"/>
+              <w:rPr>
+                <w:kern w:val="0"/>
+                <w:szCs w:val="24"/>
+                <w:lang w:val="en-US" w:eastAsia="en-US" w:bidi="ar-SA"/>
+              </w:rPr>
+            </w:pPr>
+            <w:r>
+              <w:rPr>
+                <w:kern w:val="0"/>
+                <w:sz w:val="18"/>
+                <w:szCs w:val="24"/>
+                <w:lang w:val="en-US" w:eastAsia="en-US" w:bidi="ar-SA"/>
+              </w:rPr>
+              <w:t>Пароль короче политики</w:t>
+            </w:r>
+          </w:p>
+        </w:tc>
+        <w:tc>
+          <w:tcPr>
+            <w:tcW w:w="4680" w:type="dxa"/>
+            <w:tcBorders>
+              <w:top w:val="single" w:sz="4" w:space="0" w:color="D6DCEA"/>
+              <w:left w:val="single" w:sz="4" w:space="0" w:color="D6DCEA"/>
+              <w:bottom w:val="single" w:sz="4" w:space="0" w:color="D6DCEA"/>
+              <w:right w:val="single" w:sz="4" w:space="0" w:color="D6DCEA"/>
+            </w:tcBorders>
+          </w:tcPr>
+          <w:p>
+            <w:pPr>
+              <w:pStyle w:val="Compact"/>
+              <w:widowControl/>
+              <w:spacing w:before="36" w:after="40"/>
+              <w:jc w:val="left"/>
+              <w:rPr>
+                <w:kern w:val="0"/>
+                <w:szCs w:val="24"/>
+                <w:lang w:val="en-US" w:eastAsia="en-US" w:bidi="ar-SA"/>
+              </w:rPr>
+            </w:pPr>
+            <w:r>
+              <w:rPr>
+                <w:kern w:val="0"/>
+                <w:sz w:val="18"/>
+                <w:szCs w:val="24"/>
+                <w:lang w:val="en-US" w:eastAsia="en-US" w:bidi="ar-SA"/>
+              </w:rPr>
+              <w:t>Пароль должен быть не короче {N} символов</w:t>
+            </w:r>
+          </w:p>
+        </w:tc>
+      </w:tr>
+      <w:tr>
+        <w:trPr/>
+        <w:tc>
+          <w:tcPr>
+            <w:tcW w:w="4679" w:type="dxa"/>
+            <w:tcBorders>
+              <w:top w:val="single" w:sz="4" w:space="0" w:color="D6DCEA"/>
+              <w:left w:val="single" w:sz="4" w:space="0" w:color="D6DCEA"/>
+              <w:bottom w:val="single" w:sz="4" w:space="0" w:color="D6DCEA"/>
+              <w:right w:val="single" w:sz="4" w:space="0" w:color="D6DCEA"/>
+            </w:tcBorders>
+          </w:tcPr>
+          <w:p>
+            <w:pPr>
+              <w:pStyle w:val="Compact"/>
+              <w:widowControl/>
+              <w:spacing w:before="36" w:after="40"/>
+              <w:jc w:val="left"/>
+              <w:rPr>
+                <w:kern w:val="0"/>
+                <w:szCs w:val="24"/>
+                <w:lang w:val="en-US" w:eastAsia="en-US" w:bidi="ar-SA"/>
+              </w:rPr>
+            </w:pPr>
+            <w:r>
+              <w:rPr>
+                <w:kern w:val="0"/>
+                <w:sz w:val="18"/>
+                <w:szCs w:val="24"/>
+                <w:lang w:val="en-US" w:eastAsia="en-US" w:bidi="ar-SA"/>
+              </w:rPr>
+              <w:t>Пароль из одного-двух символов</w:t>
+            </w:r>
+          </w:p>
+        </w:tc>
+        <w:tc>
+          <w:tcPr>
+            <w:tcW w:w="4680" w:type="dxa"/>
+            <w:tcBorders>
+              <w:top w:val="single" w:sz="4" w:space="0" w:color="D6DCEA"/>
+              <w:left w:val="single" w:sz="4" w:space="0" w:color="D6DCEA"/>
+              <w:bottom w:val="single" w:sz="4" w:space="0" w:color="D6DCEA"/>
+              <w:right w:val="single" w:sz="4" w:space="0" w:color="D6DCEA"/>
+            </w:tcBorders>
+          </w:tcPr>
+          <w:p>
+            <w:pPr>
+              <w:pStyle w:val="Compact"/>
+              <w:widowControl/>
+              <w:spacing w:before="36" w:after="40"/>
+              <w:jc w:val="left"/>
+              <w:rPr>
+                <w:kern w:val="0"/>
+                <w:szCs w:val="24"/>
+                <w:lang w:val="en-US" w:eastAsia="en-US" w:bidi="ar-SA"/>
+              </w:rPr>
+            </w:pPr>
+            <w:r>
+              <w:rPr>
+                <w:kern w:val="0"/>
+                <w:sz w:val="18"/>
+                <w:szCs w:val="24"/>
+                <w:lang w:val="en-US" w:eastAsia="en-US" w:bidi="ar-SA"/>
+              </w:rPr>
+              <w:t>Пароль не должен состоять из одного-двух повторяющихся символов</w:t>
+            </w:r>
+          </w:p>
+        </w:tc>
+      </w:tr>
+      <w:tr>
+        <w:trPr/>
+        <w:tc>
+          <w:tcPr>
+            <w:tcW w:w="4679" w:type="dxa"/>
+            <w:tcBorders>
+              <w:top w:val="single" w:sz="4" w:space="0" w:color="D6DCEA"/>
+              <w:left w:val="single" w:sz="4" w:space="0" w:color="D6DCEA"/>
+              <w:bottom w:val="single" w:sz="4" w:space="0" w:color="D6DCEA"/>
+              <w:right w:val="single" w:sz="4" w:space="0" w:color="D6DCEA"/>
+            </w:tcBorders>
+          </w:tcPr>
+          <w:p>
+            <w:pPr>
+              <w:pStyle w:val="Compact"/>
+              <w:widowControl/>
+              <w:spacing w:before="36" w:after="40"/>
+              <w:jc w:val="left"/>
+              <w:rPr>
+                <w:kern w:val="0"/>
+                <w:szCs w:val="24"/>
+                <w:lang w:val="en-US" w:eastAsia="en-US" w:bidi="ar-SA"/>
+              </w:rPr>
+            </w:pPr>
+            <w:r>
+              <w:rPr>
+                <w:kern w:val="0"/>
+                <w:sz w:val="18"/>
+                <w:szCs w:val="24"/>
+                <w:lang w:val="en-US" w:eastAsia="en-US" w:bidi="ar-SA"/>
+              </w:rPr>
+              <w:t>Последовательность</w:t>
+            </w:r>
+          </w:p>
+        </w:tc>
+        <w:tc>
+          <w:tcPr>
+            <w:tcW w:w="4680" w:type="dxa"/>
+            <w:tcBorders>
+              <w:top w:val="single" w:sz="4" w:space="0" w:color="D6DCEA"/>
+              <w:left w:val="single" w:sz="4" w:space="0" w:color="D6DCEA"/>
+              <w:bottom w:val="single" w:sz="4" w:space="0" w:color="D6DCEA"/>
+              <w:right w:val="single" w:sz="4" w:space="0" w:color="D6DCEA"/>
+            </w:tcBorders>
+          </w:tcPr>
+          <w:p>
+            <w:pPr>
+              <w:pStyle w:val="Compact"/>
+              <w:widowControl/>
+              <w:spacing w:before="36" w:after="40"/>
+              <w:jc w:val="left"/>
+              <w:rPr>
+                <w:kern w:val="0"/>
+                <w:szCs w:val="24"/>
+                <w:lang w:val="en-US" w:eastAsia="en-US" w:bidi="ar-SA"/>
+              </w:rPr>
+            </w:pPr>
+            <w:r>
+              <w:rPr>
+                <w:kern w:val="0"/>
+                <w:sz w:val="18"/>
+                <w:szCs w:val="24"/>
+                <w:lang w:val="en-US" w:eastAsia="en-US" w:bidi="ar-SA"/>
+              </w:rPr>
+              <w:t>Пароль не должен быть последовательностью символов на клавиатуре или в алфавите</w:t>
+            </w:r>
+          </w:p>
+        </w:tc>
+      </w:tr>
+      <w:tr>
+        <w:trPr/>
+        <w:tc>
+          <w:tcPr>
+            <w:tcW w:w="4679" w:type="dxa"/>
+            <w:tcBorders>
+              <w:top w:val="single" w:sz="4" w:space="0" w:color="D6DCEA"/>
+              <w:left w:val="single" w:sz="4" w:space="0" w:color="D6DCEA"/>
+              <w:bottom w:val="single" w:sz="4" w:space="0" w:color="D6DCEA"/>
+              <w:right w:val="single" w:sz="4" w:space="0" w:color="D6DCEA"/>
+            </w:tcBorders>
+          </w:tcPr>
+          <w:p>
+            <w:pPr>
+              <w:pStyle w:val="Compact"/>
+              <w:widowControl/>
+              <w:spacing w:before="36" w:after="40"/>
+              <w:jc w:val="left"/>
+              <w:rPr>
+                <w:kern w:val="0"/>
+                <w:szCs w:val="24"/>
+                <w:lang w:val="en-US" w:eastAsia="en-US" w:bidi="ar-SA"/>
+              </w:rPr>
+            </w:pPr>
+            <w:r>
+              <w:rPr>
+                <w:kern w:val="0"/>
+                <w:sz w:val="18"/>
+                <w:szCs w:val="24"/>
+                <w:lang w:val="en-US" w:eastAsia="en-US" w:bidi="ar-SA"/>
+              </w:rPr>
+              <w:t>Распространённый пароль</w:t>
+            </w:r>
+          </w:p>
+        </w:tc>
+        <w:tc>
+          <w:tcPr>
+            <w:tcW w:w="4680" w:type="dxa"/>
+            <w:tcBorders>
+              <w:top w:val="single" w:sz="4" w:space="0" w:color="D6DCEA"/>
+              <w:left w:val="single" w:sz="4" w:space="0" w:color="D6DCEA"/>
+              <w:bottom w:val="single" w:sz="4" w:space="0" w:color="D6DCEA"/>
+              <w:right w:val="single" w:sz="4" w:space="0" w:color="D6DCEA"/>
+            </w:tcBorders>
+          </w:tcPr>
+          <w:p>
+            <w:pPr>
+              <w:pStyle w:val="Compact"/>
+              <w:widowControl/>
+              <w:spacing w:before="36" w:after="40"/>
+              <w:jc w:val="left"/>
+              <w:rPr>
+                <w:kern w:val="0"/>
+                <w:szCs w:val="24"/>
+                <w:lang w:val="en-US" w:eastAsia="en-US" w:bidi="ar-SA"/>
+              </w:rPr>
+            </w:pPr>
+            <w:r>
+              <w:rPr>
+                <w:kern w:val="0"/>
+                <w:sz w:val="18"/>
+                <w:szCs w:val="24"/>
+                <w:lang w:val="en-US" w:eastAsia="en-US" w:bidi="ar-SA"/>
+              </w:rPr>
+              <w:t>Этот пароль слишком распространён — его подбирают первым</w:t>
+            </w:r>
+          </w:p>
+        </w:tc>
+      </w:tr>
+      <w:tr>
+        <w:trPr/>
+        <w:tc>
+          <w:tcPr>
+            <w:tcW w:w="4679" w:type="dxa"/>
+            <w:tcBorders>
+              <w:top w:val="single" w:sz="4" w:space="0" w:color="D6DCEA"/>
+              <w:left w:val="single" w:sz="4" w:space="0" w:color="D6DCEA"/>
+              <w:bottom w:val="single" w:sz="4" w:space="0" w:color="D6DCEA"/>
+              <w:right w:val="single" w:sz="4" w:space="0" w:color="D6DCEA"/>
+            </w:tcBorders>
+          </w:tcPr>
+          <w:p>
+            <w:pPr>
+              <w:pStyle w:val="Compact"/>
+              <w:widowControl/>
+              <w:spacing w:before="36" w:after="40"/>
+              <w:jc w:val="left"/>
+              <w:rPr>
+                <w:kern w:val="0"/>
+                <w:szCs w:val="24"/>
+                <w:lang w:val="en-US" w:eastAsia="en-US" w:bidi="ar-SA"/>
+              </w:rPr>
+            </w:pPr>
+            <w:r>
+              <w:rPr>
+                <w:kern w:val="0"/>
+                <w:sz w:val="18"/>
+                <w:szCs w:val="24"/>
+                <w:lang w:val="en-US" w:eastAsia="en-US" w:bidi="ar-SA"/>
+              </w:rPr>
+              <w:t>Логин или фамилия в пароле</w:t>
+            </w:r>
+          </w:p>
+        </w:tc>
+        <w:tc>
+          <w:tcPr>
+            <w:tcW w:w="4680" w:type="dxa"/>
+            <w:tcBorders>
+              <w:top w:val="single" w:sz="4" w:space="0" w:color="D6DCEA"/>
+              <w:left w:val="single" w:sz="4" w:space="0" w:color="D6DCEA"/>
+              <w:bottom w:val="single" w:sz="4" w:space="0" w:color="D6DCEA"/>
+              <w:right w:val="single" w:sz="4" w:space="0" w:color="D6DCEA"/>
+            </w:tcBorders>
+          </w:tcPr>
+          <w:p>
+            <w:pPr>
+              <w:pStyle w:val="Compact"/>
+              <w:widowControl/>
+              <w:spacing w:before="36" w:after="40"/>
+              <w:jc w:val="left"/>
+              <w:rPr>
+                <w:kern w:val="0"/>
+                <w:szCs w:val="24"/>
+                <w:lang w:val="en-US" w:eastAsia="en-US" w:bidi="ar-SA"/>
+              </w:rPr>
+            </w:pPr>
+            <w:r>
+              <w:rPr>
+                <w:kern w:val="0"/>
+                <w:sz w:val="18"/>
+                <w:szCs w:val="24"/>
+                <w:lang w:val="en-US" w:eastAsia="en-US" w:bidi="ar-SA"/>
+              </w:rPr>
+              <w:t>Пароль не должен содержать логин · Пароль не должен содержать фамилию</w:t>
+            </w:r>
+          </w:p>
+        </w:tc>
+      </w:tr>
+      <w:tr>
+        <w:trPr/>
+        <w:tc>
+          <w:tcPr>
+            <w:tcW w:w="4679" w:type="dxa"/>
+            <w:tcBorders>
+              <w:top w:val="single" w:sz="4" w:space="0" w:color="D6DCEA"/>
+              <w:left w:val="single" w:sz="4" w:space="0" w:color="D6DCEA"/>
+              <w:bottom w:val="single" w:sz="4" w:space="0" w:color="D6DCEA"/>
+              <w:right w:val="single" w:sz="4" w:space="0" w:color="D6DCEA"/>
+            </w:tcBorders>
+          </w:tcPr>
+          <w:p>
+            <w:pPr>
+              <w:pStyle w:val="Compact"/>
+              <w:widowControl/>
+              <w:spacing w:before="36" w:after="40"/>
+              <w:jc w:val="left"/>
+              <w:rPr>
+                <w:kern w:val="0"/>
+                <w:szCs w:val="24"/>
+                <w:lang w:val="en-US" w:eastAsia="en-US" w:bidi="ar-SA"/>
+              </w:rPr>
+            </w:pPr>
+            <w:r>
+              <w:rPr>
+                <w:kern w:val="0"/>
+                <w:sz w:val="18"/>
+                <w:szCs w:val="24"/>
+                <w:lang w:val="en-US" w:eastAsia="en-US" w:bidi="ar-SA"/>
+              </w:rPr>
+              <w:t>Новый пароль равен текущему</w:t>
+            </w:r>
+          </w:p>
+        </w:tc>
+        <w:tc>
+          <w:tcPr>
+            <w:tcW w:w="4680" w:type="dxa"/>
+            <w:tcBorders>
+              <w:top w:val="single" w:sz="4" w:space="0" w:color="D6DCEA"/>
+              <w:left w:val="single" w:sz="4" w:space="0" w:color="D6DCEA"/>
+              <w:bottom w:val="single" w:sz="4" w:space="0" w:color="D6DCEA"/>
+              <w:right w:val="single" w:sz="4" w:space="0" w:color="D6DCEA"/>
+            </w:tcBorders>
+          </w:tcPr>
+          <w:p>
+            <w:pPr>
+              <w:pStyle w:val="Compact"/>
+              <w:widowControl/>
+              <w:spacing w:before="36" w:after="40"/>
+              <w:jc w:val="left"/>
+              <w:rPr>
+                <w:kern w:val="0"/>
+                <w:szCs w:val="24"/>
+                <w:lang w:val="en-US" w:eastAsia="en-US" w:bidi="ar-SA"/>
+              </w:rPr>
+            </w:pPr>
+            <w:r>
+              <w:rPr>
+                <w:kern w:val="0"/>
+                <w:sz w:val="18"/>
+                <w:szCs w:val="24"/>
+                <w:lang w:val="en-US" w:eastAsia="en-US" w:bidi="ar-SA"/>
+              </w:rPr>
+              <w:t>Новый пароль совпадает с текущим</w:t>
+            </w:r>
             <w:bookmarkStart w:id="4" w:name="вход-и-сеанс"/>
             <w:bookmarkEnd w:id="4"/>
           </w:p>
@@ -1553,7 +2126,7 @@
         <w:pStyle w:val="Heading1"/>
         <w:rPr/>
       </w:pPr>
-      <w:bookmarkStart w:id="5" w:name="__RefHeading___Toc17534_2275915807"/>
+      <w:bookmarkStart w:id="5" w:name="__RefHeading___Toc24016_3673021804"/>
       <w:bookmarkEnd w:id="5"/>
       <w:r>
         <w:rPr>
@@ -2911,7 +3484,7 @@
         <w:pStyle w:val="Heading1"/>
         <w:rPr/>
       </w:pPr>
-      <w:bookmarkStart w:id="6" w:name="__RefHeading___Toc17536_2275915807"/>
+      <w:bookmarkStart w:id="6" w:name="__RefHeading___Toc24018_3673021804"/>
       <w:bookmarkEnd w:id="6"/>
       <w:r>
         <w:rPr>
@@ -3303,7 +3876,7 @@
         <w:pStyle w:val="Heading1"/>
         <w:rPr/>
       </w:pPr>
-      <w:bookmarkStart w:id="7" w:name="__RefHeading___Toc17538_2275915807"/>
+      <w:bookmarkStart w:id="7" w:name="__RefHeading___Toc24020_3673021804"/>
       <w:bookmarkEnd w:id="7"/>
       <w:r>
         <w:rPr>
@@ -3902,7 +4475,7 @@
         <w:pStyle w:val="Heading1"/>
         <w:rPr/>
       </w:pPr>
-      <w:bookmarkStart w:id="8" w:name="__RefHeading___Toc17540_2275915807"/>
+      <w:bookmarkStart w:id="8" w:name="__RefHeading___Toc24022_3673021804"/>
       <w:bookmarkEnd w:id="8"/>
       <w:r>
         <w:rPr>
@@ -4688,13 +5261,1146 @@
           </w:p>
         </w:tc>
       </w:tr>
+      <w:tr>
+        <w:trPr/>
+        <w:tc>
+          <w:tcPr>
+            <w:tcW w:w="3120" w:type="dxa"/>
+            <w:tcBorders>
+              <w:top w:val="single" w:sz="4" w:space="0" w:color="D6DCEA"/>
+              <w:left w:val="single" w:sz="4" w:space="0" w:color="D6DCEA"/>
+              <w:bottom w:val="single" w:sz="4" w:space="0" w:color="D6DCEA"/>
+              <w:right w:val="single" w:sz="4" w:space="0" w:color="D6DCEA"/>
+            </w:tcBorders>
+          </w:tcPr>
+          <w:p>
+            <w:pPr>
+              <w:pStyle w:val="Compact"/>
+              <w:widowControl/>
+              <w:spacing w:before="36" w:after="40"/>
+              <w:jc w:val="left"/>
+              <w:rPr>
+                <w:kern w:val="0"/>
+                <w:szCs w:val="24"/>
+                <w:lang w:val="en-US" w:eastAsia="en-US" w:bidi="ar-SA"/>
+              </w:rPr>
+            </w:pPr>
+            <w:r>
+              <w:rPr>
+                <w:rStyle w:val="VerbatimChar"/>
+                <w:kern w:val="0"/>
+                <w:sz w:val="18"/>
+                <w:szCs w:val="24"/>
+                <w:lang w:val="en-US" w:eastAsia="en-US" w:bidi="ar-SA"/>
+              </w:rPr>
+              <w:t>request_created</w:t>
+            </w:r>
+          </w:p>
+        </w:tc>
+        <w:tc>
+          <w:tcPr>
+            <w:tcW w:w="3120" w:type="dxa"/>
+            <w:tcBorders>
+              <w:top w:val="single" w:sz="4" w:space="0" w:color="D6DCEA"/>
+              <w:left w:val="single" w:sz="4" w:space="0" w:color="D6DCEA"/>
+              <w:bottom w:val="single" w:sz="4" w:space="0" w:color="D6DCEA"/>
+              <w:right w:val="single" w:sz="4" w:space="0" w:color="D6DCEA"/>
+            </w:tcBorders>
+          </w:tcPr>
+          <w:p>
+            <w:pPr>
+              <w:pStyle w:val="Compact"/>
+              <w:widowControl/>
+              <w:spacing w:before="36" w:after="40"/>
+              <w:jc w:val="left"/>
+              <w:rPr>
+                <w:kern w:val="0"/>
+                <w:szCs w:val="24"/>
+                <w:lang w:val="en-US" w:eastAsia="en-US" w:bidi="ar-SA"/>
+              </w:rPr>
+            </w:pPr>
+            <w:r>
+              <w:rPr>
+                <w:kern w:val="0"/>
+                <w:sz w:val="18"/>
+                <w:szCs w:val="24"/>
+                <w:lang w:val="en-US" w:eastAsia="en-US" w:bidi="ar-SA"/>
+              </w:rPr>
+              <w:t>Заместитель</w:t>
+            </w:r>
+          </w:p>
+        </w:tc>
+        <w:tc>
+          <w:tcPr>
+            <w:tcW w:w="3120" w:type="dxa"/>
+            <w:tcBorders>
+              <w:top w:val="single" w:sz="4" w:space="0" w:color="D6DCEA"/>
+              <w:left w:val="single" w:sz="4" w:space="0" w:color="D6DCEA"/>
+              <w:bottom w:val="single" w:sz="4" w:space="0" w:color="D6DCEA"/>
+              <w:right w:val="single" w:sz="4" w:space="0" w:color="D6DCEA"/>
+            </w:tcBorders>
+          </w:tcPr>
+          <w:p>
+            <w:pPr>
+              <w:pStyle w:val="Compact"/>
+              <w:widowControl/>
+              <w:spacing w:before="36" w:after="40"/>
+              <w:jc w:val="left"/>
+              <w:rPr>
+                <w:kern w:val="0"/>
+                <w:szCs w:val="24"/>
+                <w:lang w:val="en-US" w:eastAsia="en-US" w:bidi="ar-SA"/>
+              </w:rPr>
+            </w:pPr>
+            <w:r>
+              <w:rPr>
+                <w:kern w:val="0"/>
+                <w:sz w:val="18"/>
+                <w:szCs w:val="24"/>
+                <w:lang w:val="en-US" w:eastAsia="en-US" w:bidi="ar-SA"/>
+              </w:rPr>
+              <w:t>То же, что руководителю, с пометкой «(замещение)»</w:t>
+            </w:r>
+          </w:p>
+        </w:tc>
+      </w:tr>
+      <w:tr>
+        <w:trPr/>
+        <w:tc>
+          <w:tcPr>
+            <w:tcW w:w="3120" w:type="dxa"/>
+            <w:tcBorders>
+              <w:top w:val="single" w:sz="4" w:space="0" w:color="D6DCEA"/>
+              <w:left w:val="single" w:sz="4" w:space="0" w:color="D6DCEA"/>
+              <w:bottom w:val="single" w:sz="4" w:space="0" w:color="D6DCEA"/>
+              <w:right w:val="single" w:sz="4" w:space="0" w:color="D6DCEA"/>
+            </w:tcBorders>
+          </w:tcPr>
+          <w:p>
+            <w:pPr>
+              <w:pStyle w:val="Compact"/>
+              <w:widowControl/>
+              <w:spacing w:before="36" w:after="40"/>
+              <w:jc w:val="left"/>
+              <w:rPr>
+                <w:kern w:val="0"/>
+                <w:szCs w:val="24"/>
+                <w:lang w:val="en-US" w:eastAsia="en-US" w:bidi="ar-SA"/>
+              </w:rPr>
+            </w:pPr>
+            <w:r>
+              <w:rPr>
+                <w:rStyle w:val="VerbatimChar"/>
+                <w:kern w:val="0"/>
+                <w:sz w:val="18"/>
+                <w:szCs w:val="24"/>
+                <w:lang w:val="en-US" w:eastAsia="en-US" w:bidi="ar-SA"/>
+              </w:rPr>
+              <w:t>request_escalated</w:t>
+            </w:r>
+          </w:p>
+        </w:tc>
+        <w:tc>
+          <w:tcPr>
+            <w:tcW w:w="3120" w:type="dxa"/>
+            <w:tcBorders>
+              <w:top w:val="single" w:sz="4" w:space="0" w:color="D6DCEA"/>
+              <w:left w:val="single" w:sz="4" w:space="0" w:color="D6DCEA"/>
+              <w:bottom w:val="single" w:sz="4" w:space="0" w:color="D6DCEA"/>
+              <w:right w:val="single" w:sz="4" w:space="0" w:color="D6DCEA"/>
+            </w:tcBorders>
+          </w:tcPr>
+          <w:p>
+            <w:pPr>
+              <w:pStyle w:val="Compact"/>
+              <w:widowControl/>
+              <w:spacing w:before="36" w:after="40"/>
+              <w:jc w:val="left"/>
+              <w:rPr>
+                <w:kern w:val="0"/>
+                <w:szCs w:val="24"/>
+                <w:lang w:val="en-US" w:eastAsia="en-US" w:bidi="ar-SA"/>
+              </w:rPr>
+            </w:pPr>
+            <w:r>
+              <w:rPr>
+                <w:kern w:val="0"/>
+                <w:sz w:val="18"/>
+                <w:szCs w:val="24"/>
+                <w:lang w:val="en-US" w:eastAsia="en-US" w:bidi="ar-SA"/>
+              </w:rPr>
+              <w:t>Вышестоящий</w:t>
+            </w:r>
+          </w:p>
+        </w:tc>
+        <w:tc>
+          <w:tcPr>
+            <w:tcW w:w="3120" w:type="dxa"/>
+            <w:tcBorders>
+              <w:top w:val="single" w:sz="4" w:space="0" w:color="D6DCEA"/>
+              <w:left w:val="single" w:sz="4" w:space="0" w:color="D6DCEA"/>
+              <w:bottom w:val="single" w:sz="4" w:space="0" w:color="D6DCEA"/>
+              <w:right w:val="single" w:sz="4" w:space="0" w:color="D6DCEA"/>
+            </w:tcBorders>
+          </w:tcPr>
+          <w:p>
+            <w:pPr>
+              <w:pStyle w:val="Compact"/>
+              <w:widowControl/>
+              <w:spacing w:before="36" w:after="40"/>
+              <w:jc w:val="left"/>
+              <w:rPr>
+                <w:kern w:val="0"/>
+                <w:szCs w:val="24"/>
+                <w:lang w:val="en-US" w:eastAsia="en-US" w:bidi="ar-SA"/>
+              </w:rPr>
+            </w:pPr>
+            <w:r>
+              <w:rPr>
+                <w:kern w:val="0"/>
+                <w:sz w:val="18"/>
+                <w:szCs w:val="24"/>
+                <w:lang w:val="en-US" w:eastAsia="en-US" w:bidi="ar-SA"/>
+              </w:rPr>
+              <w:t>{ФИО}: заявка на отпуск {период} ждёт решения больше {N дней} и передана вам — вы можете согласовать или отклонить её.</w:t>
+            </w:r>
+          </w:p>
+        </w:tc>
+      </w:tr>
+      <w:tr>
+        <w:trPr/>
+        <w:tc>
+          <w:tcPr>
+            <w:tcW w:w="3120" w:type="dxa"/>
+            <w:tcBorders>
+              <w:top w:val="single" w:sz="4" w:space="0" w:color="D6DCEA"/>
+              <w:left w:val="single" w:sz="4" w:space="0" w:color="D6DCEA"/>
+              <w:bottom w:val="single" w:sz="4" w:space="0" w:color="D6DCEA"/>
+              <w:right w:val="single" w:sz="4" w:space="0" w:color="D6DCEA"/>
+            </w:tcBorders>
+          </w:tcPr>
+          <w:p>
+            <w:pPr>
+              <w:pStyle w:val="Compact"/>
+              <w:widowControl/>
+              <w:spacing w:before="36" w:after="40"/>
+              <w:jc w:val="left"/>
+              <w:rPr>
+                <w:kern w:val="0"/>
+                <w:szCs w:val="24"/>
+                <w:lang w:val="en-US" w:eastAsia="en-US" w:bidi="ar-SA"/>
+              </w:rPr>
+            </w:pPr>
+            <w:r>
+              <w:rPr>
+                <w:rStyle w:val="VerbatimChar"/>
+                <w:kern w:val="0"/>
+                <w:sz w:val="18"/>
+                <w:szCs w:val="24"/>
+                <w:lang w:val="en-US" w:eastAsia="en-US" w:bidi="ar-SA"/>
+              </w:rPr>
+              <w:t>request_escalated</w:t>
+            </w:r>
+          </w:p>
+        </w:tc>
+        <w:tc>
+          <w:tcPr>
+            <w:tcW w:w="3120" w:type="dxa"/>
+            <w:tcBorders>
+              <w:top w:val="single" w:sz="4" w:space="0" w:color="D6DCEA"/>
+              <w:left w:val="single" w:sz="4" w:space="0" w:color="D6DCEA"/>
+              <w:bottom w:val="single" w:sz="4" w:space="0" w:color="D6DCEA"/>
+              <w:right w:val="single" w:sz="4" w:space="0" w:color="D6DCEA"/>
+            </w:tcBorders>
+          </w:tcPr>
+          <w:p>
+            <w:pPr>
+              <w:pStyle w:val="Compact"/>
+              <w:widowControl/>
+              <w:spacing w:before="36" w:after="40"/>
+              <w:jc w:val="left"/>
+              <w:rPr>
+                <w:kern w:val="0"/>
+                <w:szCs w:val="24"/>
+                <w:lang w:val="en-US" w:eastAsia="en-US" w:bidi="ar-SA"/>
+              </w:rPr>
+            </w:pPr>
+            <w:r>
+              <w:rPr>
+                <w:kern w:val="0"/>
+                <w:sz w:val="18"/>
+                <w:szCs w:val="24"/>
+                <w:lang w:val="en-US" w:eastAsia="en-US" w:bidi="ar-SA"/>
+              </w:rPr>
+              <w:t>Согласующий</w:t>
+            </w:r>
+          </w:p>
+        </w:tc>
+        <w:tc>
+          <w:tcPr>
+            <w:tcW w:w="3120" w:type="dxa"/>
+            <w:tcBorders>
+              <w:top w:val="single" w:sz="4" w:space="0" w:color="D6DCEA"/>
+              <w:left w:val="single" w:sz="4" w:space="0" w:color="D6DCEA"/>
+              <w:bottom w:val="single" w:sz="4" w:space="0" w:color="D6DCEA"/>
+              <w:right w:val="single" w:sz="4" w:space="0" w:color="D6DCEA"/>
+            </w:tcBorders>
+          </w:tcPr>
+          <w:p>
+            <w:pPr>
+              <w:pStyle w:val="Compact"/>
+              <w:widowControl/>
+              <w:spacing w:before="36" w:after="40"/>
+              <w:jc w:val="left"/>
+              <w:rPr>
+                <w:kern w:val="0"/>
+                <w:szCs w:val="24"/>
+                <w:lang w:val="en-US" w:eastAsia="en-US" w:bidi="ar-SA"/>
+              </w:rPr>
+            </w:pPr>
+            <w:r>
+              <w:rPr>
+                <w:kern w:val="0"/>
+                <w:sz w:val="18"/>
+                <w:szCs w:val="24"/>
+                <w:lang w:val="en-US" w:eastAsia="en-US" w:bidi="ar-SA"/>
+              </w:rPr>
+              <w:t>{ФИО}: заявка на отпуск {период} ждёт вашего решения больше {N дней} и передана {ФИО вышестоящего}.</w:t>
+            </w:r>
+          </w:p>
+        </w:tc>
+      </w:tr>
+      <w:tr>
+        <w:trPr/>
+        <w:tc>
+          <w:tcPr>
+            <w:tcW w:w="3120" w:type="dxa"/>
+            <w:tcBorders>
+              <w:top w:val="single" w:sz="4" w:space="0" w:color="D6DCEA"/>
+              <w:left w:val="single" w:sz="4" w:space="0" w:color="D6DCEA"/>
+              <w:bottom w:val="single" w:sz="4" w:space="0" w:color="D6DCEA"/>
+              <w:right w:val="single" w:sz="4" w:space="0" w:color="D6DCEA"/>
+            </w:tcBorders>
+          </w:tcPr>
+          <w:p>
+            <w:pPr>
+              <w:pStyle w:val="Compact"/>
+              <w:widowControl/>
+              <w:spacing w:before="36" w:after="40"/>
+              <w:jc w:val="left"/>
+              <w:rPr>
+                <w:kern w:val="0"/>
+                <w:szCs w:val="24"/>
+                <w:lang w:val="en-US" w:eastAsia="en-US" w:bidi="ar-SA"/>
+              </w:rPr>
+            </w:pPr>
+            <w:r>
+              <w:rPr>
+                <w:rStyle w:val="VerbatimChar"/>
+                <w:kern w:val="0"/>
+                <w:sz w:val="18"/>
+                <w:szCs w:val="24"/>
+                <w:lang w:val="en-US" w:eastAsia="en-US" w:bidi="ar-SA"/>
+              </w:rPr>
+              <w:t>request_stalled</w:t>
+            </w:r>
+          </w:p>
+        </w:tc>
+        <w:tc>
+          <w:tcPr>
+            <w:tcW w:w="3120" w:type="dxa"/>
+            <w:tcBorders>
+              <w:top w:val="single" w:sz="4" w:space="0" w:color="D6DCEA"/>
+              <w:left w:val="single" w:sz="4" w:space="0" w:color="D6DCEA"/>
+              <w:bottom w:val="single" w:sz="4" w:space="0" w:color="D6DCEA"/>
+              <w:right w:val="single" w:sz="4" w:space="0" w:color="D6DCEA"/>
+            </w:tcBorders>
+          </w:tcPr>
+          <w:p>
+            <w:pPr>
+              <w:pStyle w:val="Compact"/>
+              <w:widowControl/>
+              <w:spacing w:before="36" w:after="40"/>
+              <w:jc w:val="left"/>
+              <w:rPr>
+                <w:kern w:val="0"/>
+                <w:szCs w:val="24"/>
+                <w:lang w:val="en-US" w:eastAsia="en-US" w:bidi="ar-SA"/>
+              </w:rPr>
+            </w:pPr>
+            <w:r>
+              <w:rPr>
+                <w:kern w:val="0"/>
+                <w:sz w:val="18"/>
+                <w:szCs w:val="24"/>
+                <w:lang w:val="en-US" w:eastAsia="en-US" w:bidi="ar-SA"/>
+              </w:rPr>
+              <w:t>Кадровая служба</w:t>
+            </w:r>
+          </w:p>
+        </w:tc>
+        <w:tc>
+          <w:tcPr>
+            <w:tcW w:w="3120" w:type="dxa"/>
+            <w:tcBorders>
+              <w:top w:val="single" w:sz="4" w:space="0" w:color="D6DCEA"/>
+              <w:left w:val="single" w:sz="4" w:space="0" w:color="D6DCEA"/>
+              <w:bottom w:val="single" w:sz="4" w:space="0" w:color="D6DCEA"/>
+              <w:right w:val="single" w:sz="4" w:space="0" w:color="D6DCEA"/>
+            </w:tcBorders>
+          </w:tcPr>
+          <w:p>
+            <w:pPr>
+              <w:pStyle w:val="Compact"/>
+              <w:widowControl/>
+              <w:spacing w:before="36" w:after="40"/>
+              <w:jc w:val="left"/>
+              <w:rPr>
+                <w:kern w:val="0"/>
+                <w:szCs w:val="24"/>
+                <w:lang w:val="en-US" w:eastAsia="en-US" w:bidi="ar-SA"/>
+              </w:rPr>
+            </w:pPr>
+            <w:r>
+              <w:rPr>
+                <w:kern w:val="0"/>
+                <w:sz w:val="18"/>
+                <w:szCs w:val="24"/>
+                <w:lang w:val="en-US" w:eastAsia="en-US" w:bidi="ar-SA"/>
+              </w:rPr>
+              <w:t>{ФИО}: заявка на отпуск {период} ждёт решения больше {N дней}, а вышестоящего руководителя нет. Свяжитесь с согласующим.</w:t>
+            </w:r>
+          </w:p>
+        </w:tc>
+      </w:tr>
+      <w:tr>
+        <w:trPr/>
+        <w:tc>
+          <w:tcPr>
+            <w:tcW w:w="3120" w:type="dxa"/>
+            <w:tcBorders>
+              <w:top w:val="single" w:sz="4" w:space="0" w:color="D6DCEA"/>
+              <w:left w:val="single" w:sz="4" w:space="0" w:color="D6DCEA"/>
+              <w:bottom w:val="single" w:sz="4" w:space="0" w:color="D6DCEA"/>
+              <w:right w:val="single" w:sz="4" w:space="0" w:color="D6DCEA"/>
+            </w:tcBorders>
+          </w:tcPr>
+          <w:p>
+            <w:pPr>
+              <w:pStyle w:val="Compact"/>
+              <w:widowControl/>
+              <w:spacing w:before="36" w:after="40"/>
+              <w:jc w:val="left"/>
+              <w:rPr>
+                <w:kern w:val="0"/>
+                <w:szCs w:val="24"/>
+                <w:lang w:val="en-US" w:eastAsia="en-US" w:bidi="ar-SA"/>
+              </w:rPr>
+            </w:pPr>
+            <w:r>
+              <w:rPr>
+                <w:rStyle w:val="VerbatimChar"/>
+                <w:kern w:val="0"/>
+                <w:sz w:val="18"/>
+                <w:szCs w:val="24"/>
+                <w:lang w:val="en-US" w:eastAsia="en-US" w:bidi="ar-SA"/>
+              </w:rPr>
+              <w:t>delegation_assigned</w:t>
+            </w:r>
+          </w:p>
+        </w:tc>
+        <w:tc>
+          <w:tcPr>
+            <w:tcW w:w="3120" w:type="dxa"/>
+            <w:tcBorders>
+              <w:top w:val="single" w:sz="4" w:space="0" w:color="D6DCEA"/>
+              <w:left w:val="single" w:sz="4" w:space="0" w:color="D6DCEA"/>
+              <w:bottom w:val="single" w:sz="4" w:space="0" w:color="D6DCEA"/>
+              <w:right w:val="single" w:sz="4" w:space="0" w:color="D6DCEA"/>
+            </w:tcBorders>
+          </w:tcPr>
+          <w:p>
+            <w:pPr>
+              <w:pStyle w:val="Compact"/>
+              <w:widowControl/>
+              <w:spacing w:before="36" w:after="40"/>
+              <w:jc w:val="left"/>
+              <w:rPr>
+                <w:kern w:val="0"/>
+                <w:szCs w:val="24"/>
+                <w:lang w:val="en-US" w:eastAsia="en-US" w:bidi="ar-SA"/>
+              </w:rPr>
+            </w:pPr>
+            <w:r>
+              <w:rPr>
+                <w:kern w:val="0"/>
+                <w:sz w:val="18"/>
+                <w:szCs w:val="24"/>
+                <w:lang w:val="en-US" w:eastAsia="en-US" w:bidi="ar-SA"/>
+              </w:rPr>
+              <w:t>Заместитель</w:t>
+            </w:r>
+          </w:p>
+        </w:tc>
+        <w:tc>
+          <w:tcPr>
+            <w:tcW w:w="3120" w:type="dxa"/>
+            <w:tcBorders>
+              <w:top w:val="single" w:sz="4" w:space="0" w:color="D6DCEA"/>
+              <w:left w:val="single" w:sz="4" w:space="0" w:color="D6DCEA"/>
+              <w:bottom w:val="single" w:sz="4" w:space="0" w:color="D6DCEA"/>
+              <w:right w:val="single" w:sz="4" w:space="0" w:color="D6DCEA"/>
+            </w:tcBorders>
+          </w:tcPr>
+          <w:p>
+            <w:pPr>
+              <w:pStyle w:val="Compact"/>
+              <w:widowControl/>
+              <w:spacing w:before="36" w:after="40"/>
+              <w:jc w:val="left"/>
+              <w:rPr>
+                <w:kern w:val="0"/>
+                <w:szCs w:val="24"/>
+                <w:lang w:val="en-US" w:eastAsia="en-US" w:bidi="ar-SA"/>
+              </w:rPr>
+            </w:pPr>
+            <w:r>
+              <w:rPr>
+                <w:kern w:val="0"/>
+                <w:sz w:val="18"/>
+                <w:szCs w:val="24"/>
+                <w:lang w:val="en-US" w:eastAsia="en-US" w:bidi="ar-SA"/>
+              </w:rPr>
+              <w:t>{ФИО руководителя} передаёт вам согласование заявок своих сотрудников на {период}. Заявки появятся в разделе «Заявки».</w:t>
+            </w:r>
+          </w:p>
+        </w:tc>
+      </w:tr>
+      <w:tr>
+        <w:trPr/>
+        <w:tc>
+          <w:tcPr>
+            <w:tcW w:w="3120" w:type="dxa"/>
+            <w:tcBorders>
+              <w:top w:val="single" w:sz="4" w:space="0" w:color="D6DCEA"/>
+              <w:left w:val="single" w:sz="4" w:space="0" w:color="D6DCEA"/>
+              <w:bottom w:val="single" w:sz="4" w:space="0" w:color="D6DCEA"/>
+              <w:right w:val="single" w:sz="4" w:space="0" w:color="D6DCEA"/>
+            </w:tcBorders>
+          </w:tcPr>
+          <w:p>
+            <w:pPr>
+              <w:pStyle w:val="Compact"/>
+              <w:widowControl/>
+              <w:spacing w:before="36" w:after="40"/>
+              <w:jc w:val="left"/>
+              <w:rPr>
+                <w:kern w:val="0"/>
+                <w:szCs w:val="24"/>
+                <w:lang w:val="en-US" w:eastAsia="en-US" w:bidi="ar-SA"/>
+              </w:rPr>
+            </w:pPr>
+            <w:r>
+              <w:rPr>
+                <w:rStyle w:val="VerbatimChar"/>
+                <w:kern w:val="0"/>
+                <w:sz w:val="18"/>
+                <w:szCs w:val="24"/>
+                <w:lang w:val="en-US" w:eastAsia="en-US" w:bidi="ar-SA"/>
+              </w:rPr>
+              <w:t>delegation_assigned</w:t>
+            </w:r>
+          </w:p>
+        </w:tc>
+        <w:tc>
+          <w:tcPr>
+            <w:tcW w:w="3120" w:type="dxa"/>
+            <w:tcBorders>
+              <w:top w:val="single" w:sz="4" w:space="0" w:color="D6DCEA"/>
+              <w:left w:val="single" w:sz="4" w:space="0" w:color="D6DCEA"/>
+              <w:bottom w:val="single" w:sz="4" w:space="0" w:color="D6DCEA"/>
+              <w:right w:val="single" w:sz="4" w:space="0" w:color="D6DCEA"/>
+            </w:tcBorders>
+          </w:tcPr>
+          <w:p>
+            <w:pPr>
+              <w:pStyle w:val="Compact"/>
+              <w:widowControl/>
+              <w:spacing w:before="36" w:after="40"/>
+              <w:jc w:val="left"/>
+              <w:rPr>
+                <w:kern w:val="0"/>
+                <w:szCs w:val="24"/>
+                <w:lang w:val="en-US" w:eastAsia="en-US" w:bidi="ar-SA"/>
+              </w:rPr>
+            </w:pPr>
+            <w:r>
+              <w:rPr>
+                <w:kern w:val="0"/>
+                <w:sz w:val="18"/>
+                <w:szCs w:val="24"/>
+                <w:lang w:val="en-US" w:eastAsia="en-US" w:bidi="ar-SA"/>
+              </w:rPr>
+              <w:t>Руководитель</w:t>
+            </w:r>
+          </w:p>
+        </w:tc>
+        <w:tc>
+          <w:tcPr>
+            <w:tcW w:w="3120" w:type="dxa"/>
+            <w:tcBorders>
+              <w:top w:val="single" w:sz="4" w:space="0" w:color="D6DCEA"/>
+              <w:left w:val="single" w:sz="4" w:space="0" w:color="D6DCEA"/>
+              <w:bottom w:val="single" w:sz="4" w:space="0" w:color="D6DCEA"/>
+              <w:right w:val="single" w:sz="4" w:space="0" w:color="D6DCEA"/>
+            </w:tcBorders>
+          </w:tcPr>
+          <w:p>
+            <w:pPr>
+              <w:pStyle w:val="Compact"/>
+              <w:widowControl/>
+              <w:spacing w:before="36" w:after="40"/>
+              <w:jc w:val="left"/>
+              <w:rPr>
+                <w:kern w:val="0"/>
+                <w:szCs w:val="24"/>
+                <w:lang w:val="en-US" w:eastAsia="en-US" w:bidi="ar-SA"/>
+              </w:rPr>
+            </w:pPr>
+            <w:r>
+              <w:rPr>
+                <w:kern w:val="0"/>
+                <w:sz w:val="18"/>
+                <w:szCs w:val="24"/>
+                <w:lang w:val="en-US" w:eastAsia="en-US" w:bidi="ar-SA"/>
+              </w:rPr>
+              <w:t>Кадровая служба передала согласование ваших заявок сотруднику {ФИО} на {период}.</w:t>
+            </w:r>
+          </w:p>
+        </w:tc>
+      </w:tr>
+      <w:tr>
+        <w:trPr/>
+        <w:tc>
+          <w:tcPr>
+            <w:tcW w:w="3120" w:type="dxa"/>
+            <w:tcBorders>
+              <w:top w:val="single" w:sz="4" w:space="0" w:color="D6DCEA"/>
+              <w:left w:val="single" w:sz="4" w:space="0" w:color="D6DCEA"/>
+              <w:bottom w:val="single" w:sz="4" w:space="0" w:color="D6DCEA"/>
+              <w:right w:val="single" w:sz="4" w:space="0" w:color="D6DCEA"/>
+            </w:tcBorders>
+          </w:tcPr>
+          <w:p>
+            <w:pPr>
+              <w:pStyle w:val="Compact"/>
+              <w:widowControl/>
+              <w:spacing w:before="36" w:after="40"/>
+              <w:jc w:val="left"/>
+              <w:rPr>
+                <w:kern w:val="0"/>
+                <w:szCs w:val="24"/>
+                <w:lang w:val="en-US" w:eastAsia="en-US" w:bidi="ar-SA"/>
+              </w:rPr>
+            </w:pPr>
+            <w:r>
+              <w:rPr>
+                <w:rStyle w:val="VerbatimChar"/>
+                <w:kern w:val="0"/>
+                <w:sz w:val="18"/>
+                <w:szCs w:val="24"/>
+                <w:lang w:val="en-US" w:eastAsia="en-US" w:bidi="ar-SA"/>
+              </w:rPr>
+              <w:t>delegation_assigned</w:t>
+            </w:r>
+          </w:p>
+        </w:tc>
+        <w:tc>
+          <w:tcPr>
+            <w:tcW w:w="3120" w:type="dxa"/>
+            <w:tcBorders>
+              <w:top w:val="single" w:sz="4" w:space="0" w:color="D6DCEA"/>
+              <w:left w:val="single" w:sz="4" w:space="0" w:color="D6DCEA"/>
+              <w:bottom w:val="single" w:sz="4" w:space="0" w:color="D6DCEA"/>
+              <w:right w:val="single" w:sz="4" w:space="0" w:color="D6DCEA"/>
+            </w:tcBorders>
+          </w:tcPr>
+          <w:p>
+            <w:pPr>
+              <w:pStyle w:val="Compact"/>
+              <w:widowControl/>
+              <w:spacing w:before="36" w:after="40"/>
+              <w:jc w:val="left"/>
+              <w:rPr>
+                <w:kern w:val="0"/>
+                <w:szCs w:val="24"/>
+                <w:lang w:val="en-US" w:eastAsia="en-US" w:bidi="ar-SA"/>
+              </w:rPr>
+            </w:pPr>
+            <w:r>
+              <w:rPr>
+                <w:kern w:val="0"/>
+                <w:sz w:val="18"/>
+                <w:szCs w:val="24"/>
+                <w:lang w:val="en-US" w:eastAsia="en-US" w:bidi="ar-SA"/>
+              </w:rPr>
+              <w:t>Заместитель</w:t>
+            </w:r>
+          </w:p>
+        </w:tc>
+        <w:tc>
+          <w:tcPr>
+            <w:tcW w:w="3120" w:type="dxa"/>
+            <w:tcBorders>
+              <w:top w:val="single" w:sz="4" w:space="0" w:color="D6DCEA"/>
+              <w:left w:val="single" w:sz="4" w:space="0" w:color="D6DCEA"/>
+              <w:bottom w:val="single" w:sz="4" w:space="0" w:color="D6DCEA"/>
+              <w:right w:val="single" w:sz="4" w:space="0" w:color="D6DCEA"/>
+            </w:tcBorders>
+          </w:tcPr>
+          <w:p>
+            <w:pPr>
+              <w:pStyle w:val="Compact"/>
+              <w:widowControl/>
+              <w:spacing w:before="36" w:after="40"/>
+              <w:jc w:val="left"/>
+              <w:rPr>
+                <w:kern w:val="0"/>
+                <w:szCs w:val="24"/>
+                <w:lang w:val="en-US" w:eastAsia="en-US" w:bidi="ar-SA"/>
+              </w:rPr>
+            </w:pPr>
+            <w:r>
+              <w:rPr>
+                <w:kern w:val="0"/>
+                <w:sz w:val="18"/>
+                <w:szCs w:val="24"/>
+                <w:lang w:val="en-US" w:eastAsia="en-US" w:bidi="ar-SA"/>
+              </w:rPr>
+              <w:t>Замещение {ФИО руководителя} на {период} отменено.</w:t>
+            </w:r>
+          </w:p>
+        </w:tc>
+      </w:tr>
+      <w:tr>
+        <w:trPr/>
+        <w:tc>
+          <w:tcPr>
+            <w:tcW w:w="3120" w:type="dxa"/>
+            <w:tcBorders>
+              <w:top w:val="single" w:sz="4" w:space="0" w:color="D6DCEA"/>
+              <w:left w:val="single" w:sz="4" w:space="0" w:color="D6DCEA"/>
+              <w:bottom w:val="single" w:sz="4" w:space="0" w:color="D6DCEA"/>
+              <w:right w:val="single" w:sz="4" w:space="0" w:color="D6DCEA"/>
+            </w:tcBorders>
+          </w:tcPr>
+          <w:p>
+            <w:pPr>
+              <w:pStyle w:val="Compact"/>
+              <w:widowControl/>
+              <w:spacing w:before="36" w:after="40"/>
+              <w:jc w:val="left"/>
+              <w:rPr>
+                <w:kern w:val="0"/>
+                <w:szCs w:val="24"/>
+                <w:lang w:val="en-US" w:eastAsia="en-US" w:bidi="ar-SA"/>
+              </w:rPr>
+            </w:pPr>
+            <w:r>
+              <w:rPr>
+                <w:rStyle w:val="VerbatimChar"/>
+                <w:kern w:val="0"/>
+                <w:sz w:val="18"/>
+                <w:szCs w:val="24"/>
+                <w:lang w:val="en-US" w:eastAsia="en-US" w:bidi="ar-SA"/>
+              </w:rPr>
+              <w:t>account_locked</w:t>
+            </w:r>
+          </w:p>
+        </w:tc>
+        <w:tc>
+          <w:tcPr>
+            <w:tcW w:w="3120" w:type="dxa"/>
+            <w:tcBorders>
+              <w:top w:val="single" w:sz="4" w:space="0" w:color="D6DCEA"/>
+              <w:left w:val="single" w:sz="4" w:space="0" w:color="D6DCEA"/>
+              <w:bottom w:val="single" w:sz="4" w:space="0" w:color="D6DCEA"/>
+              <w:right w:val="single" w:sz="4" w:space="0" w:color="D6DCEA"/>
+            </w:tcBorders>
+          </w:tcPr>
+          <w:p>
+            <w:pPr>
+              <w:pStyle w:val="Compact"/>
+              <w:widowControl/>
+              <w:spacing w:before="36" w:after="40"/>
+              <w:jc w:val="left"/>
+              <w:rPr>
+                <w:kern w:val="0"/>
+                <w:szCs w:val="24"/>
+                <w:lang w:val="en-US" w:eastAsia="en-US" w:bidi="ar-SA"/>
+              </w:rPr>
+            </w:pPr>
+            <w:r>
+              <w:rPr>
+                <w:kern w:val="0"/>
+                <w:sz w:val="18"/>
+                <w:szCs w:val="24"/>
+                <w:lang w:val="en-US" w:eastAsia="en-US" w:bidi="ar-SA"/>
+              </w:rPr>
+              <w:t>Сотрудник</w:t>
+            </w:r>
+          </w:p>
+        </w:tc>
+        <w:tc>
+          <w:tcPr>
+            <w:tcW w:w="3120" w:type="dxa"/>
+            <w:tcBorders>
+              <w:top w:val="single" w:sz="4" w:space="0" w:color="D6DCEA"/>
+              <w:left w:val="single" w:sz="4" w:space="0" w:color="D6DCEA"/>
+              <w:bottom w:val="single" w:sz="4" w:space="0" w:color="D6DCEA"/>
+              <w:right w:val="single" w:sz="4" w:space="0" w:color="D6DCEA"/>
+            </w:tcBorders>
+          </w:tcPr>
+          <w:p>
+            <w:pPr>
+              <w:pStyle w:val="Compact"/>
+              <w:widowControl/>
+              <w:spacing w:before="36" w:after="40"/>
+              <w:jc w:val="left"/>
+              <w:rPr>
+                <w:kern w:val="0"/>
+                <w:szCs w:val="24"/>
+                <w:lang w:val="en-US" w:eastAsia="en-US" w:bidi="ar-SA"/>
+              </w:rPr>
+            </w:pPr>
+            <w:r>
+              <w:rPr>
+                <w:kern w:val="0"/>
+                <w:sz w:val="18"/>
+                <w:szCs w:val="24"/>
+                <w:lang w:val="en-US" w:eastAsia="en-US" w:bidi="ar-SA"/>
+              </w:rPr>
+              <w:t>После {N} неудачных попыток входа подряд учётная запись заблокирована до {время}. Если это были не вы — смените пароль и сообщите в службу информационной безопасности.</w:t>
+            </w:r>
+          </w:p>
+        </w:tc>
+      </w:tr>
+      <w:tr>
+        <w:trPr/>
+        <w:tc>
+          <w:tcPr>
+            <w:tcW w:w="3120" w:type="dxa"/>
+            <w:tcBorders>
+              <w:top w:val="single" w:sz="4" w:space="0" w:color="D6DCEA"/>
+              <w:left w:val="single" w:sz="4" w:space="0" w:color="D6DCEA"/>
+              <w:bottom w:val="single" w:sz="4" w:space="0" w:color="D6DCEA"/>
+              <w:right w:val="single" w:sz="4" w:space="0" w:color="D6DCEA"/>
+            </w:tcBorders>
+          </w:tcPr>
+          <w:p>
+            <w:pPr>
+              <w:pStyle w:val="Compact"/>
+              <w:widowControl/>
+              <w:spacing w:before="36" w:after="40"/>
+              <w:jc w:val="left"/>
+              <w:rPr>
+                <w:kern w:val="0"/>
+                <w:szCs w:val="24"/>
+                <w:lang w:val="en-US" w:eastAsia="en-US" w:bidi="ar-SA"/>
+              </w:rPr>
+            </w:pPr>
+            <w:r>
+              <w:rPr>
+                <w:rStyle w:val="VerbatimChar"/>
+                <w:kern w:val="0"/>
+                <w:sz w:val="18"/>
+                <w:szCs w:val="24"/>
+                <w:lang w:val="en-US" w:eastAsia="en-US" w:bidi="ar-SA"/>
+              </w:rPr>
+              <w:t>vacation_notice</w:t>
+            </w:r>
+          </w:p>
+        </w:tc>
+        <w:tc>
+          <w:tcPr>
+            <w:tcW w:w="3120" w:type="dxa"/>
+            <w:tcBorders>
+              <w:top w:val="single" w:sz="4" w:space="0" w:color="D6DCEA"/>
+              <w:left w:val="single" w:sz="4" w:space="0" w:color="D6DCEA"/>
+              <w:bottom w:val="single" w:sz="4" w:space="0" w:color="D6DCEA"/>
+              <w:right w:val="single" w:sz="4" w:space="0" w:color="D6DCEA"/>
+            </w:tcBorders>
+          </w:tcPr>
+          <w:p>
+            <w:pPr>
+              <w:pStyle w:val="Compact"/>
+              <w:widowControl/>
+              <w:spacing w:before="36" w:after="40"/>
+              <w:jc w:val="left"/>
+              <w:rPr>
+                <w:kern w:val="0"/>
+                <w:szCs w:val="24"/>
+                <w:lang w:val="en-US" w:eastAsia="en-US" w:bidi="ar-SA"/>
+              </w:rPr>
+            </w:pPr>
+            <w:r>
+              <w:rPr>
+                <w:kern w:val="0"/>
+                <w:sz w:val="18"/>
+                <w:szCs w:val="24"/>
+                <w:lang w:val="en-US" w:eastAsia="en-US" w:bidi="ar-SA"/>
+              </w:rPr>
+              <w:t>Сотрудник</w:t>
+            </w:r>
+          </w:p>
+        </w:tc>
+        <w:tc>
+          <w:tcPr>
+            <w:tcW w:w="3120" w:type="dxa"/>
+            <w:tcBorders>
+              <w:top w:val="single" w:sz="4" w:space="0" w:color="D6DCEA"/>
+              <w:left w:val="single" w:sz="4" w:space="0" w:color="D6DCEA"/>
+              <w:bottom w:val="single" w:sz="4" w:space="0" w:color="D6DCEA"/>
+              <w:right w:val="single" w:sz="4" w:space="0" w:color="D6DCEA"/>
+            </w:tcBorders>
+          </w:tcPr>
+          <w:p>
+            <w:pPr>
+              <w:pStyle w:val="Compact"/>
+              <w:widowControl/>
+              <w:spacing w:before="36" w:after="40"/>
+              <w:jc w:val="left"/>
+              <w:rPr>
+                <w:kern w:val="0"/>
+                <w:szCs w:val="24"/>
+                <w:lang w:val="en-US" w:eastAsia="en-US" w:bidi="ar-SA"/>
+              </w:rPr>
+            </w:pPr>
+            <w:r>
+              <w:rPr>
+                <w:kern w:val="0"/>
+                <w:sz w:val="18"/>
+                <w:szCs w:val="24"/>
+                <w:lang w:val="en-US" w:eastAsia="en-US" w:bidi="ar-SA"/>
+              </w:rPr>
+              <w:t>Извещение о начале отпуска: ежегодный оплачиваемый отпуск {период} — {N} дней — начинается {дата}. Подтвердите ознакомление в разделе «Мой отпуск». [Извещение направлено позже чем за две недели до начала: по ст. 124 ТК РФ отпуск можно перенести по вашему письменному заявлению.]</w:t>
+            </w:r>
+          </w:p>
+        </w:tc>
+      </w:tr>
+      <w:tr>
+        <w:trPr/>
+        <w:tc>
+          <w:tcPr>
+            <w:tcW w:w="3120" w:type="dxa"/>
+            <w:tcBorders>
+              <w:top w:val="single" w:sz="4" w:space="0" w:color="D6DCEA"/>
+              <w:left w:val="single" w:sz="4" w:space="0" w:color="D6DCEA"/>
+              <w:bottom w:val="single" w:sz="4" w:space="0" w:color="D6DCEA"/>
+              <w:right w:val="single" w:sz="4" w:space="0" w:color="D6DCEA"/>
+            </w:tcBorders>
+          </w:tcPr>
+          <w:p>
+            <w:pPr>
+              <w:pStyle w:val="Compact"/>
+              <w:widowControl/>
+              <w:spacing w:before="36" w:after="40"/>
+              <w:jc w:val="left"/>
+              <w:rPr>
+                <w:kern w:val="0"/>
+                <w:szCs w:val="24"/>
+                <w:lang w:val="en-US" w:eastAsia="en-US" w:bidi="ar-SA"/>
+              </w:rPr>
+            </w:pPr>
+            <w:r>
+              <w:rPr>
+                <w:rStyle w:val="VerbatimChar"/>
+                <w:kern w:val="0"/>
+                <w:sz w:val="18"/>
+                <w:szCs w:val="24"/>
+                <w:lang w:val="en-US" w:eastAsia="en-US" w:bidi="ar-SA"/>
+              </w:rPr>
+              <w:t>planning_open</w:t>
+            </w:r>
+          </w:p>
+        </w:tc>
+        <w:tc>
+          <w:tcPr>
+            <w:tcW w:w="3120" w:type="dxa"/>
+            <w:tcBorders>
+              <w:top w:val="single" w:sz="4" w:space="0" w:color="D6DCEA"/>
+              <w:left w:val="single" w:sz="4" w:space="0" w:color="D6DCEA"/>
+              <w:bottom w:val="single" w:sz="4" w:space="0" w:color="D6DCEA"/>
+              <w:right w:val="single" w:sz="4" w:space="0" w:color="D6DCEA"/>
+            </w:tcBorders>
+          </w:tcPr>
+          <w:p>
+            <w:pPr>
+              <w:pStyle w:val="Compact"/>
+              <w:widowControl/>
+              <w:spacing w:before="36" w:after="40"/>
+              <w:jc w:val="left"/>
+              <w:rPr>
+                <w:kern w:val="0"/>
+                <w:szCs w:val="24"/>
+                <w:lang w:val="en-US" w:eastAsia="en-US" w:bidi="ar-SA"/>
+              </w:rPr>
+            </w:pPr>
+            <w:r>
+              <w:rPr>
+                <w:kern w:val="0"/>
+                <w:sz w:val="18"/>
+                <w:szCs w:val="24"/>
+                <w:lang w:val="en-US" w:eastAsia="en-US" w:bidi="ar-SA"/>
+              </w:rPr>
+              <w:t>Штатные сотрудники</w:t>
+            </w:r>
+          </w:p>
+        </w:tc>
+        <w:tc>
+          <w:tcPr>
+            <w:tcW w:w="3120" w:type="dxa"/>
+            <w:tcBorders>
+              <w:top w:val="single" w:sz="4" w:space="0" w:color="D6DCEA"/>
+              <w:left w:val="single" w:sz="4" w:space="0" w:color="D6DCEA"/>
+              <w:bottom w:val="single" w:sz="4" w:space="0" w:color="D6DCEA"/>
+              <w:right w:val="single" w:sz="4" w:space="0" w:color="D6DCEA"/>
+            </w:tcBorders>
+          </w:tcPr>
+          <w:p>
+            <w:pPr>
+              <w:pStyle w:val="Compact"/>
+              <w:widowControl/>
+              <w:spacing w:before="36" w:after="40"/>
+              <w:jc w:val="left"/>
+              <w:rPr>
+                <w:kern w:val="0"/>
+                <w:szCs w:val="24"/>
+                <w:lang w:val="en-US" w:eastAsia="en-US" w:bidi="ar-SA"/>
+              </w:rPr>
+            </w:pPr>
+            <w:r>
+              <w:rPr>
+                <w:kern w:val="0"/>
+                <w:sz w:val="18"/>
+                <w:szCs w:val="24"/>
+                <w:lang w:val="en-US" w:eastAsia="en-US" w:bidi="ar-SA"/>
+              </w:rPr>
+              <w:t>Открыто планирование отпусков на {год} год — до {дата}. Запланируйте отпуск в разделе «Мой отпуск»: в году {N} дн., одна из частей — не короче 14 календарных дней (ст. 125 ТК РФ).</w:t>
+            </w:r>
+          </w:p>
+        </w:tc>
+      </w:tr>
+      <w:tr>
+        <w:trPr/>
+        <w:tc>
+          <w:tcPr>
+            <w:tcW w:w="3120" w:type="dxa"/>
+            <w:tcBorders>
+              <w:top w:val="single" w:sz="4" w:space="0" w:color="D6DCEA"/>
+              <w:left w:val="single" w:sz="4" w:space="0" w:color="D6DCEA"/>
+              <w:bottom w:val="single" w:sz="4" w:space="0" w:color="D6DCEA"/>
+              <w:right w:val="single" w:sz="4" w:space="0" w:color="D6DCEA"/>
+            </w:tcBorders>
+          </w:tcPr>
+          <w:p>
+            <w:pPr>
+              <w:pStyle w:val="Compact"/>
+              <w:widowControl/>
+              <w:spacing w:before="36" w:after="40"/>
+              <w:jc w:val="left"/>
+              <w:rPr>
+                <w:kern w:val="0"/>
+                <w:szCs w:val="24"/>
+                <w:lang w:val="en-US" w:eastAsia="en-US" w:bidi="ar-SA"/>
+              </w:rPr>
+            </w:pPr>
+            <w:r>
+              <w:rPr>
+                <w:rStyle w:val="VerbatimChar"/>
+                <w:kern w:val="0"/>
+                <w:sz w:val="18"/>
+                <w:szCs w:val="24"/>
+                <w:lang w:val="en-US" w:eastAsia="en-US" w:bidi="ar-SA"/>
+              </w:rPr>
+              <w:t>planning_reminder</w:t>
+            </w:r>
+          </w:p>
+        </w:tc>
+        <w:tc>
+          <w:tcPr>
+            <w:tcW w:w="3120" w:type="dxa"/>
+            <w:tcBorders>
+              <w:top w:val="single" w:sz="4" w:space="0" w:color="D6DCEA"/>
+              <w:left w:val="single" w:sz="4" w:space="0" w:color="D6DCEA"/>
+              <w:bottom w:val="single" w:sz="4" w:space="0" w:color="D6DCEA"/>
+              <w:right w:val="single" w:sz="4" w:space="0" w:color="D6DCEA"/>
+            </w:tcBorders>
+          </w:tcPr>
+          <w:p>
+            <w:pPr>
+              <w:pStyle w:val="Compact"/>
+              <w:widowControl/>
+              <w:spacing w:before="36" w:after="40"/>
+              <w:jc w:val="left"/>
+              <w:rPr>
+                <w:kern w:val="0"/>
+                <w:szCs w:val="24"/>
+                <w:lang w:val="en-US" w:eastAsia="en-US" w:bidi="ar-SA"/>
+              </w:rPr>
+            </w:pPr>
+            <w:r>
+              <w:rPr>
+                <w:kern w:val="0"/>
+                <w:sz w:val="18"/>
+                <w:szCs w:val="24"/>
+                <w:lang w:val="en-US" w:eastAsia="en-US" w:bidi="ar-SA"/>
+              </w:rPr>
+              <w:t>Не спланировавшие полностью</w:t>
+            </w:r>
+          </w:p>
+        </w:tc>
+        <w:tc>
+          <w:tcPr>
+            <w:tcW w:w="3120" w:type="dxa"/>
+            <w:tcBorders>
+              <w:top w:val="single" w:sz="4" w:space="0" w:color="D6DCEA"/>
+              <w:left w:val="single" w:sz="4" w:space="0" w:color="D6DCEA"/>
+              <w:bottom w:val="single" w:sz="4" w:space="0" w:color="D6DCEA"/>
+              <w:right w:val="single" w:sz="4" w:space="0" w:color="D6DCEA"/>
+            </w:tcBorders>
+          </w:tcPr>
+          <w:p>
+            <w:pPr>
+              <w:pStyle w:val="Compact"/>
+              <w:widowControl/>
+              <w:spacing w:before="36" w:after="40"/>
+              <w:jc w:val="left"/>
+              <w:rPr>
+                <w:kern w:val="0"/>
+                <w:szCs w:val="24"/>
+                <w:lang w:val="en-US" w:eastAsia="en-US" w:bidi="ar-SA"/>
+              </w:rPr>
+            </w:pPr>
+            <w:r>
+              <w:rPr>
+                <w:kern w:val="0"/>
+                <w:sz w:val="18"/>
+                <w:szCs w:val="24"/>
+                <w:lang w:val="en-US" w:eastAsia="en-US" w:bidi="ar-SA"/>
+              </w:rPr>
+              <w:t>Напоминание: запланируйте отпуск на {год} год до {дата}. Сейчас запланировано {N} из {норма} дн. [Нужна часть не короче 14 календарных дней.]</w:t>
+            </w:r>
+          </w:p>
+        </w:tc>
+      </w:tr>
     </w:tbl>
     <w:p>
       <w:pPr>
         <w:pStyle w:val="Heading1"/>
         <w:rPr/>
       </w:pPr>
-      <w:bookmarkStart w:id="9" w:name="__RefHeading___Toc17542_2275915807"/>
+      <w:bookmarkStart w:id="9" w:name="__RefHeading___Toc24024_3673021804"/>
       <w:bookmarkEnd w:id="9"/>
       <w:r>
         <w:rPr>
@@ -5224,7 +6930,7 @@
         <w:pStyle w:val="Heading1"/>
         <w:rPr/>
       </w:pPr>
-      <w:bookmarkStart w:id="10" w:name="__RefHeading___Toc17544_2275915807"/>
+      <w:bookmarkStart w:id="10" w:name="__RefHeading___Toc24026_3673021804"/>
       <w:bookmarkEnd w:id="10"/>
       <w:r>
         <w:rPr>
@@ -5732,6 +7438,212 @@
                 <w:szCs w:val="24"/>
                 <w:lang w:val="en-US" w:eastAsia="en-US" w:bidi="ar-SA"/>
               </w:rPr>
+              <w:t>auth/account-locked</w:t>
+            </w:r>
+          </w:p>
+        </w:tc>
+        <w:tc>
+          <w:tcPr>
+            <w:tcW w:w="3120" w:type="dxa"/>
+            <w:tcBorders>
+              <w:top w:val="single" w:sz="4" w:space="0" w:color="D6DCEA"/>
+              <w:left w:val="single" w:sz="4" w:space="0" w:color="D6DCEA"/>
+              <w:bottom w:val="single" w:sz="4" w:space="0" w:color="D6DCEA"/>
+              <w:right w:val="single" w:sz="4" w:space="0" w:color="D6DCEA"/>
+            </w:tcBorders>
+          </w:tcPr>
+          <w:p>
+            <w:pPr>
+              <w:pStyle w:val="Compact"/>
+              <w:widowControl/>
+              <w:spacing w:before="36" w:after="40"/>
+              <w:jc w:val="left"/>
+              <w:rPr>
+                <w:kern w:val="0"/>
+                <w:szCs w:val="24"/>
+                <w:lang w:val="en-US" w:eastAsia="en-US" w:bidi="ar-SA"/>
+              </w:rPr>
+            </w:pPr>
+            <w:r>
+              <w:rPr>
+                <w:kern w:val="0"/>
+                <w:sz w:val="18"/>
+                <w:szCs w:val="24"/>
+                <w:lang w:val="en-US" w:eastAsia="en-US" w:bidi="ar-SA"/>
+              </w:rPr>
+              <w:t>423</w:t>
+            </w:r>
+          </w:p>
+        </w:tc>
+        <w:tc>
+          <w:tcPr>
+            <w:tcW w:w="3120" w:type="dxa"/>
+            <w:tcBorders>
+              <w:top w:val="single" w:sz="4" w:space="0" w:color="D6DCEA"/>
+              <w:left w:val="single" w:sz="4" w:space="0" w:color="D6DCEA"/>
+              <w:bottom w:val="single" w:sz="4" w:space="0" w:color="D6DCEA"/>
+              <w:right w:val="single" w:sz="4" w:space="0" w:color="D6DCEA"/>
+            </w:tcBorders>
+          </w:tcPr>
+          <w:p>
+            <w:pPr>
+              <w:pStyle w:val="Compact"/>
+              <w:widowControl/>
+              <w:spacing w:before="36" w:after="40"/>
+              <w:jc w:val="left"/>
+              <w:rPr>
+                <w:kern w:val="0"/>
+                <w:szCs w:val="24"/>
+                <w:lang w:val="en-US" w:eastAsia="en-US" w:bidi="ar-SA"/>
+              </w:rPr>
+            </w:pPr>
+            <w:r>
+              <w:rPr>
+                <w:kern w:val="0"/>
+                <w:sz w:val="18"/>
+                <w:szCs w:val="24"/>
+                <w:lang w:val="en-US" w:eastAsia="en-US" w:bidi="ar-SA"/>
+              </w:rPr>
+              <w:t>Учётная запись временно заблокирована после неудачных попыток входа</w:t>
+            </w:r>
+          </w:p>
+        </w:tc>
+      </w:tr>
+      <w:tr>
+        <w:trPr/>
+        <w:tc>
+          <w:tcPr>
+            <w:tcW w:w="3120" w:type="dxa"/>
+            <w:tcBorders>
+              <w:top w:val="single" w:sz="4" w:space="0" w:color="D6DCEA"/>
+              <w:left w:val="single" w:sz="4" w:space="0" w:color="D6DCEA"/>
+              <w:bottom w:val="single" w:sz="4" w:space="0" w:color="D6DCEA"/>
+              <w:right w:val="single" w:sz="4" w:space="0" w:color="D6DCEA"/>
+            </w:tcBorders>
+          </w:tcPr>
+          <w:p>
+            <w:pPr>
+              <w:pStyle w:val="Compact"/>
+              <w:widowControl/>
+              <w:spacing w:before="36" w:after="40"/>
+              <w:jc w:val="left"/>
+              <w:rPr>
+                <w:kern w:val="0"/>
+                <w:szCs w:val="24"/>
+                <w:lang w:val="en-US" w:eastAsia="en-US" w:bidi="ar-SA"/>
+              </w:rPr>
+            </w:pPr>
+            <w:r>
+              <w:rPr>
+                <w:rStyle w:val="VerbatimChar"/>
+                <w:kern w:val="0"/>
+                <w:sz w:val="18"/>
+                <w:szCs w:val="24"/>
+                <w:lang w:val="en-US" w:eastAsia="en-US" w:bidi="ar-SA"/>
+              </w:rPr>
+              <w:t>auth/password-change-required</w:t>
+            </w:r>
+          </w:p>
+        </w:tc>
+        <w:tc>
+          <w:tcPr>
+            <w:tcW w:w="3120" w:type="dxa"/>
+            <w:tcBorders>
+              <w:top w:val="single" w:sz="4" w:space="0" w:color="D6DCEA"/>
+              <w:left w:val="single" w:sz="4" w:space="0" w:color="D6DCEA"/>
+              <w:bottom w:val="single" w:sz="4" w:space="0" w:color="D6DCEA"/>
+              <w:right w:val="single" w:sz="4" w:space="0" w:color="D6DCEA"/>
+            </w:tcBorders>
+          </w:tcPr>
+          <w:p>
+            <w:pPr>
+              <w:pStyle w:val="Compact"/>
+              <w:widowControl/>
+              <w:spacing w:before="36" w:after="40"/>
+              <w:jc w:val="left"/>
+              <w:rPr>
+                <w:kern w:val="0"/>
+                <w:szCs w:val="24"/>
+                <w:lang w:val="en-US" w:eastAsia="en-US" w:bidi="ar-SA"/>
+              </w:rPr>
+            </w:pPr>
+            <w:r>
+              <w:rPr>
+                <w:kern w:val="0"/>
+                <w:sz w:val="18"/>
+                <w:szCs w:val="24"/>
+                <w:lang w:val="en-US" w:eastAsia="en-US" w:bidi="ar-SA"/>
+              </w:rPr>
+              <w:t>403</w:t>
+            </w:r>
+          </w:p>
+        </w:tc>
+        <w:tc>
+          <w:tcPr>
+            <w:tcW w:w="3120" w:type="dxa"/>
+            <w:tcBorders>
+              <w:top w:val="single" w:sz="4" w:space="0" w:color="D6DCEA"/>
+              <w:left w:val="single" w:sz="4" w:space="0" w:color="D6DCEA"/>
+              <w:bottom w:val="single" w:sz="4" w:space="0" w:color="D6DCEA"/>
+              <w:right w:val="single" w:sz="4" w:space="0" w:color="D6DCEA"/>
+            </w:tcBorders>
+          </w:tcPr>
+          <w:p>
+            <w:pPr>
+              <w:pStyle w:val="Compact"/>
+              <w:widowControl/>
+              <w:spacing w:before="36" w:after="40"/>
+              <w:jc w:val="left"/>
+              <w:rPr>
+                <w:kern w:val="0"/>
+                <w:szCs w:val="24"/>
+                <w:lang w:val="en-US" w:eastAsia="en-US" w:bidi="ar-SA"/>
+              </w:rPr>
+            </w:pPr>
+            <w:r>
+              <w:rPr>
+                <w:kern w:val="0"/>
+                <w:sz w:val="18"/>
+                <w:szCs w:val="24"/>
+                <w:lang w:val="en-US" w:eastAsia="en-US" w:bidi="ar-SA"/>
+              </w:rPr>
+              <w:t>Смените пароль, выданный администратором</w:t>
+            </w:r>
+          </w:p>
+        </w:tc>
+      </w:tr>
+      <w:tr>
+        <w:trPr/>
+        <w:tc>
+          <w:tcPr>
+            <w:tcW w:w="3120" w:type="dxa"/>
+            <w:tcBorders>
+              <w:top w:val="single" w:sz="4" w:space="0" w:color="D6DCEA"/>
+              <w:left w:val="single" w:sz="4" w:space="0" w:color="D6DCEA"/>
+              <w:bottom w:val="single" w:sz="4" w:space="0" w:color="D6DCEA"/>
+              <w:right w:val="single" w:sz="4" w:space="0" w:color="D6DCEA"/>
+            </w:tcBorders>
+          </w:tcPr>
+          <w:p>
+            <w:pPr>
+              <w:pStyle w:val="Compact"/>
+              <w:widowControl/>
+              <w:spacing w:before="36" w:after="40"/>
+              <w:jc w:val="left"/>
+              <w:rPr>
+                <w:kern w:val="0"/>
+                <w:szCs w:val="24"/>
+                <w:lang w:val="en-US" w:eastAsia="en-US" w:bidi="ar-SA"/>
+              </w:rPr>
+            </w:pPr>
+            <w:r>
+              <w:rPr>
+                <w:rStyle w:val="VerbatimChar"/>
+                <w:kern w:val="0"/>
+                <w:sz w:val="18"/>
+                <w:szCs w:val="24"/>
+                <w:lang w:val="en-US" w:eastAsia="en-US" w:bidi="ar-SA"/>
+              </w:rPr>
               <w:t>validation/invalid-field</w:t>
             </w:r>
           </w:p>
@@ -5799,6 +7711,109 @@
                 <w:lang w:val="en-US" w:eastAsia="en-US" w:bidi="ar-SA"/>
               </w:rPr>
               <w:t>Некорректно заполнено поле</w:t>
+            </w:r>
+          </w:p>
+        </w:tc>
+      </w:tr>
+      <w:tr>
+        <w:trPr/>
+        <w:tc>
+          <w:tcPr>
+            <w:tcW w:w="3120" w:type="dxa"/>
+            <w:tcBorders>
+              <w:top w:val="single" w:sz="4" w:space="0" w:color="D6DCEA"/>
+              <w:left w:val="single" w:sz="4" w:space="0" w:color="D6DCEA"/>
+              <w:bottom w:val="single" w:sz="4" w:space="0" w:color="D6DCEA"/>
+              <w:right w:val="single" w:sz="4" w:space="0" w:color="D6DCEA"/>
+            </w:tcBorders>
+          </w:tcPr>
+          <w:p>
+            <w:pPr>
+              <w:pStyle w:val="Compact"/>
+              <w:widowControl/>
+              <w:spacing w:before="36" w:after="40"/>
+              <w:jc w:val="left"/>
+              <w:rPr>
+                <w:kern w:val="0"/>
+                <w:szCs w:val="24"/>
+                <w:lang w:val="en-US" w:eastAsia="en-US" w:bidi="ar-SA"/>
+              </w:rPr>
+            </w:pPr>
+            <w:r>
+              <w:rPr>
+                <w:rStyle w:val="VerbatimChar"/>
+                <w:kern w:val="0"/>
+                <w:sz w:val="18"/>
+                <w:szCs w:val="24"/>
+                <w:lang w:val="en-US" w:eastAsia="en-US" w:bidi="ar-SA"/>
+              </w:rPr>
+              <w:t>validation/weak-password</w:t>
+            </w:r>
+          </w:p>
+        </w:tc>
+        <w:tc>
+          <w:tcPr>
+            <w:tcW w:w="3120" w:type="dxa"/>
+            <w:tcBorders>
+              <w:top w:val="single" w:sz="4" w:space="0" w:color="D6DCEA"/>
+              <w:left w:val="single" w:sz="4" w:space="0" w:color="D6DCEA"/>
+              <w:bottom w:val="single" w:sz="4" w:space="0" w:color="D6DCEA"/>
+              <w:right w:val="single" w:sz="4" w:space="0" w:color="D6DCEA"/>
+            </w:tcBorders>
+          </w:tcPr>
+          <w:p>
+            <w:pPr>
+              <w:pStyle w:val="Compact"/>
+              <w:widowControl/>
+              <w:spacing w:before="36" w:after="40"/>
+              <w:jc w:val="left"/>
+              <w:rPr>
+                <w:kern w:val="0"/>
+                <w:szCs w:val="24"/>
+                <w:lang w:val="en-US" w:eastAsia="en-US" w:bidi="ar-SA"/>
+              </w:rPr>
+            </w:pPr>
+            <w:r>
+              <w:rPr>
+                <w:kern w:val="0"/>
+                <w:sz w:val="18"/>
+                <w:szCs w:val="24"/>
+                <w:lang w:val="en-US" w:eastAsia="en-US" w:bidi="ar-SA"/>
+              </w:rPr>
+              <w:t>400</w:t>
+            </w:r>
+          </w:p>
+        </w:tc>
+        <w:tc>
+          <w:tcPr>
+            <w:tcW w:w="3120" w:type="dxa"/>
+            <w:tcBorders>
+              <w:top w:val="single" w:sz="4" w:space="0" w:color="D6DCEA"/>
+              <w:left w:val="single" w:sz="4" w:space="0" w:color="D6DCEA"/>
+              <w:bottom w:val="single" w:sz="4" w:space="0" w:color="D6DCEA"/>
+              <w:right w:val="single" w:sz="4" w:space="0" w:color="D6DCEA"/>
+            </w:tcBorders>
+          </w:tcPr>
+          <w:p>
+            <w:pPr>
+              <w:pStyle w:val="Compact"/>
+              <w:widowControl/>
+              <w:spacing w:before="36" w:after="40"/>
+              <w:jc w:val="left"/>
+              <w:rPr>
+                <w:kern w:val="0"/>
+                <w:szCs w:val="24"/>
+                <w:lang w:val="en-US" w:eastAsia="en-US" w:bidi="ar-SA"/>
+              </w:rPr>
+            </w:pPr>
+            <w:r>
+              <w:rPr>
+                <w:kern w:val="0"/>
+                <w:sz w:val="18"/>
+                <w:szCs w:val="24"/>
+                <w:lang w:val="en-US" w:eastAsia="en-US" w:bidi="ar-SA"/>
+              </w:rPr>
+              <w:t>Пароль не соответствует политике паролей</w:t>
             </w:r>
           </w:p>
         </w:tc>
@@ -6839,7 +8854,7 @@
         <w:pStyle w:val="Heading1"/>
         <w:rPr/>
       </w:pPr>
-      <w:bookmarkStart w:id="11" w:name="__RefHeading___Toc17546_2275915807"/>
+      <w:bookmarkStart w:id="11" w:name="__RefHeading___Toc24028_3673021804"/>
       <w:bookmarkEnd w:id="11"/>
       <w:r>
         <w:rPr>
@@ -7545,6 +9560,734 @@
           </w:p>
         </w:tc>
       </w:tr>
+      <w:tr>
+        <w:trPr/>
+        <w:tc>
+          <w:tcPr>
+            <w:tcW w:w="3120" w:type="dxa"/>
+            <w:tcBorders>
+              <w:top w:val="single" w:sz="4" w:space="0" w:color="D6DCEA"/>
+              <w:left w:val="single" w:sz="4" w:space="0" w:color="D6DCEA"/>
+              <w:bottom w:val="single" w:sz="4" w:space="0" w:color="D6DCEA"/>
+              <w:right w:val="single" w:sz="4" w:space="0" w:color="D6DCEA"/>
+            </w:tcBorders>
+          </w:tcPr>
+          <w:p>
+            <w:pPr>
+              <w:pStyle w:val="Compact"/>
+              <w:widowControl/>
+              <w:spacing w:before="36" w:after="40"/>
+              <w:jc w:val="left"/>
+              <w:rPr>
+                <w:kern w:val="0"/>
+                <w:szCs w:val="24"/>
+                <w:lang w:val="en-US" w:eastAsia="en-US" w:bidi="ar-SA"/>
+              </w:rPr>
+            </w:pPr>
+            <w:r>
+              <w:rPr>
+                <w:rStyle w:val="VerbatimChar"/>
+                <w:kern w:val="0"/>
+                <w:sz w:val="18"/>
+                <w:szCs w:val="24"/>
+                <w:lang w:val="en-US" w:eastAsia="en-US" w:bidi="ar-SA"/>
+              </w:rPr>
+              <w:t>request_escalated</w:t>
+            </w:r>
+          </w:p>
+        </w:tc>
+        <w:tc>
+          <w:tcPr>
+            <w:tcW w:w="3120" w:type="dxa"/>
+            <w:tcBorders>
+              <w:top w:val="single" w:sz="4" w:space="0" w:color="D6DCEA"/>
+              <w:left w:val="single" w:sz="4" w:space="0" w:color="D6DCEA"/>
+              <w:bottom w:val="single" w:sz="4" w:space="0" w:color="D6DCEA"/>
+              <w:right w:val="single" w:sz="4" w:space="0" w:color="D6DCEA"/>
+            </w:tcBorders>
+          </w:tcPr>
+          <w:p>
+            <w:pPr>
+              <w:pStyle w:val="Compact"/>
+              <w:widowControl/>
+              <w:spacing w:before="36" w:after="40"/>
+              <w:jc w:val="left"/>
+              <w:rPr>
+                <w:kern w:val="0"/>
+                <w:szCs w:val="24"/>
+                <w:lang w:val="en-US" w:eastAsia="en-US" w:bidi="ar-SA"/>
+              </w:rPr>
+            </w:pPr>
+            <w:r>
+              <w:rPr>
+                <w:kern w:val="0"/>
+                <w:sz w:val="18"/>
+                <w:szCs w:val="24"/>
+                <w:lang w:val="en-US" w:eastAsia="en-US" w:bidi="ar-SA"/>
+              </w:rPr>
+              <w:t>Заявка ждёт решения</w:t>
+            </w:r>
+          </w:p>
+        </w:tc>
+        <w:tc>
+          <w:tcPr>
+            <w:tcW w:w="3120" w:type="dxa"/>
+            <w:tcBorders>
+              <w:top w:val="single" w:sz="4" w:space="0" w:color="D6DCEA"/>
+              <w:left w:val="single" w:sz="4" w:space="0" w:color="D6DCEA"/>
+              <w:bottom w:val="single" w:sz="4" w:space="0" w:color="D6DCEA"/>
+              <w:right w:val="single" w:sz="4" w:space="0" w:color="D6DCEA"/>
+            </w:tcBorders>
+          </w:tcPr>
+          <w:p>
+            <w:pPr>
+              <w:pStyle w:val="Compact"/>
+              <w:widowControl/>
+              <w:spacing w:before="36" w:after="40"/>
+              <w:jc w:val="left"/>
+              <w:rPr>
+                <w:kern w:val="0"/>
+                <w:szCs w:val="24"/>
+                <w:lang w:val="en-US" w:eastAsia="en-US" w:bidi="ar-SA"/>
+              </w:rPr>
+            </w:pPr>
+            <w:r>
+              <w:rPr>
+                <w:rStyle w:val="VerbatimChar"/>
+                <w:kern w:val="0"/>
+                <w:sz w:val="18"/>
+                <w:szCs w:val="24"/>
+                <w:lang w:val="en-US" w:eastAsia="en-US" w:bidi="ar-SA"/>
+              </w:rPr>
+              <w:t>/approvals</w:t>
+            </w:r>
+          </w:p>
+        </w:tc>
+      </w:tr>
+      <w:tr>
+        <w:trPr/>
+        <w:tc>
+          <w:tcPr>
+            <w:tcW w:w="3120" w:type="dxa"/>
+            <w:tcBorders>
+              <w:top w:val="single" w:sz="4" w:space="0" w:color="D6DCEA"/>
+              <w:left w:val="single" w:sz="4" w:space="0" w:color="D6DCEA"/>
+              <w:bottom w:val="single" w:sz="4" w:space="0" w:color="D6DCEA"/>
+              <w:right w:val="single" w:sz="4" w:space="0" w:color="D6DCEA"/>
+            </w:tcBorders>
+          </w:tcPr>
+          <w:p>
+            <w:pPr>
+              <w:pStyle w:val="Compact"/>
+              <w:widowControl/>
+              <w:spacing w:before="36" w:after="40"/>
+              <w:jc w:val="left"/>
+              <w:rPr>
+                <w:kern w:val="0"/>
+                <w:szCs w:val="24"/>
+                <w:lang w:val="en-US" w:eastAsia="en-US" w:bidi="ar-SA"/>
+              </w:rPr>
+            </w:pPr>
+            <w:r>
+              <w:rPr>
+                <w:rStyle w:val="VerbatimChar"/>
+                <w:kern w:val="0"/>
+                <w:sz w:val="18"/>
+                <w:szCs w:val="24"/>
+                <w:lang w:val="en-US" w:eastAsia="en-US" w:bidi="ar-SA"/>
+              </w:rPr>
+              <w:t>request_stalled</w:t>
+            </w:r>
+          </w:p>
+        </w:tc>
+        <w:tc>
+          <w:tcPr>
+            <w:tcW w:w="3120" w:type="dxa"/>
+            <w:tcBorders>
+              <w:top w:val="single" w:sz="4" w:space="0" w:color="D6DCEA"/>
+              <w:left w:val="single" w:sz="4" w:space="0" w:color="D6DCEA"/>
+              <w:bottom w:val="single" w:sz="4" w:space="0" w:color="D6DCEA"/>
+              <w:right w:val="single" w:sz="4" w:space="0" w:color="D6DCEA"/>
+            </w:tcBorders>
+          </w:tcPr>
+          <w:p>
+            <w:pPr>
+              <w:pStyle w:val="Compact"/>
+              <w:widowControl/>
+              <w:spacing w:before="36" w:after="40"/>
+              <w:jc w:val="left"/>
+              <w:rPr>
+                <w:kern w:val="0"/>
+                <w:szCs w:val="24"/>
+                <w:lang w:val="en-US" w:eastAsia="en-US" w:bidi="ar-SA"/>
+              </w:rPr>
+            </w:pPr>
+            <w:r>
+              <w:rPr>
+                <w:kern w:val="0"/>
+                <w:sz w:val="18"/>
+                <w:szCs w:val="24"/>
+                <w:lang w:val="en-US" w:eastAsia="en-US" w:bidi="ar-SA"/>
+              </w:rPr>
+              <w:t>Заявка без решения</w:t>
+            </w:r>
+          </w:p>
+        </w:tc>
+        <w:tc>
+          <w:tcPr>
+            <w:tcW w:w="3120" w:type="dxa"/>
+            <w:tcBorders>
+              <w:top w:val="single" w:sz="4" w:space="0" w:color="D6DCEA"/>
+              <w:left w:val="single" w:sz="4" w:space="0" w:color="D6DCEA"/>
+              <w:bottom w:val="single" w:sz="4" w:space="0" w:color="D6DCEA"/>
+              <w:right w:val="single" w:sz="4" w:space="0" w:color="D6DCEA"/>
+            </w:tcBorders>
+          </w:tcPr>
+          <w:p>
+            <w:pPr>
+              <w:pStyle w:val="Compact"/>
+              <w:widowControl/>
+              <w:spacing w:before="36" w:after="40"/>
+              <w:jc w:val="left"/>
+              <w:rPr>
+                <w:kern w:val="0"/>
+                <w:szCs w:val="24"/>
+                <w:lang w:val="en-US" w:eastAsia="en-US" w:bidi="ar-SA"/>
+              </w:rPr>
+            </w:pPr>
+            <w:r>
+              <w:rPr>
+                <w:rStyle w:val="VerbatimChar"/>
+                <w:kern w:val="0"/>
+                <w:sz w:val="18"/>
+                <w:szCs w:val="24"/>
+                <w:lang w:val="en-US" w:eastAsia="en-US" w:bidi="ar-SA"/>
+              </w:rPr>
+              <w:t>/employees</w:t>
+            </w:r>
+          </w:p>
+        </w:tc>
+      </w:tr>
+      <w:tr>
+        <w:trPr/>
+        <w:tc>
+          <w:tcPr>
+            <w:tcW w:w="3120" w:type="dxa"/>
+            <w:tcBorders>
+              <w:top w:val="single" w:sz="4" w:space="0" w:color="D6DCEA"/>
+              <w:left w:val="single" w:sz="4" w:space="0" w:color="D6DCEA"/>
+              <w:bottom w:val="single" w:sz="4" w:space="0" w:color="D6DCEA"/>
+              <w:right w:val="single" w:sz="4" w:space="0" w:color="D6DCEA"/>
+            </w:tcBorders>
+          </w:tcPr>
+          <w:p>
+            <w:pPr>
+              <w:pStyle w:val="Compact"/>
+              <w:widowControl/>
+              <w:spacing w:before="36" w:after="40"/>
+              <w:jc w:val="left"/>
+              <w:rPr>
+                <w:kern w:val="0"/>
+                <w:szCs w:val="24"/>
+                <w:lang w:val="en-US" w:eastAsia="en-US" w:bidi="ar-SA"/>
+              </w:rPr>
+            </w:pPr>
+            <w:r>
+              <w:rPr>
+                <w:rStyle w:val="VerbatimChar"/>
+                <w:kern w:val="0"/>
+                <w:sz w:val="18"/>
+                <w:szCs w:val="24"/>
+                <w:lang w:val="en-US" w:eastAsia="en-US" w:bidi="ar-SA"/>
+              </w:rPr>
+              <w:t>delegation_assigned</w:t>
+            </w:r>
+          </w:p>
+        </w:tc>
+        <w:tc>
+          <w:tcPr>
+            <w:tcW w:w="3120" w:type="dxa"/>
+            <w:tcBorders>
+              <w:top w:val="single" w:sz="4" w:space="0" w:color="D6DCEA"/>
+              <w:left w:val="single" w:sz="4" w:space="0" w:color="D6DCEA"/>
+              <w:bottom w:val="single" w:sz="4" w:space="0" w:color="D6DCEA"/>
+              <w:right w:val="single" w:sz="4" w:space="0" w:color="D6DCEA"/>
+            </w:tcBorders>
+          </w:tcPr>
+          <w:p>
+            <w:pPr>
+              <w:pStyle w:val="Compact"/>
+              <w:widowControl/>
+              <w:spacing w:before="36" w:after="40"/>
+              <w:jc w:val="left"/>
+              <w:rPr>
+                <w:kern w:val="0"/>
+                <w:szCs w:val="24"/>
+                <w:lang w:val="en-US" w:eastAsia="en-US" w:bidi="ar-SA"/>
+              </w:rPr>
+            </w:pPr>
+            <w:r>
+              <w:rPr>
+                <w:kern w:val="0"/>
+                <w:sz w:val="18"/>
+                <w:szCs w:val="24"/>
+                <w:lang w:val="en-US" w:eastAsia="en-US" w:bidi="ar-SA"/>
+              </w:rPr>
+              <w:t>Вам передано согласование заявок</w:t>
+            </w:r>
+          </w:p>
+        </w:tc>
+        <w:tc>
+          <w:tcPr>
+            <w:tcW w:w="3120" w:type="dxa"/>
+            <w:tcBorders>
+              <w:top w:val="single" w:sz="4" w:space="0" w:color="D6DCEA"/>
+              <w:left w:val="single" w:sz="4" w:space="0" w:color="D6DCEA"/>
+              <w:bottom w:val="single" w:sz="4" w:space="0" w:color="D6DCEA"/>
+              <w:right w:val="single" w:sz="4" w:space="0" w:color="D6DCEA"/>
+            </w:tcBorders>
+          </w:tcPr>
+          <w:p>
+            <w:pPr>
+              <w:pStyle w:val="Compact"/>
+              <w:widowControl/>
+              <w:spacing w:before="36" w:after="40"/>
+              <w:jc w:val="left"/>
+              <w:rPr>
+                <w:kern w:val="0"/>
+                <w:szCs w:val="24"/>
+                <w:lang w:val="en-US" w:eastAsia="en-US" w:bidi="ar-SA"/>
+              </w:rPr>
+            </w:pPr>
+            <w:r>
+              <w:rPr>
+                <w:rStyle w:val="VerbatimChar"/>
+                <w:kern w:val="0"/>
+                <w:sz w:val="18"/>
+                <w:szCs w:val="24"/>
+                <w:lang w:val="en-US" w:eastAsia="en-US" w:bidi="ar-SA"/>
+              </w:rPr>
+              <w:t>/approvals</w:t>
+            </w:r>
+          </w:p>
+        </w:tc>
+      </w:tr>
+      <w:tr>
+        <w:trPr/>
+        <w:tc>
+          <w:tcPr>
+            <w:tcW w:w="3120" w:type="dxa"/>
+            <w:tcBorders>
+              <w:top w:val="single" w:sz="4" w:space="0" w:color="D6DCEA"/>
+              <w:left w:val="single" w:sz="4" w:space="0" w:color="D6DCEA"/>
+              <w:bottom w:val="single" w:sz="4" w:space="0" w:color="D6DCEA"/>
+              <w:right w:val="single" w:sz="4" w:space="0" w:color="D6DCEA"/>
+            </w:tcBorders>
+          </w:tcPr>
+          <w:p>
+            <w:pPr>
+              <w:pStyle w:val="Compact"/>
+              <w:widowControl/>
+              <w:spacing w:before="36" w:after="40"/>
+              <w:jc w:val="left"/>
+              <w:rPr>
+                <w:kern w:val="0"/>
+                <w:szCs w:val="24"/>
+                <w:lang w:val="en-US" w:eastAsia="en-US" w:bidi="ar-SA"/>
+              </w:rPr>
+            </w:pPr>
+            <w:r>
+              <w:rPr>
+                <w:rStyle w:val="VerbatimChar"/>
+                <w:kern w:val="0"/>
+                <w:sz w:val="18"/>
+                <w:szCs w:val="24"/>
+                <w:lang w:val="en-US" w:eastAsia="en-US" w:bidi="ar-SA"/>
+              </w:rPr>
+              <w:t>account_locked</w:t>
+            </w:r>
+          </w:p>
+        </w:tc>
+        <w:tc>
+          <w:tcPr>
+            <w:tcW w:w="3120" w:type="dxa"/>
+            <w:tcBorders>
+              <w:top w:val="single" w:sz="4" w:space="0" w:color="D6DCEA"/>
+              <w:left w:val="single" w:sz="4" w:space="0" w:color="D6DCEA"/>
+              <w:bottom w:val="single" w:sz="4" w:space="0" w:color="D6DCEA"/>
+              <w:right w:val="single" w:sz="4" w:space="0" w:color="D6DCEA"/>
+            </w:tcBorders>
+          </w:tcPr>
+          <w:p>
+            <w:pPr>
+              <w:pStyle w:val="Compact"/>
+              <w:widowControl/>
+              <w:spacing w:before="36" w:after="40"/>
+              <w:jc w:val="left"/>
+              <w:rPr>
+                <w:kern w:val="0"/>
+                <w:szCs w:val="24"/>
+                <w:lang w:val="en-US" w:eastAsia="en-US" w:bidi="ar-SA"/>
+              </w:rPr>
+            </w:pPr>
+            <w:r>
+              <w:rPr>
+                <w:kern w:val="0"/>
+                <w:sz w:val="18"/>
+                <w:szCs w:val="24"/>
+                <w:lang w:val="en-US" w:eastAsia="en-US" w:bidi="ar-SA"/>
+              </w:rPr>
+              <w:t>Учётная запись временно заблокирована</w:t>
+            </w:r>
+          </w:p>
+        </w:tc>
+        <w:tc>
+          <w:tcPr>
+            <w:tcW w:w="3120" w:type="dxa"/>
+            <w:tcBorders>
+              <w:top w:val="single" w:sz="4" w:space="0" w:color="D6DCEA"/>
+              <w:left w:val="single" w:sz="4" w:space="0" w:color="D6DCEA"/>
+              <w:bottom w:val="single" w:sz="4" w:space="0" w:color="D6DCEA"/>
+              <w:right w:val="single" w:sz="4" w:space="0" w:color="D6DCEA"/>
+            </w:tcBorders>
+          </w:tcPr>
+          <w:p>
+            <w:pPr>
+              <w:pStyle w:val="Compact"/>
+              <w:widowControl/>
+              <w:spacing w:before="36" w:after="40"/>
+              <w:jc w:val="left"/>
+              <w:rPr>
+                <w:kern w:val="0"/>
+                <w:szCs w:val="24"/>
+                <w:lang w:val="en-US" w:eastAsia="en-US" w:bidi="ar-SA"/>
+              </w:rPr>
+            </w:pPr>
+            <w:r>
+              <w:rPr>
+                <w:rStyle w:val="VerbatimChar"/>
+                <w:kern w:val="0"/>
+                <w:sz w:val="18"/>
+                <w:szCs w:val="24"/>
+                <w:lang w:val="en-US" w:eastAsia="en-US" w:bidi="ar-SA"/>
+              </w:rPr>
+              <w:t>/settings</w:t>
+            </w:r>
+          </w:p>
+        </w:tc>
+      </w:tr>
+      <w:tr>
+        <w:trPr/>
+        <w:tc>
+          <w:tcPr>
+            <w:tcW w:w="3120" w:type="dxa"/>
+            <w:tcBorders>
+              <w:top w:val="single" w:sz="4" w:space="0" w:color="D6DCEA"/>
+              <w:left w:val="single" w:sz="4" w:space="0" w:color="D6DCEA"/>
+              <w:bottom w:val="single" w:sz="4" w:space="0" w:color="D6DCEA"/>
+              <w:right w:val="single" w:sz="4" w:space="0" w:color="D6DCEA"/>
+            </w:tcBorders>
+          </w:tcPr>
+          <w:p>
+            <w:pPr>
+              <w:pStyle w:val="Compact"/>
+              <w:widowControl/>
+              <w:spacing w:before="36" w:after="40"/>
+              <w:jc w:val="left"/>
+              <w:rPr>
+                <w:kern w:val="0"/>
+                <w:szCs w:val="24"/>
+                <w:lang w:val="en-US" w:eastAsia="en-US" w:bidi="ar-SA"/>
+              </w:rPr>
+            </w:pPr>
+            <w:r>
+              <w:rPr>
+                <w:rStyle w:val="VerbatimChar"/>
+                <w:kern w:val="0"/>
+                <w:sz w:val="18"/>
+                <w:szCs w:val="24"/>
+                <w:lang w:val="en-US" w:eastAsia="en-US" w:bidi="ar-SA"/>
+              </w:rPr>
+              <w:t>vacation_notice</w:t>
+            </w:r>
+          </w:p>
+        </w:tc>
+        <w:tc>
+          <w:tcPr>
+            <w:tcW w:w="3120" w:type="dxa"/>
+            <w:tcBorders>
+              <w:top w:val="single" w:sz="4" w:space="0" w:color="D6DCEA"/>
+              <w:left w:val="single" w:sz="4" w:space="0" w:color="D6DCEA"/>
+              <w:bottom w:val="single" w:sz="4" w:space="0" w:color="D6DCEA"/>
+              <w:right w:val="single" w:sz="4" w:space="0" w:color="D6DCEA"/>
+            </w:tcBorders>
+          </w:tcPr>
+          <w:p>
+            <w:pPr>
+              <w:pStyle w:val="Compact"/>
+              <w:widowControl/>
+              <w:spacing w:before="36" w:after="40"/>
+              <w:jc w:val="left"/>
+              <w:rPr>
+                <w:kern w:val="0"/>
+                <w:szCs w:val="24"/>
+                <w:lang w:val="en-US" w:eastAsia="en-US" w:bidi="ar-SA"/>
+              </w:rPr>
+            </w:pPr>
+            <w:r>
+              <w:rPr>
+                <w:kern w:val="0"/>
+                <w:sz w:val="18"/>
+                <w:szCs w:val="24"/>
+                <w:lang w:val="en-US" w:eastAsia="en-US" w:bidi="ar-SA"/>
+              </w:rPr>
+              <w:t>Извещение о начале отпуска</w:t>
+            </w:r>
+          </w:p>
+        </w:tc>
+        <w:tc>
+          <w:tcPr>
+            <w:tcW w:w="3120" w:type="dxa"/>
+            <w:tcBorders>
+              <w:top w:val="single" w:sz="4" w:space="0" w:color="D6DCEA"/>
+              <w:left w:val="single" w:sz="4" w:space="0" w:color="D6DCEA"/>
+              <w:bottom w:val="single" w:sz="4" w:space="0" w:color="D6DCEA"/>
+              <w:right w:val="single" w:sz="4" w:space="0" w:color="D6DCEA"/>
+            </w:tcBorders>
+          </w:tcPr>
+          <w:p>
+            <w:pPr>
+              <w:pStyle w:val="Compact"/>
+              <w:widowControl/>
+              <w:spacing w:before="36" w:after="40"/>
+              <w:jc w:val="left"/>
+              <w:rPr>
+                <w:kern w:val="0"/>
+                <w:szCs w:val="24"/>
+                <w:lang w:val="en-US" w:eastAsia="en-US" w:bidi="ar-SA"/>
+              </w:rPr>
+            </w:pPr>
+            <w:r>
+              <w:rPr>
+                <w:rStyle w:val="VerbatimChar"/>
+                <w:kern w:val="0"/>
+                <w:sz w:val="18"/>
+                <w:szCs w:val="24"/>
+                <w:lang w:val="en-US" w:eastAsia="en-US" w:bidi="ar-SA"/>
+              </w:rPr>
+              <w:t>/my</w:t>
+            </w:r>
+          </w:p>
+        </w:tc>
+      </w:tr>
+      <w:tr>
+        <w:trPr/>
+        <w:tc>
+          <w:tcPr>
+            <w:tcW w:w="3120" w:type="dxa"/>
+            <w:tcBorders>
+              <w:top w:val="single" w:sz="4" w:space="0" w:color="D6DCEA"/>
+              <w:left w:val="single" w:sz="4" w:space="0" w:color="D6DCEA"/>
+              <w:bottom w:val="single" w:sz="4" w:space="0" w:color="D6DCEA"/>
+              <w:right w:val="single" w:sz="4" w:space="0" w:color="D6DCEA"/>
+            </w:tcBorders>
+          </w:tcPr>
+          <w:p>
+            <w:pPr>
+              <w:pStyle w:val="Compact"/>
+              <w:widowControl/>
+              <w:spacing w:before="36" w:after="40"/>
+              <w:jc w:val="left"/>
+              <w:rPr>
+                <w:kern w:val="0"/>
+                <w:szCs w:val="24"/>
+                <w:lang w:val="en-US" w:eastAsia="en-US" w:bidi="ar-SA"/>
+              </w:rPr>
+            </w:pPr>
+            <w:r>
+              <w:rPr>
+                <w:rStyle w:val="VerbatimChar"/>
+                <w:kern w:val="0"/>
+                <w:sz w:val="18"/>
+                <w:szCs w:val="24"/>
+                <w:lang w:val="en-US" w:eastAsia="en-US" w:bidi="ar-SA"/>
+              </w:rPr>
+              <w:t>planning_open</w:t>
+            </w:r>
+          </w:p>
+        </w:tc>
+        <w:tc>
+          <w:tcPr>
+            <w:tcW w:w="3120" w:type="dxa"/>
+            <w:tcBorders>
+              <w:top w:val="single" w:sz="4" w:space="0" w:color="D6DCEA"/>
+              <w:left w:val="single" w:sz="4" w:space="0" w:color="D6DCEA"/>
+              <w:bottom w:val="single" w:sz="4" w:space="0" w:color="D6DCEA"/>
+              <w:right w:val="single" w:sz="4" w:space="0" w:color="D6DCEA"/>
+            </w:tcBorders>
+          </w:tcPr>
+          <w:p>
+            <w:pPr>
+              <w:pStyle w:val="Compact"/>
+              <w:widowControl/>
+              <w:spacing w:before="36" w:after="40"/>
+              <w:jc w:val="left"/>
+              <w:rPr>
+                <w:kern w:val="0"/>
+                <w:szCs w:val="24"/>
+                <w:lang w:val="en-US" w:eastAsia="en-US" w:bidi="ar-SA"/>
+              </w:rPr>
+            </w:pPr>
+            <w:r>
+              <w:rPr>
+                <w:kern w:val="0"/>
+                <w:sz w:val="18"/>
+                <w:szCs w:val="24"/>
+                <w:lang w:val="en-US" w:eastAsia="en-US" w:bidi="ar-SA"/>
+              </w:rPr>
+              <w:t>Планирование отпусков</w:t>
+            </w:r>
+          </w:p>
+        </w:tc>
+        <w:tc>
+          <w:tcPr>
+            <w:tcW w:w="3120" w:type="dxa"/>
+            <w:tcBorders>
+              <w:top w:val="single" w:sz="4" w:space="0" w:color="D6DCEA"/>
+              <w:left w:val="single" w:sz="4" w:space="0" w:color="D6DCEA"/>
+              <w:bottom w:val="single" w:sz="4" w:space="0" w:color="D6DCEA"/>
+              <w:right w:val="single" w:sz="4" w:space="0" w:color="D6DCEA"/>
+            </w:tcBorders>
+          </w:tcPr>
+          <w:p>
+            <w:pPr>
+              <w:pStyle w:val="Compact"/>
+              <w:widowControl/>
+              <w:spacing w:before="36" w:after="40"/>
+              <w:jc w:val="left"/>
+              <w:rPr>
+                <w:kern w:val="0"/>
+                <w:szCs w:val="24"/>
+                <w:lang w:val="en-US" w:eastAsia="en-US" w:bidi="ar-SA"/>
+              </w:rPr>
+            </w:pPr>
+            <w:r>
+              <w:rPr>
+                <w:rStyle w:val="VerbatimChar"/>
+                <w:kern w:val="0"/>
+                <w:sz w:val="18"/>
+                <w:szCs w:val="24"/>
+                <w:lang w:val="en-US" w:eastAsia="en-US" w:bidi="ar-SA"/>
+              </w:rPr>
+              <w:t>/my</w:t>
+            </w:r>
+          </w:p>
+        </w:tc>
+      </w:tr>
+      <w:tr>
+        <w:trPr/>
+        <w:tc>
+          <w:tcPr>
+            <w:tcW w:w="3120" w:type="dxa"/>
+            <w:tcBorders>
+              <w:top w:val="single" w:sz="4" w:space="0" w:color="D6DCEA"/>
+              <w:left w:val="single" w:sz="4" w:space="0" w:color="D6DCEA"/>
+              <w:bottom w:val="single" w:sz="4" w:space="0" w:color="D6DCEA"/>
+              <w:right w:val="single" w:sz="4" w:space="0" w:color="D6DCEA"/>
+            </w:tcBorders>
+          </w:tcPr>
+          <w:p>
+            <w:pPr>
+              <w:pStyle w:val="Compact"/>
+              <w:widowControl/>
+              <w:spacing w:before="36" w:after="40"/>
+              <w:jc w:val="left"/>
+              <w:rPr>
+                <w:kern w:val="0"/>
+                <w:szCs w:val="24"/>
+                <w:lang w:val="en-US" w:eastAsia="en-US" w:bidi="ar-SA"/>
+              </w:rPr>
+            </w:pPr>
+            <w:r>
+              <w:rPr>
+                <w:rStyle w:val="VerbatimChar"/>
+                <w:kern w:val="0"/>
+                <w:sz w:val="18"/>
+                <w:szCs w:val="24"/>
+                <w:lang w:val="en-US" w:eastAsia="en-US" w:bidi="ar-SA"/>
+              </w:rPr>
+              <w:t>planning_reminder</w:t>
+            </w:r>
+          </w:p>
+        </w:tc>
+        <w:tc>
+          <w:tcPr>
+            <w:tcW w:w="3120" w:type="dxa"/>
+            <w:tcBorders>
+              <w:top w:val="single" w:sz="4" w:space="0" w:color="D6DCEA"/>
+              <w:left w:val="single" w:sz="4" w:space="0" w:color="D6DCEA"/>
+              <w:bottom w:val="single" w:sz="4" w:space="0" w:color="D6DCEA"/>
+              <w:right w:val="single" w:sz="4" w:space="0" w:color="D6DCEA"/>
+            </w:tcBorders>
+          </w:tcPr>
+          <w:p>
+            <w:pPr>
+              <w:pStyle w:val="Compact"/>
+              <w:widowControl/>
+              <w:spacing w:before="36" w:after="40"/>
+              <w:jc w:val="left"/>
+              <w:rPr>
+                <w:kern w:val="0"/>
+                <w:szCs w:val="24"/>
+                <w:lang w:val="en-US" w:eastAsia="en-US" w:bidi="ar-SA"/>
+              </w:rPr>
+            </w:pPr>
+            <w:r>
+              <w:rPr>
+                <w:kern w:val="0"/>
+                <w:sz w:val="18"/>
+                <w:szCs w:val="24"/>
+                <w:lang w:val="en-US" w:eastAsia="en-US" w:bidi="ar-SA"/>
+              </w:rPr>
+              <w:t>Напоминание: запланируйте отпуск</w:t>
+            </w:r>
+          </w:p>
+        </w:tc>
+        <w:tc>
+          <w:tcPr>
+            <w:tcW w:w="3120" w:type="dxa"/>
+            <w:tcBorders>
+              <w:top w:val="single" w:sz="4" w:space="0" w:color="D6DCEA"/>
+              <w:left w:val="single" w:sz="4" w:space="0" w:color="D6DCEA"/>
+              <w:bottom w:val="single" w:sz="4" w:space="0" w:color="D6DCEA"/>
+              <w:right w:val="single" w:sz="4" w:space="0" w:color="D6DCEA"/>
+            </w:tcBorders>
+          </w:tcPr>
+          <w:p>
+            <w:pPr>
+              <w:pStyle w:val="Compact"/>
+              <w:widowControl/>
+              <w:spacing w:before="36" w:after="40"/>
+              <w:jc w:val="left"/>
+              <w:rPr>
+                <w:kern w:val="0"/>
+                <w:szCs w:val="24"/>
+                <w:lang w:val="en-US" w:eastAsia="en-US" w:bidi="ar-SA"/>
+              </w:rPr>
+            </w:pPr>
+            <w:r>
+              <w:rPr>
+                <w:rStyle w:val="VerbatimChar"/>
+                <w:kern w:val="0"/>
+                <w:sz w:val="18"/>
+                <w:szCs w:val="24"/>
+                <w:lang w:val="en-US" w:eastAsia="en-US" w:bidi="ar-SA"/>
+              </w:rPr>
+              <w:t>/my</w:t>
+            </w:r>
+          </w:p>
+        </w:tc>
+      </w:tr>
     </w:tbl>
     <w:p>
       <w:pPr>
@@ -7571,7 +10314,7 @@
         <w:pStyle w:val="Heading1"/>
         <w:rPr/>
       </w:pPr>
-      <w:bookmarkStart w:id="12" w:name="__RefHeading___Toc17548_2275915807"/>
+      <w:bookmarkStart w:id="12" w:name="__RefHeading___Toc24030_3673021804"/>
       <w:bookmarkEnd w:id="12"/>
       <w:r>
         <w:rPr>
@@ -8129,7 +10872,7 @@
         <w:pStyle w:val="Heading1"/>
         <w:rPr/>
       </w:pPr>
-      <w:bookmarkStart w:id="14" w:name="__RefHeading___Toc17550_2275915807"/>
+      <w:bookmarkStart w:id="14" w:name="__RefHeading___Toc24032_3673021804"/>
       <w:bookmarkEnd w:id="14"/>
       <w:r>
         <w:rPr>
@@ -8791,19 +11534,825 @@
           </w:p>
         </w:tc>
       </w:tr>
+      <w:tr>
+        <w:trPr/>
+        <w:tc>
+          <w:tcPr>
+            <w:tcW w:w="4679" w:type="dxa"/>
+            <w:tcBorders>
+              <w:top w:val="single" w:sz="4" w:space="0" w:color="D6DCEA"/>
+              <w:left w:val="single" w:sz="4" w:space="0" w:color="D6DCEA"/>
+              <w:bottom w:val="single" w:sz="4" w:space="0" w:color="D6DCEA"/>
+              <w:right w:val="single" w:sz="4" w:space="0" w:color="D6DCEA"/>
+            </w:tcBorders>
+          </w:tcPr>
+          <w:p>
+            <w:pPr>
+              <w:pStyle w:val="Compact"/>
+              <w:widowControl/>
+              <w:spacing w:before="36" w:after="40"/>
+              <w:jc w:val="left"/>
+              <w:rPr>
+                <w:kern w:val="0"/>
+                <w:szCs w:val="24"/>
+                <w:lang w:val="en-US" w:eastAsia="en-US" w:bidi="ar-SA"/>
+              </w:rPr>
+            </w:pPr>
+            <w:r>
+              <w:rPr>
+                <w:kern w:val="0"/>
+                <w:sz w:val="18"/>
+                <w:szCs w:val="24"/>
+                <w:lang w:val="en-US" w:eastAsia="en-US" w:bidi="ar-SA"/>
+              </w:rPr>
+              <w:t>Табельный номер</w:t>
+            </w:r>
+          </w:p>
+        </w:tc>
+        <w:tc>
+          <w:tcPr>
+            <w:tcW w:w="4680" w:type="dxa"/>
+            <w:tcBorders>
+              <w:top w:val="single" w:sz="4" w:space="0" w:color="D6DCEA"/>
+              <w:left w:val="single" w:sz="4" w:space="0" w:color="D6DCEA"/>
+              <w:bottom w:val="single" w:sz="4" w:space="0" w:color="D6DCEA"/>
+              <w:right w:val="single" w:sz="4" w:space="0" w:color="D6DCEA"/>
+            </w:tcBorders>
+          </w:tcPr>
+          <w:p>
+            <w:pPr>
+              <w:pStyle w:val="Compact"/>
+              <w:widowControl/>
+              <w:spacing w:before="36" w:after="40"/>
+              <w:jc w:val="left"/>
+              <w:rPr>
+                <w:kern w:val="0"/>
+                <w:szCs w:val="24"/>
+                <w:lang w:val="en-US" w:eastAsia="en-US" w:bidi="ar-SA"/>
+              </w:rPr>
+            </w:pPr>
+            <w:r>
+              <w:rPr>
+                <w:kern w:val="0"/>
+                <w:sz w:val="18"/>
+                <w:szCs w:val="24"/>
+                <w:lang w:val="en-US" w:eastAsia="en-US" w:bidi="ar-SA"/>
+              </w:rPr>
+              <w:t>Табельный номер «{значение}»: до 20 символов — цифры, буквы, «-» и «/» · Табельный номер {N} повторяется в файле · Табельный номер {N} уже у сотрудника {ФИО}</w:t>
+            </w:r>
+          </w:p>
+        </w:tc>
+      </w:tr>
     </w:tbl>
     <w:p>
       <w:pPr>
         <w:pStyle w:val="Heading1"/>
         <w:rPr/>
       </w:pPr>
-      <w:bookmarkStart w:id="15" w:name="__RefHeading___Toc17552_2275915807"/>
+      <w:bookmarkStart w:id="15" w:name="__RefHeading___Toc24034_3673021804"/>
       <w:bookmarkEnd w:id="15"/>
       <w:r>
         <w:rPr>
           <w:rStyle w:val="SectionNumber"/>
         </w:rPr>
         <w:t>13</w:t>
+      </w:r>
+      <w:r>
+        <w:rPr/>
+        <w:tab/>
+        <w:t>Извещения и кадровый учёт</w:t>
+      </w:r>
+    </w:p>
+    <w:tbl>
+      <w:tblPr>
+        <w:tblStyle w:val="Table"/>
+        <w:tblW w:w="5000" w:type="pct"/>
+        <w:jc w:val="center"/>
+        <w:tblInd w:w="0" w:type="dxa"/>
+        <w:tblLayout w:type="fixed"/>
+        <w:tblCellMar>
+          <w:top w:w="0" w:type="dxa"/>
+          <w:left w:w="108" w:type="dxa"/>
+          <w:bottom w:w="0" w:type="dxa"/>
+          <w:right w:w="108" w:type="dxa"/>
+        </w:tblCellMar>
+        <w:tblLook w:val="0020" w:noHBand="0" w:noVBand="0" w:firstColumn="0" w:lastRow="0" w:lastColumn="0" w:firstRow="1"/>
+      </w:tblPr>
+      <w:tblGrid>
+        <w:gridCol w:w="4679"/>
+        <w:gridCol w:w="4680"/>
+      </w:tblGrid>
+      <w:tr>
+        <w:trPr>
+          <w:tblHeader w:val="true"/>
+        </w:trPr>
+        <w:tc>
+          <w:tcPr>
+            <w:tcW w:w="4679" w:type="dxa"/>
+            <w:tcBorders>
+              <w:top w:val="single" w:sz="4" w:space="0" w:color="D6DCEA"/>
+              <w:left w:val="single" w:sz="4" w:space="0" w:color="D6DCEA"/>
+              <w:bottom w:val="single" w:sz="6" w:space="0" w:color="000000"/>
+              <w:right w:val="single" w:sz="4" w:space="0" w:color="D6DCEA"/>
+            </w:tcBorders>
+            <w:shd w:color="auto" w:fill="EEF2FB" w:val="clear"/>
+            <w:vAlign w:val="bottom"/>
+          </w:tcPr>
+          <w:p>
+            <w:pPr>
+              <w:pStyle w:val="Compact"/>
+              <w:widowControl/>
+              <w:spacing w:before="36" w:after="40"/>
+              <w:jc w:val="left"/>
+              <w:rPr>
+                <w:kern w:val="0"/>
+                <w:szCs w:val="24"/>
+                <w:lang w:val="en-US" w:eastAsia="en-US" w:bidi="ar-SA"/>
+              </w:rPr>
+            </w:pPr>
+            <w:r>
+              <w:rPr>
+                <w:b/>
+                <w:kern w:val="0"/>
+                <w:sz w:val="18"/>
+                <w:szCs w:val="24"/>
+                <w:lang w:val="en-US" w:eastAsia="en-US" w:bidi="ar-SA"/>
+              </w:rPr>
+              <w:t>Ситуация</w:t>
+            </w:r>
+          </w:p>
+        </w:tc>
+        <w:tc>
+          <w:tcPr>
+            <w:tcW w:w="4680" w:type="dxa"/>
+            <w:tcBorders>
+              <w:top w:val="single" w:sz="4" w:space="0" w:color="D6DCEA"/>
+              <w:left w:val="single" w:sz="4" w:space="0" w:color="D6DCEA"/>
+              <w:bottom w:val="single" w:sz="6" w:space="0" w:color="000000"/>
+              <w:right w:val="single" w:sz="4" w:space="0" w:color="D6DCEA"/>
+            </w:tcBorders>
+            <w:shd w:color="auto" w:fill="EEF2FB" w:val="clear"/>
+            <w:vAlign w:val="bottom"/>
+          </w:tcPr>
+          <w:p>
+            <w:pPr>
+              <w:pStyle w:val="Compact"/>
+              <w:widowControl/>
+              <w:spacing w:before="36" w:after="40"/>
+              <w:jc w:val="left"/>
+              <w:rPr>
+                <w:kern w:val="0"/>
+                <w:szCs w:val="24"/>
+                <w:lang w:val="en-US" w:eastAsia="en-US" w:bidi="ar-SA"/>
+              </w:rPr>
+            </w:pPr>
+            <w:r>
+              <w:rPr>
+                <w:b/>
+                <w:kern w:val="0"/>
+                <w:sz w:val="18"/>
+                <w:szCs w:val="24"/>
+                <w:lang w:val="en-US" w:eastAsia="en-US" w:bidi="ar-SA"/>
+              </w:rPr>
+              <w:t>Текст</w:t>
+            </w:r>
+          </w:p>
+        </w:tc>
+      </w:tr>
+      <w:tr>
+        <w:trPr/>
+        <w:tc>
+          <w:tcPr>
+            <w:tcW w:w="4679" w:type="dxa"/>
+            <w:tcBorders>
+              <w:top w:val="single" w:sz="4" w:space="0" w:color="D6DCEA"/>
+              <w:left w:val="single" w:sz="4" w:space="0" w:color="D6DCEA"/>
+              <w:bottom w:val="single" w:sz="4" w:space="0" w:color="D6DCEA"/>
+              <w:right w:val="single" w:sz="4" w:space="0" w:color="D6DCEA"/>
+            </w:tcBorders>
+          </w:tcPr>
+          <w:p>
+            <w:pPr>
+              <w:pStyle w:val="Compact"/>
+              <w:widowControl/>
+              <w:spacing w:before="36" w:after="40"/>
+              <w:jc w:val="left"/>
+              <w:rPr>
+                <w:kern w:val="0"/>
+                <w:szCs w:val="24"/>
+                <w:lang w:val="en-US" w:eastAsia="en-US" w:bidi="ar-SA"/>
+              </w:rPr>
+            </w:pPr>
+            <w:r>
+              <w:rPr>
+                <w:kern w:val="0"/>
+                <w:sz w:val="18"/>
+                <w:szCs w:val="24"/>
+                <w:lang w:val="en-US" w:eastAsia="en-US" w:bidi="ar-SA"/>
+              </w:rPr>
+              <w:t>Карточка в «Моём отпуске»</w:t>
+            </w:r>
+          </w:p>
+        </w:tc>
+        <w:tc>
+          <w:tcPr>
+            <w:tcW w:w="4680" w:type="dxa"/>
+            <w:tcBorders>
+              <w:top w:val="single" w:sz="4" w:space="0" w:color="D6DCEA"/>
+              <w:left w:val="single" w:sz="4" w:space="0" w:color="D6DCEA"/>
+              <w:bottom w:val="single" w:sz="4" w:space="0" w:color="D6DCEA"/>
+              <w:right w:val="single" w:sz="4" w:space="0" w:color="D6DCEA"/>
+            </w:tcBorders>
+          </w:tcPr>
+          <w:p>
+            <w:pPr>
+              <w:pStyle w:val="Compact"/>
+              <w:widowControl/>
+              <w:spacing w:before="36" w:after="40"/>
+              <w:jc w:val="left"/>
+              <w:rPr>
+                <w:kern w:val="0"/>
+                <w:szCs w:val="24"/>
+                <w:lang w:val="en-US" w:eastAsia="en-US" w:bidi="ar-SA"/>
+              </w:rPr>
+            </w:pPr>
+            <w:r>
+              <w:rPr>
+                <w:kern w:val="0"/>
+                <w:sz w:val="18"/>
+                <w:szCs w:val="24"/>
+                <w:lang w:val="en-US" w:eastAsia="en-US" w:bidi="ar-SA"/>
+              </w:rPr>
+              <w:t>Извещение о начале отпуска. Ежегодный оплачиваемый отпуск {период} — {N} дней, начинается {дата}. Кнопки «Ознакомлен», «Для печати»</w:t>
+            </w:r>
+          </w:p>
+        </w:tc>
+      </w:tr>
+      <w:tr>
+        <w:trPr/>
+        <w:tc>
+          <w:tcPr>
+            <w:tcW w:w="4679" w:type="dxa"/>
+            <w:tcBorders>
+              <w:top w:val="single" w:sz="4" w:space="0" w:color="D6DCEA"/>
+              <w:left w:val="single" w:sz="4" w:space="0" w:color="D6DCEA"/>
+              <w:bottom w:val="single" w:sz="4" w:space="0" w:color="D6DCEA"/>
+              <w:right w:val="single" w:sz="4" w:space="0" w:color="D6DCEA"/>
+            </w:tcBorders>
+          </w:tcPr>
+          <w:p>
+            <w:pPr>
+              <w:pStyle w:val="Compact"/>
+              <w:widowControl/>
+              <w:spacing w:before="36" w:after="40"/>
+              <w:jc w:val="left"/>
+              <w:rPr>
+                <w:kern w:val="0"/>
+                <w:szCs w:val="24"/>
+                <w:lang w:val="en-US" w:eastAsia="en-US" w:bidi="ar-SA"/>
+              </w:rPr>
+            </w:pPr>
+            <w:r>
+              <w:rPr>
+                <w:kern w:val="0"/>
+                <w:sz w:val="18"/>
+                <w:szCs w:val="24"/>
+                <w:lang w:val="en-US" w:eastAsia="en-US" w:bidi="ar-SA"/>
+              </w:rPr>
+              <w:t>Подтверждено</w:t>
+            </w:r>
+          </w:p>
+        </w:tc>
+        <w:tc>
+          <w:tcPr>
+            <w:tcW w:w="4680" w:type="dxa"/>
+            <w:tcBorders>
+              <w:top w:val="single" w:sz="4" w:space="0" w:color="D6DCEA"/>
+              <w:left w:val="single" w:sz="4" w:space="0" w:color="D6DCEA"/>
+              <w:bottom w:val="single" w:sz="4" w:space="0" w:color="D6DCEA"/>
+              <w:right w:val="single" w:sz="4" w:space="0" w:color="D6DCEA"/>
+            </w:tcBorders>
+          </w:tcPr>
+          <w:p>
+            <w:pPr>
+              <w:pStyle w:val="Compact"/>
+              <w:widowControl/>
+              <w:spacing w:before="36" w:after="40"/>
+              <w:jc w:val="left"/>
+              <w:rPr>
+                <w:kern w:val="0"/>
+                <w:szCs w:val="24"/>
+                <w:lang w:val="en-US" w:eastAsia="en-US" w:bidi="ar-SA"/>
+              </w:rPr>
+            </w:pPr>
+            <w:r>
+              <w:rPr>
+                <w:kern w:val="0"/>
+                <w:sz w:val="18"/>
+                <w:szCs w:val="24"/>
+                <w:lang w:val="en-US" w:eastAsia="en-US" w:bidi="ar-SA"/>
+              </w:rPr>
+              <w:t>Ознакомление подтверждено · С извещением об отпуске {период} ознакомлены {время}</w:t>
+            </w:r>
+          </w:p>
+        </w:tc>
+      </w:tr>
+      <w:tr>
+        <w:trPr/>
+        <w:tc>
+          <w:tcPr>
+            <w:tcW w:w="4679" w:type="dxa"/>
+            <w:tcBorders>
+              <w:top w:val="single" w:sz="4" w:space="0" w:color="D6DCEA"/>
+              <w:left w:val="single" w:sz="4" w:space="0" w:color="D6DCEA"/>
+              <w:bottom w:val="single" w:sz="4" w:space="0" w:color="D6DCEA"/>
+              <w:right w:val="single" w:sz="4" w:space="0" w:color="D6DCEA"/>
+            </w:tcBorders>
+          </w:tcPr>
+          <w:p>
+            <w:pPr>
+              <w:pStyle w:val="Compact"/>
+              <w:widowControl/>
+              <w:spacing w:before="36" w:after="40"/>
+              <w:jc w:val="left"/>
+              <w:rPr>
+                <w:kern w:val="0"/>
+                <w:szCs w:val="24"/>
+                <w:lang w:val="en-US" w:eastAsia="en-US" w:bidi="ar-SA"/>
+              </w:rPr>
+            </w:pPr>
+            <w:r>
+              <w:rPr>
+                <w:kern w:val="0"/>
+                <w:sz w:val="18"/>
+                <w:szCs w:val="24"/>
+                <w:lang w:val="en-US" w:eastAsia="en-US" w:bidi="ar-SA"/>
+              </w:rPr>
+              <w:t>Лист для печати</w:t>
+            </w:r>
+          </w:p>
+        </w:tc>
+        <w:tc>
+          <w:tcPr>
+            <w:tcW w:w="4680" w:type="dxa"/>
+            <w:tcBorders>
+              <w:top w:val="single" w:sz="4" w:space="0" w:color="D6DCEA"/>
+              <w:left w:val="single" w:sz="4" w:space="0" w:color="D6DCEA"/>
+              <w:bottom w:val="single" w:sz="4" w:space="0" w:color="D6DCEA"/>
+              <w:right w:val="single" w:sz="4" w:space="0" w:color="D6DCEA"/>
+            </w:tcBorders>
+          </w:tcPr>
+          <w:p>
+            <w:pPr>
+              <w:pStyle w:val="Compact"/>
+              <w:widowControl/>
+              <w:spacing w:before="36" w:after="40"/>
+              <w:jc w:val="left"/>
+              <w:rPr>
+                <w:kern w:val="0"/>
+                <w:szCs w:val="24"/>
+                <w:lang w:val="en-US" w:eastAsia="en-US" w:bidi="ar-SA"/>
+              </w:rPr>
+            </w:pPr>
+            <w:r>
+              <w:rPr>
+                <w:kern w:val="0"/>
+                <w:sz w:val="18"/>
+                <w:szCs w:val="24"/>
+                <w:lang w:val="en-US" w:eastAsia="en-US" w:bidi="ar-SA"/>
+              </w:rPr>
+              <w:t>ИЗВЕЩЕНИЕ о начале ежегодного оплачиваемого отпуска. В соответствии со статьёй 123 Трудового кодекса Российской Федерации извещаем Вас о том, что согласно графику отпусков Вам предоставляется ежегодный оплачиваемый отпуск продолжительностью {N} календарных дней с {дата} по {дата}. С извещением ознакомлен(а): ____</w:t>
+            </w:r>
+          </w:p>
+        </w:tc>
+      </w:tr>
+      <w:tr>
+        <w:trPr/>
+        <w:tc>
+          <w:tcPr>
+            <w:tcW w:w="4679" w:type="dxa"/>
+            <w:tcBorders>
+              <w:top w:val="single" w:sz="4" w:space="0" w:color="D6DCEA"/>
+              <w:left w:val="single" w:sz="4" w:space="0" w:color="D6DCEA"/>
+              <w:bottom w:val="single" w:sz="4" w:space="0" w:color="D6DCEA"/>
+              <w:right w:val="single" w:sz="4" w:space="0" w:color="D6DCEA"/>
+            </w:tcBorders>
+          </w:tcPr>
+          <w:p>
+            <w:pPr>
+              <w:pStyle w:val="Compact"/>
+              <w:widowControl/>
+              <w:spacing w:before="36" w:after="40"/>
+              <w:jc w:val="left"/>
+              <w:rPr>
+                <w:kern w:val="0"/>
+                <w:szCs w:val="24"/>
+                <w:lang w:val="en-US" w:eastAsia="en-US" w:bidi="ar-SA"/>
+              </w:rPr>
+            </w:pPr>
+            <w:r>
+              <w:rPr>
+                <w:kern w:val="0"/>
+                <w:sz w:val="18"/>
+                <w:szCs w:val="24"/>
+                <w:lang w:val="en-US" w:eastAsia="en-US" w:bidi="ar-SA"/>
+              </w:rPr>
+              <w:t>Журнал: состояния</w:t>
+            </w:r>
+          </w:p>
+        </w:tc>
+        <w:tc>
+          <w:tcPr>
+            <w:tcW w:w="4680" w:type="dxa"/>
+            <w:tcBorders>
+              <w:top w:val="single" w:sz="4" w:space="0" w:color="D6DCEA"/>
+              <w:left w:val="single" w:sz="4" w:space="0" w:color="D6DCEA"/>
+              <w:bottom w:val="single" w:sz="4" w:space="0" w:color="D6DCEA"/>
+              <w:right w:val="single" w:sz="4" w:space="0" w:color="D6DCEA"/>
+            </w:tcBorders>
+          </w:tcPr>
+          <w:p>
+            <w:pPr>
+              <w:pStyle w:val="Compact"/>
+              <w:widowControl/>
+              <w:spacing w:before="36" w:after="40"/>
+              <w:jc w:val="left"/>
+              <w:rPr>
+                <w:kern w:val="0"/>
+                <w:szCs w:val="24"/>
+                <w:lang w:val="en-US" w:eastAsia="en-US" w:bidi="ar-SA"/>
+              </w:rPr>
+            </w:pPr>
+            <w:r>
+              <w:rPr>
+                <w:kern w:val="0"/>
+                <w:sz w:val="18"/>
+                <w:szCs w:val="24"/>
+                <w:lang w:val="en-US" w:eastAsia="en-US" w:bidi="ar-SA"/>
+              </w:rPr>
+              <w:t>Ждёт ознакомления · Нет подписи — скоро отпуск · Ознакомлен {время} · Отозвано · позже 14 дней</w:t>
+            </w:r>
+          </w:p>
+        </w:tc>
+      </w:tr>
+      <w:tr>
+        <w:trPr/>
+        <w:tc>
+          <w:tcPr>
+            <w:tcW w:w="4679" w:type="dxa"/>
+            <w:tcBorders>
+              <w:top w:val="single" w:sz="4" w:space="0" w:color="D6DCEA"/>
+              <w:left w:val="single" w:sz="4" w:space="0" w:color="D6DCEA"/>
+              <w:bottom w:val="single" w:sz="4" w:space="0" w:color="D6DCEA"/>
+              <w:right w:val="single" w:sz="4" w:space="0" w:color="D6DCEA"/>
+            </w:tcBorders>
+          </w:tcPr>
+          <w:p>
+            <w:pPr>
+              <w:pStyle w:val="Compact"/>
+              <w:widowControl/>
+              <w:spacing w:before="36" w:after="40"/>
+              <w:jc w:val="left"/>
+              <w:rPr>
+                <w:kern w:val="0"/>
+                <w:szCs w:val="24"/>
+                <w:lang w:val="en-US" w:eastAsia="en-US" w:bidi="ar-SA"/>
+              </w:rPr>
+            </w:pPr>
+            <w:r>
+              <w:rPr>
+                <w:kern w:val="0"/>
+                <w:sz w:val="18"/>
+                <w:szCs w:val="24"/>
+                <w:lang w:val="en-US" w:eastAsia="en-US" w:bidi="ar-SA"/>
+              </w:rPr>
+              <w:t>Приглашение кампании</w:t>
+            </w:r>
+          </w:p>
+        </w:tc>
+        <w:tc>
+          <w:tcPr>
+            <w:tcW w:w="4680" w:type="dxa"/>
+            <w:tcBorders>
+              <w:top w:val="single" w:sz="4" w:space="0" w:color="D6DCEA"/>
+              <w:left w:val="single" w:sz="4" w:space="0" w:color="D6DCEA"/>
+              <w:bottom w:val="single" w:sz="4" w:space="0" w:color="D6DCEA"/>
+              <w:right w:val="single" w:sz="4" w:space="0" w:color="D6DCEA"/>
+            </w:tcBorders>
+          </w:tcPr>
+          <w:p>
+            <w:pPr>
+              <w:pStyle w:val="Compact"/>
+              <w:widowControl/>
+              <w:spacing w:before="36" w:after="40"/>
+              <w:jc w:val="left"/>
+              <w:rPr>
+                <w:kern w:val="0"/>
+                <w:szCs w:val="24"/>
+                <w:lang w:val="en-US" w:eastAsia="en-US" w:bidi="ar-SA"/>
+              </w:rPr>
+            </w:pPr>
+            <w:r>
+              <w:rPr>
+                <w:kern w:val="0"/>
+                <w:sz w:val="18"/>
+                <w:szCs w:val="24"/>
+                <w:lang w:val="en-US" w:eastAsia="en-US" w:bidi="ar-SA"/>
+              </w:rPr>
+              <w:t>Запланируйте отпуск на {год} год. Кадровая служба собирает график до {дата}. Согласованные отпуска войдут в утверждённый график. Запланировано {N} из {норма} дн. · Одна из частей — не короче 14 календарных дней</w:t>
+            </w:r>
+          </w:p>
+        </w:tc>
+      </w:tr>
+      <w:tr>
+        <w:trPr/>
+        <w:tc>
+          <w:tcPr>
+            <w:tcW w:w="4679" w:type="dxa"/>
+            <w:tcBorders>
+              <w:top w:val="single" w:sz="4" w:space="0" w:color="D6DCEA"/>
+              <w:left w:val="single" w:sz="4" w:space="0" w:color="D6DCEA"/>
+              <w:bottom w:val="single" w:sz="4" w:space="0" w:color="D6DCEA"/>
+              <w:right w:val="single" w:sz="4" w:space="0" w:color="D6DCEA"/>
+            </w:tcBorders>
+          </w:tcPr>
+          <w:p>
+            <w:pPr>
+              <w:pStyle w:val="Compact"/>
+              <w:widowControl/>
+              <w:spacing w:before="36" w:after="40"/>
+              <w:jc w:val="left"/>
+              <w:rPr>
+                <w:kern w:val="0"/>
+                <w:szCs w:val="24"/>
+                <w:lang w:val="en-US" w:eastAsia="en-US" w:bidi="ar-SA"/>
+              </w:rPr>
+            </w:pPr>
+            <w:r>
+              <w:rPr>
+                <w:kern w:val="0"/>
+                <w:sz w:val="18"/>
+                <w:szCs w:val="24"/>
+                <w:lang w:val="en-US" w:eastAsia="en-US" w:bidi="ar-SA"/>
+              </w:rPr>
+              <w:t>Срок кампании прошёл</w:t>
+            </w:r>
+          </w:p>
+        </w:tc>
+        <w:tc>
+          <w:tcPr>
+            <w:tcW w:w="4680" w:type="dxa"/>
+            <w:tcBorders>
+              <w:top w:val="single" w:sz="4" w:space="0" w:color="D6DCEA"/>
+              <w:left w:val="single" w:sz="4" w:space="0" w:color="D6DCEA"/>
+              <w:bottom w:val="single" w:sz="4" w:space="0" w:color="D6DCEA"/>
+              <w:right w:val="single" w:sz="4" w:space="0" w:color="D6DCEA"/>
+            </w:tcBorders>
+          </w:tcPr>
+          <w:p>
+            <w:pPr>
+              <w:pStyle w:val="Compact"/>
+              <w:widowControl/>
+              <w:spacing w:before="36" w:after="40"/>
+              <w:jc w:val="left"/>
+              <w:rPr>
+                <w:kern w:val="0"/>
+                <w:szCs w:val="24"/>
+                <w:lang w:val="en-US" w:eastAsia="en-US" w:bidi="ar-SA"/>
+              </w:rPr>
+            </w:pPr>
+            <w:r>
+              <w:rPr>
+                <w:kern w:val="0"/>
+                <w:sz w:val="18"/>
+                <w:szCs w:val="24"/>
+                <w:lang w:val="en-US" w:eastAsia="en-US" w:bidi="ar-SA"/>
+              </w:rPr>
+              <w:t>Срок кадровой службы — {дата} — прошёл, планирование ещё открыто.</w:t>
+            </w:r>
+          </w:p>
+        </w:tc>
+      </w:tr>
+      <w:tr>
+        <w:trPr/>
+        <w:tc>
+          <w:tcPr>
+            <w:tcW w:w="4679" w:type="dxa"/>
+            <w:tcBorders>
+              <w:top w:val="single" w:sz="4" w:space="0" w:color="D6DCEA"/>
+              <w:left w:val="single" w:sz="4" w:space="0" w:color="D6DCEA"/>
+              <w:bottom w:val="single" w:sz="4" w:space="0" w:color="D6DCEA"/>
+              <w:right w:val="single" w:sz="4" w:space="0" w:color="D6DCEA"/>
+            </w:tcBorders>
+          </w:tcPr>
+          <w:p>
+            <w:pPr>
+              <w:pStyle w:val="Compact"/>
+              <w:widowControl/>
+              <w:spacing w:before="36" w:after="40"/>
+              <w:jc w:val="left"/>
+              <w:rPr>
+                <w:kern w:val="0"/>
+                <w:szCs w:val="24"/>
+                <w:lang w:val="en-US" w:eastAsia="en-US" w:bidi="ar-SA"/>
+              </w:rPr>
+            </w:pPr>
+            <w:r>
+              <w:rPr>
+                <w:kern w:val="0"/>
+                <w:sz w:val="18"/>
+                <w:szCs w:val="24"/>
+                <w:lang w:val="en-US" w:eastAsia="en-US" w:bidi="ar-SA"/>
+              </w:rPr>
+              <w:t>Утверждение: подтверждение</w:t>
+            </w:r>
+          </w:p>
+        </w:tc>
+        <w:tc>
+          <w:tcPr>
+            <w:tcW w:w="4680" w:type="dxa"/>
+            <w:tcBorders>
+              <w:top w:val="single" w:sz="4" w:space="0" w:color="D6DCEA"/>
+              <w:left w:val="single" w:sz="4" w:space="0" w:color="D6DCEA"/>
+              <w:bottom w:val="single" w:sz="4" w:space="0" w:color="D6DCEA"/>
+              <w:right w:val="single" w:sz="4" w:space="0" w:color="D6DCEA"/>
+            </w:tcBorders>
+          </w:tcPr>
+          <w:p>
+            <w:pPr>
+              <w:pStyle w:val="Compact"/>
+              <w:widowControl/>
+              <w:spacing w:before="36" w:after="40"/>
+              <w:jc w:val="left"/>
+              <w:rPr>
+                <w:kern w:val="0"/>
+                <w:szCs w:val="24"/>
+                <w:lang w:val="en-US" w:eastAsia="en-US" w:bidi="ar-SA"/>
+              </w:rPr>
+            </w:pPr>
+            <w:r>
+              <w:rPr>
+                <w:kern w:val="0"/>
+                <w:sz w:val="18"/>
+                <w:szCs w:val="24"/>
+                <w:lang w:val="en-US" w:eastAsia="en-US" w:bidi="ar-SA"/>
+              </w:rPr>
+              <w:t>Утвердить график отпусков на {год} год? Документ № {номер} от {дата}. Утвердить можно один раз: дальше изменения — переносами, они попадут в графы 8–9 формы Т-7.</w:t>
+            </w:r>
+          </w:p>
+        </w:tc>
+      </w:tr>
+      <w:tr>
+        <w:trPr/>
+        <w:tc>
+          <w:tcPr>
+            <w:tcW w:w="4679" w:type="dxa"/>
+            <w:tcBorders>
+              <w:top w:val="single" w:sz="4" w:space="0" w:color="D6DCEA"/>
+              <w:left w:val="single" w:sz="4" w:space="0" w:color="D6DCEA"/>
+              <w:bottom w:val="single" w:sz="4" w:space="0" w:color="D6DCEA"/>
+              <w:right w:val="single" w:sz="4" w:space="0" w:color="D6DCEA"/>
+            </w:tcBorders>
+          </w:tcPr>
+          <w:p>
+            <w:pPr>
+              <w:pStyle w:val="Compact"/>
+              <w:widowControl/>
+              <w:spacing w:before="36" w:after="40"/>
+              <w:jc w:val="left"/>
+              <w:rPr>
+                <w:kern w:val="0"/>
+                <w:szCs w:val="24"/>
+                <w:lang w:val="en-US" w:eastAsia="en-US" w:bidi="ar-SA"/>
+              </w:rPr>
+            </w:pPr>
+            <w:r>
+              <w:rPr>
+                <w:kern w:val="0"/>
+                <w:sz w:val="18"/>
+                <w:szCs w:val="24"/>
+                <w:lang w:val="en-US" w:eastAsia="en-US" w:bidi="ar-SA"/>
+              </w:rPr>
+              <w:t>Утверждение: предупреждения</w:t>
+            </w:r>
+          </w:p>
+        </w:tc>
+        <w:tc>
+          <w:tcPr>
+            <w:tcW w:w="4680" w:type="dxa"/>
+            <w:tcBorders>
+              <w:top w:val="single" w:sz="4" w:space="0" w:color="D6DCEA"/>
+              <w:left w:val="single" w:sz="4" w:space="0" w:color="D6DCEA"/>
+              <w:bottom w:val="single" w:sz="4" w:space="0" w:color="D6DCEA"/>
+              <w:right w:val="single" w:sz="4" w:space="0" w:color="D6DCEA"/>
+            </w:tcBorders>
+          </w:tcPr>
+          <w:p>
+            <w:pPr>
+              <w:pStyle w:val="Compact"/>
+              <w:widowControl/>
+              <w:spacing w:before="36" w:after="40"/>
+              <w:jc w:val="left"/>
+              <w:rPr>
+                <w:kern w:val="0"/>
+                <w:szCs w:val="24"/>
+                <w:lang w:val="en-US" w:eastAsia="en-US" w:bidi="ar-SA"/>
+              </w:rPr>
+            </w:pPr>
+            <w:r>
+              <w:rPr>
+                <w:kern w:val="0"/>
+                <w:sz w:val="18"/>
+                <w:szCs w:val="24"/>
+                <w:lang w:val="en-US" w:eastAsia="en-US" w:bidi="ar-SA"/>
+              </w:rPr>
+              <w:t>На согласовании {N} заявок — в график не войдут, пока руководители не решат · Без табельного номера: {N} сотрудников — графа 4 останется пустой · Не заполнены реквизиты: {список}</w:t>
+            </w:r>
+          </w:p>
+        </w:tc>
+      </w:tr>
+      <w:tr>
+        <w:trPr/>
+        <w:tc>
+          <w:tcPr>
+            <w:tcW w:w="4679" w:type="dxa"/>
+            <w:tcBorders>
+              <w:top w:val="single" w:sz="4" w:space="0" w:color="D6DCEA"/>
+              <w:left w:val="single" w:sz="4" w:space="0" w:color="D6DCEA"/>
+              <w:bottom w:val="single" w:sz="4" w:space="0" w:color="D6DCEA"/>
+              <w:right w:val="single" w:sz="4" w:space="0" w:color="D6DCEA"/>
+            </w:tcBorders>
+          </w:tcPr>
+          <w:p>
+            <w:pPr>
+              <w:pStyle w:val="Compact"/>
+              <w:widowControl/>
+              <w:spacing w:before="36" w:after="40"/>
+              <w:jc w:val="left"/>
+              <w:rPr>
+                <w:kern w:val="0"/>
+                <w:szCs w:val="24"/>
+                <w:lang w:val="en-US" w:eastAsia="en-US" w:bidi="ar-SA"/>
+              </w:rPr>
+            </w:pPr>
+            <w:r>
+              <w:rPr>
+                <w:kern w:val="0"/>
+                <w:sz w:val="18"/>
+                <w:szCs w:val="24"/>
+                <w:lang w:val="en-US" w:eastAsia="en-US" w:bidi="ar-SA"/>
+              </w:rPr>
+              <w:t>Ошибки утверждения</w:t>
+            </w:r>
+          </w:p>
+        </w:tc>
+        <w:tc>
+          <w:tcPr>
+            <w:tcW w:w="4680" w:type="dxa"/>
+            <w:tcBorders>
+              <w:top w:val="single" w:sz="4" w:space="0" w:color="D6DCEA"/>
+              <w:left w:val="single" w:sz="4" w:space="0" w:color="D6DCEA"/>
+              <w:bottom w:val="single" w:sz="4" w:space="0" w:color="D6DCEA"/>
+              <w:right w:val="single" w:sz="4" w:space="0" w:color="D6DCEA"/>
+            </w:tcBorders>
+          </w:tcPr>
+          <w:p>
+            <w:pPr>
+              <w:pStyle w:val="Compact"/>
+              <w:widowControl/>
+              <w:spacing w:before="36" w:after="40"/>
+              <w:jc w:val="left"/>
+              <w:rPr>
+                <w:kern w:val="0"/>
+                <w:szCs w:val="24"/>
+                <w:lang w:val="en-US" w:eastAsia="en-US" w:bidi="ar-SA"/>
+              </w:rPr>
+            </w:pPr>
+            <w:r>
+              <w:rPr>
+                <w:kern w:val="0"/>
+                <w:sz w:val="18"/>
+                <w:szCs w:val="24"/>
+                <w:lang w:val="en-US" w:eastAsia="en-US" w:bidi="ar-SA"/>
+              </w:rPr>
+              <w:t>График на {год} год уже утверждён: № {номер} от {дата} · График на {год} год утверждается до начала года · Нет согласованных отпусков на {год} год — утверждать нечего</w:t>
+            </w:r>
+          </w:p>
+        </w:tc>
+      </w:tr>
+    </w:tbl>
+    <w:p>
+      <w:pPr>
+        <w:pStyle w:val="Heading1"/>
+        <w:rPr/>
+      </w:pPr>
+      <w:bookmarkStart w:id="16" w:name="__RefHeading___Toc24036_3673021804"/>
+      <w:bookmarkEnd w:id="16"/>
+      <w:r>
+        <w:rPr>
+          <w:rStyle w:val="SectionNumber"/>
+        </w:rPr>
+        <w:t>14</w:t>
       </w:r>
       <w:r>
         <w:rPr/>
@@ -8866,7 +12415,7 @@
         <w:color w:val="8A92A6"/>
         <w:sz w:val="16"/>
       </w:rPr>
-      <w:t xml:space="preserve">Планировщик отпусков 0.5.0 · Тексты интерфейса · стр. </w:t>
+      <w:t xml:space="preserve">Планировщик отпусков 0.6.0 · Тексты интерфейса · стр. </w:t>
     </w:r>
     <w:r>
       <w:rPr/>
@@ -8882,7 +12431,7 @@
     </w:r>
     <w:r>
       <w:rPr/>
-      <w:t>15</w:t>
+      <w:t>17</w:t>
     </w:r>
     <w:r>
       <w:rPr/>
@@ -8905,7 +12454,7 @@
         <w:color w:val="8A92A6"/>
         <w:sz w:val="16"/>
       </w:rPr>
-      <w:t xml:space="preserve">Планировщик отпусков 0.5.0 · Тексты интерфейса · стр. </w:t>
+      <w:t xml:space="preserve">Планировщик отпусков 0.6.0 · Тексты интерфейса · стр. </w:t>
     </w:r>
     <w:r>
       <w:rPr/>
@@ -8921,7 +12470,7 @@
     </w:r>
     <w:r>
       <w:rPr/>
-      <w:t>15</w:t>
+      <w:t>17</w:t>
     </w:r>
     <w:r>
       <w:rPr/>

--- a/docs/docx/05-messages.docx
+++ b/docs/docx/05-messages.docx
@@ -23,7 +23,7 @@
       </w:pPr>
       <w:r>
         <w:rPr/>
-        <w:t>Планировщик отпусков 0.6.0 · Сообщения, ошибки и уведомления</w:t>
+        <w:t>Планировщик отпусков 1.0.0 · Сообщения, ошибки и уведомления</w:t>
       </w:r>
     </w:p>
     <w:p>
@@ -33,7 +33,7 @@
       </w:pPr>
       <w:r>
         <w:rPr/>
-        <w:t>29 октября 2026</w:t>
+        <w:t>30 октября 2026</w:t>
       </w:r>
     </w:p>
     <w:sdt>
@@ -93,7 +93,7 @@
             </w:rPr>
             <w:fldChar w:fldCharType="separate"/>
           </w:r>
-          <w:hyperlink w:anchor="__RefHeading___Toc24010_3673021804">
+          <w:hyperlink w:anchor="__RefHeading___Toc24967_1804324697">
             <w:r>
               <w:rPr>
                 <w:webHidden/>
@@ -114,7 +114,7 @@
             </w:tabs>
             <w:rPr/>
           </w:pPr>
-          <w:hyperlink w:anchor="__RefHeading___Toc24012_3673021804">
+          <w:hyperlink w:anchor="__RefHeading___Toc24969_1804324697">
             <w:r>
               <w:rPr>
                 <w:webHidden/>
@@ -135,7 +135,7 @@
             </w:tabs>
             <w:rPr/>
           </w:pPr>
-          <w:hyperlink w:anchor="__RefHeading___Toc24014_3673021804">
+          <w:hyperlink w:anchor="__RefHeading___Toc24971_1804324697">
             <w:r>
               <w:rPr>
                 <w:webHidden/>
@@ -156,7 +156,7 @@
             </w:tabs>
             <w:rPr/>
           </w:pPr>
-          <w:hyperlink w:anchor="__RefHeading___Toc24016_3673021804">
+          <w:hyperlink w:anchor="__RefHeading___Toc24973_1804324697">
             <w:r>
               <w:rPr>
                 <w:webHidden/>
@@ -177,7 +177,7 @@
             </w:tabs>
             <w:rPr/>
           </w:pPr>
-          <w:hyperlink w:anchor="__RefHeading___Toc24018_3673021804">
+          <w:hyperlink w:anchor="__RefHeading___Toc24975_1804324697">
             <w:r>
               <w:rPr>
                 <w:webHidden/>
@@ -198,7 +198,7 @@
             </w:tabs>
             <w:rPr/>
           </w:pPr>
-          <w:hyperlink w:anchor="__RefHeading___Toc24020_3673021804">
+          <w:hyperlink w:anchor="__RefHeading___Toc24977_1804324697">
             <w:r>
               <w:rPr>
                 <w:webHidden/>
@@ -219,7 +219,7 @@
             </w:tabs>
             <w:rPr/>
           </w:pPr>
-          <w:hyperlink w:anchor="__RefHeading___Toc24022_3673021804">
+          <w:hyperlink w:anchor="__RefHeading___Toc24979_1804324697">
             <w:r>
               <w:rPr>
                 <w:webHidden/>
@@ -240,7 +240,7 @@
             </w:tabs>
             <w:rPr/>
           </w:pPr>
-          <w:hyperlink w:anchor="__RefHeading___Toc24024_3673021804">
+          <w:hyperlink w:anchor="__RefHeading___Toc24981_1804324697">
             <w:r>
               <w:rPr>
                 <w:webHidden/>
@@ -261,7 +261,7 @@
             </w:tabs>
             <w:rPr/>
           </w:pPr>
-          <w:hyperlink w:anchor="__RefHeading___Toc24026_3673021804">
+          <w:hyperlink w:anchor="__RefHeading___Toc24983_1804324697">
             <w:r>
               <w:rPr>
                 <w:webHidden/>
@@ -282,7 +282,7 @@
             </w:tabs>
             <w:rPr/>
           </w:pPr>
-          <w:hyperlink w:anchor="__RefHeading___Toc24028_3673021804">
+          <w:hyperlink w:anchor="__RefHeading___Toc24985_1804324697">
             <w:r>
               <w:rPr>
                 <w:webHidden/>
@@ -303,7 +303,7 @@
             </w:tabs>
             <w:rPr/>
           </w:pPr>
-          <w:hyperlink w:anchor="__RefHeading___Toc24030_3673021804">
+          <w:hyperlink w:anchor="__RefHeading___Toc24987_1804324697">
             <w:r>
               <w:rPr>
                 <w:webHidden/>
@@ -324,7 +324,7 @@
             </w:tabs>
             <w:rPr/>
           </w:pPr>
-          <w:hyperlink w:anchor="__RefHeading___Toc24032_3673021804">
+          <w:hyperlink w:anchor="__RefHeading___Toc24989_1804324697">
             <w:r>
               <w:rPr>
                 <w:webHidden/>
@@ -345,7 +345,7 @@
             </w:tabs>
             <w:rPr/>
           </w:pPr>
-          <w:hyperlink w:anchor="__RefHeading___Toc24034_3673021804">
+          <w:hyperlink w:anchor="__RefHeading___Toc24991_1804324697">
             <w:r>
               <w:rPr>
                 <w:webHidden/>
@@ -366,7 +366,7 @@
             </w:tabs>
             <w:rPr/>
           </w:pPr>
-          <w:hyperlink w:anchor="__RefHeading___Toc24036_3673021804">
+          <w:hyperlink w:anchor="__RefHeading___Toc24993_1804324697">
             <w:r>
               <w:rPr>
                 <w:webHidden/>
@@ -391,7 +391,7 @@
         <w:pStyle w:val="Heading1"/>
         <w:rPr/>
       </w:pPr>
-      <w:bookmarkStart w:id="0" w:name="__RefHeading___Toc24010_3673021804"/>
+      <w:bookmarkStart w:id="0" w:name="__RefHeading___Toc24967_1804324697"/>
       <w:bookmarkEnd w:id="0"/>
       <w:r>
         <w:rPr>
@@ -412,7 +412,7 @@
       </w:pPr>
       <w:r>
         <w:rPr/>
-        <w:t>Документ — единый справочник текстов «Планировщика отпусков»: правила написания, сообщения интерфейса, уведомления и заголовки ошибок API. Тексты приведены в том виде, в каком они реализованы в версии 0.5.0; изменение текста в коде сопровождается правкой этого документа в том же PR.</w:t>
+        <w:t>Документ — единый справочник текстов «Планировщика отпусков»: правила написания, сообщения интерфейса, уведомления и заголовки ошибок API. Тексты приведены в том виде, в каком они реализованы в версии 1.0.0; изменение текста в коде сопровождается правкой этого документа в том же PR.</w:t>
       </w:r>
     </w:p>
     <w:tbl>
@@ -837,7 +837,7 @@
         <w:pStyle w:val="Heading1"/>
         <w:rPr/>
       </w:pPr>
-      <w:bookmarkStart w:id="2" w:name="__RefHeading___Toc24012_3673021804"/>
+      <w:bookmarkStart w:id="2" w:name="__RefHeading___Toc24969_1804324697"/>
       <w:bookmarkEnd w:id="2"/>
       <w:r>
         <w:rPr>
@@ -954,7 +954,7 @@
         <w:pStyle w:val="Heading1"/>
         <w:rPr/>
       </w:pPr>
-      <w:bookmarkStart w:id="3" w:name="__RefHeading___Toc24014_3673021804"/>
+      <w:bookmarkStart w:id="3" w:name="__RefHeading___Toc24971_1804324697"/>
       <w:bookmarkEnd w:id="3"/>
       <w:r>
         <w:rPr>
@@ -2126,7 +2126,7 @@
         <w:pStyle w:val="Heading1"/>
         <w:rPr/>
       </w:pPr>
-      <w:bookmarkStart w:id="5" w:name="__RefHeading___Toc24016_3673021804"/>
+      <w:bookmarkStart w:id="5" w:name="__RefHeading___Toc24973_1804324697"/>
       <w:bookmarkEnd w:id="5"/>
       <w:r>
         <w:rPr>
@@ -3484,7 +3484,7 @@
         <w:pStyle w:val="Heading1"/>
         <w:rPr/>
       </w:pPr>
-      <w:bookmarkStart w:id="6" w:name="__RefHeading___Toc24018_3673021804"/>
+      <w:bookmarkStart w:id="6" w:name="__RefHeading___Toc24975_1804324697"/>
       <w:bookmarkEnd w:id="6"/>
       <w:r>
         <w:rPr>
@@ -3876,7 +3876,7 @@
         <w:pStyle w:val="Heading1"/>
         <w:rPr/>
       </w:pPr>
-      <w:bookmarkStart w:id="7" w:name="__RefHeading___Toc24020_3673021804"/>
+      <w:bookmarkStart w:id="7" w:name="__RefHeading___Toc24977_1804324697"/>
       <w:bookmarkEnd w:id="7"/>
       <w:r>
         <w:rPr>
@@ -4475,7 +4475,7 @@
         <w:pStyle w:val="Heading1"/>
         <w:rPr/>
       </w:pPr>
-      <w:bookmarkStart w:id="8" w:name="__RefHeading___Toc24022_3673021804"/>
+      <w:bookmarkStart w:id="8" w:name="__RefHeading___Toc24979_1804324697"/>
       <w:bookmarkEnd w:id="8"/>
       <w:r>
         <w:rPr>
@@ -6117,6 +6117,212 @@
                 <w:szCs w:val="24"/>
                 <w:lang w:val="en-US" w:eastAsia="en-US" w:bidi="ar-SA"/>
               </w:rPr>
+              <w:t>password_changed</w:t>
+            </w:r>
+          </w:p>
+        </w:tc>
+        <w:tc>
+          <w:tcPr>
+            <w:tcW w:w="3120" w:type="dxa"/>
+            <w:tcBorders>
+              <w:top w:val="single" w:sz="4" w:space="0" w:color="D6DCEA"/>
+              <w:left w:val="single" w:sz="4" w:space="0" w:color="D6DCEA"/>
+              <w:bottom w:val="single" w:sz="4" w:space="0" w:color="D6DCEA"/>
+              <w:right w:val="single" w:sz="4" w:space="0" w:color="D6DCEA"/>
+            </w:tcBorders>
+          </w:tcPr>
+          <w:p>
+            <w:pPr>
+              <w:pStyle w:val="Compact"/>
+              <w:widowControl/>
+              <w:spacing w:before="36" w:after="40"/>
+              <w:jc w:val="left"/>
+              <w:rPr>
+                <w:kern w:val="0"/>
+                <w:szCs w:val="24"/>
+                <w:lang w:val="en-US" w:eastAsia="en-US" w:bidi="ar-SA"/>
+              </w:rPr>
+            </w:pPr>
+            <w:r>
+              <w:rPr>
+                <w:kern w:val="0"/>
+                <w:sz w:val="18"/>
+                <w:szCs w:val="24"/>
+                <w:lang w:val="en-US" w:eastAsia="en-US" w:bidi="ar-SA"/>
+              </w:rPr>
+              <w:t>Сотрудник</w:t>
+            </w:r>
+          </w:p>
+        </w:tc>
+        <w:tc>
+          <w:tcPr>
+            <w:tcW w:w="3120" w:type="dxa"/>
+            <w:tcBorders>
+              <w:top w:val="single" w:sz="4" w:space="0" w:color="D6DCEA"/>
+              <w:left w:val="single" w:sz="4" w:space="0" w:color="D6DCEA"/>
+              <w:bottom w:val="single" w:sz="4" w:space="0" w:color="D6DCEA"/>
+              <w:right w:val="single" w:sz="4" w:space="0" w:color="D6DCEA"/>
+            </w:tcBorders>
+          </w:tcPr>
+          <w:p>
+            <w:pPr>
+              <w:pStyle w:val="Compact"/>
+              <w:widowControl/>
+              <w:spacing w:before="36" w:after="40"/>
+              <w:jc w:val="left"/>
+              <w:rPr>
+                <w:kern w:val="0"/>
+                <w:szCs w:val="24"/>
+                <w:lang w:val="en-US" w:eastAsia="en-US" w:bidi="ar-SA"/>
+              </w:rPr>
+            </w:pPr>
+            <w:r>
+              <w:rPr>
+                <w:kern w:val="0"/>
+                <w:sz w:val="18"/>
+                <w:szCs w:val="24"/>
+                <w:lang w:val="en-US" w:eastAsia="en-US" w:bidi="ar-SA"/>
+              </w:rPr>
+              <w:t>Пароль изменён ({время}), все сеансы завершены. Если это были не вы — сообщите в службу информационной безопасности и кадровую службу. (v1.0.0)</w:t>
+            </w:r>
+          </w:p>
+        </w:tc>
+      </w:tr>
+      <w:tr>
+        <w:trPr/>
+        <w:tc>
+          <w:tcPr>
+            <w:tcW w:w="3120" w:type="dxa"/>
+            <w:tcBorders>
+              <w:top w:val="single" w:sz="4" w:space="0" w:color="D6DCEA"/>
+              <w:left w:val="single" w:sz="4" w:space="0" w:color="D6DCEA"/>
+              <w:bottom w:val="single" w:sz="4" w:space="0" w:color="D6DCEA"/>
+              <w:right w:val="single" w:sz="4" w:space="0" w:color="D6DCEA"/>
+            </w:tcBorders>
+          </w:tcPr>
+          <w:p>
+            <w:pPr>
+              <w:pStyle w:val="Compact"/>
+              <w:widowControl/>
+              <w:spacing w:before="36" w:after="40"/>
+              <w:jc w:val="left"/>
+              <w:rPr>
+                <w:kern w:val="0"/>
+                <w:szCs w:val="24"/>
+                <w:lang w:val="en-US" w:eastAsia="en-US" w:bidi="ar-SA"/>
+              </w:rPr>
+            </w:pPr>
+            <w:r>
+              <w:rPr>
+                <w:rStyle w:val="VerbatimChar"/>
+                <w:kern w:val="0"/>
+                <w:sz w:val="18"/>
+                <w:szCs w:val="24"/>
+                <w:lang w:val="en-US" w:eastAsia="en-US" w:bidi="ar-SA"/>
+              </w:rPr>
+              <w:t>password_changed</w:t>
+            </w:r>
+          </w:p>
+        </w:tc>
+        <w:tc>
+          <w:tcPr>
+            <w:tcW w:w="3120" w:type="dxa"/>
+            <w:tcBorders>
+              <w:top w:val="single" w:sz="4" w:space="0" w:color="D6DCEA"/>
+              <w:left w:val="single" w:sz="4" w:space="0" w:color="D6DCEA"/>
+              <w:bottom w:val="single" w:sz="4" w:space="0" w:color="D6DCEA"/>
+              <w:right w:val="single" w:sz="4" w:space="0" w:color="D6DCEA"/>
+            </w:tcBorders>
+          </w:tcPr>
+          <w:p>
+            <w:pPr>
+              <w:pStyle w:val="Compact"/>
+              <w:widowControl/>
+              <w:spacing w:before="36" w:after="40"/>
+              <w:jc w:val="left"/>
+              <w:rPr>
+                <w:kern w:val="0"/>
+                <w:szCs w:val="24"/>
+                <w:lang w:val="en-US" w:eastAsia="en-US" w:bidi="ar-SA"/>
+              </w:rPr>
+            </w:pPr>
+            <w:r>
+              <w:rPr>
+                <w:kern w:val="0"/>
+                <w:sz w:val="18"/>
+                <w:szCs w:val="24"/>
+                <w:lang w:val="en-US" w:eastAsia="en-US" w:bidi="ar-SA"/>
+              </w:rPr>
+              <w:t>Сотрудник</w:t>
+            </w:r>
+          </w:p>
+        </w:tc>
+        <w:tc>
+          <w:tcPr>
+            <w:tcW w:w="3120" w:type="dxa"/>
+            <w:tcBorders>
+              <w:top w:val="single" w:sz="4" w:space="0" w:color="D6DCEA"/>
+              <w:left w:val="single" w:sz="4" w:space="0" w:color="D6DCEA"/>
+              <w:bottom w:val="single" w:sz="4" w:space="0" w:color="D6DCEA"/>
+              <w:right w:val="single" w:sz="4" w:space="0" w:color="D6DCEA"/>
+            </w:tcBorders>
+          </w:tcPr>
+          <w:p>
+            <w:pPr>
+              <w:pStyle w:val="Compact"/>
+              <w:widowControl/>
+              <w:spacing w:before="36" w:after="40"/>
+              <w:jc w:val="left"/>
+              <w:rPr>
+                <w:kern w:val="0"/>
+                <w:szCs w:val="24"/>
+                <w:lang w:val="en-US" w:eastAsia="en-US" w:bidi="ar-SA"/>
+              </w:rPr>
+            </w:pPr>
+            <w:r>
+              <w:rPr>
+                <w:kern w:val="0"/>
+                <w:sz w:val="18"/>
+                <w:szCs w:val="24"/>
+                <w:lang w:val="en-US" w:eastAsia="en-US" w:bidi="ar-SA"/>
+              </w:rPr>
+              <w:t>Кадровая служба выдала вам новый пароль ({время}); при входе его нужно сменить. Все сеансы завершены. Если вы не просили новый пароль — сообщите в службу информационной безопасности. (v1.0.0)</w:t>
+            </w:r>
+          </w:p>
+        </w:tc>
+      </w:tr>
+      <w:tr>
+        <w:trPr/>
+        <w:tc>
+          <w:tcPr>
+            <w:tcW w:w="3120" w:type="dxa"/>
+            <w:tcBorders>
+              <w:top w:val="single" w:sz="4" w:space="0" w:color="D6DCEA"/>
+              <w:left w:val="single" w:sz="4" w:space="0" w:color="D6DCEA"/>
+              <w:bottom w:val="single" w:sz="4" w:space="0" w:color="D6DCEA"/>
+              <w:right w:val="single" w:sz="4" w:space="0" w:color="D6DCEA"/>
+            </w:tcBorders>
+          </w:tcPr>
+          <w:p>
+            <w:pPr>
+              <w:pStyle w:val="Compact"/>
+              <w:widowControl/>
+              <w:spacing w:before="36" w:after="40"/>
+              <w:jc w:val="left"/>
+              <w:rPr>
+                <w:kern w:val="0"/>
+                <w:szCs w:val="24"/>
+                <w:lang w:val="en-US" w:eastAsia="en-US" w:bidi="ar-SA"/>
+              </w:rPr>
+            </w:pPr>
+            <w:r>
+              <w:rPr>
+                <w:rStyle w:val="VerbatimChar"/>
+                <w:kern w:val="0"/>
+                <w:sz w:val="18"/>
+                <w:szCs w:val="24"/>
+                <w:lang w:val="en-US" w:eastAsia="en-US" w:bidi="ar-SA"/>
+              </w:rPr>
               <w:t>vacation_notice</w:t>
             </w:r>
           </w:p>
@@ -6400,7 +6606,7 @@
         <w:pStyle w:val="Heading1"/>
         <w:rPr/>
       </w:pPr>
-      <w:bookmarkStart w:id="9" w:name="__RefHeading___Toc24024_3673021804"/>
+      <w:bookmarkStart w:id="9" w:name="__RefHeading___Toc24981_1804324697"/>
       <w:bookmarkEnd w:id="9"/>
       <w:r>
         <w:rPr>
@@ -6930,7 +7136,7 @@
         <w:pStyle w:val="Heading1"/>
         <w:rPr/>
       </w:pPr>
-      <w:bookmarkStart w:id="10" w:name="__RefHeading___Toc24026_3673021804"/>
+      <w:bookmarkStart w:id="10" w:name="__RefHeading___Toc24983_1804324697"/>
       <w:bookmarkEnd w:id="10"/>
       <w:r>
         <w:rPr>
@@ -8854,7 +9060,7 @@
         <w:pStyle w:val="Heading1"/>
         <w:rPr/>
       </w:pPr>
-      <w:bookmarkStart w:id="11" w:name="__RefHeading___Toc24028_3673021804"/>
+      <w:bookmarkStart w:id="11" w:name="__RefHeading___Toc24985_1804324697"/>
       <w:bookmarkEnd w:id="11"/>
       <w:r>
         <w:rPr>
@@ -10008,6 +10214,110 @@
                 <w:szCs w:val="24"/>
                 <w:lang w:val="en-US" w:eastAsia="en-US" w:bidi="ar-SA"/>
               </w:rPr>
+              <w:t>password_changed</w:t>
+            </w:r>
+          </w:p>
+        </w:tc>
+        <w:tc>
+          <w:tcPr>
+            <w:tcW w:w="3120" w:type="dxa"/>
+            <w:tcBorders>
+              <w:top w:val="single" w:sz="4" w:space="0" w:color="D6DCEA"/>
+              <w:left w:val="single" w:sz="4" w:space="0" w:color="D6DCEA"/>
+              <w:bottom w:val="single" w:sz="4" w:space="0" w:color="D6DCEA"/>
+              <w:right w:val="single" w:sz="4" w:space="0" w:color="D6DCEA"/>
+            </w:tcBorders>
+          </w:tcPr>
+          <w:p>
+            <w:pPr>
+              <w:pStyle w:val="Compact"/>
+              <w:widowControl/>
+              <w:spacing w:before="36" w:after="40"/>
+              <w:jc w:val="left"/>
+              <w:rPr>
+                <w:kern w:val="0"/>
+                <w:szCs w:val="24"/>
+                <w:lang w:val="en-US" w:eastAsia="en-US" w:bidi="ar-SA"/>
+              </w:rPr>
+            </w:pPr>
+            <w:r>
+              <w:rPr>
+                <w:kern w:val="0"/>
+                <w:sz w:val="18"/>
+                <w:szCs w:val="24"/>
+                <w:lang w:val="en-US" w:eastAsia="en-US" w:bidi="ar-SA"/>
+              </w:rPr>
+              <w:t>Пароль изменён</w:t>
+            </w:r>
+          </w:p>
+        </w:tc>
+        <w:tc>
+          <w:tcPr>
+            <w:tcW w:w="3120" w:type="dxa"/>
+            <w:tcBorders>
+              <w:top w:val="single" w:sz="4" w:space="0" w:color="D6DCEA"/>
+              <w:left w:val="single" w:sz="4" w:space="0" w:color="D6DCEA"/>
+              <w:bottom w:val="single" w:sz="4" w:space="0" w:color="D6DCEA"/>
+              <w:right w:val="single" w:sz="4" w:space="0" w:color="D6DCEA"/>
+            </w:tcBorders>
+          </w:tcPr>
+          <w:p>
+            <w:pPr>
+              <w:pStyle w:val="Compact"/>
+              <w:widowControl/>
+              <w:spacing w:before="36" w:after="40"/>
+              <w:jc w:val="left"/>
+              <w:rPr>
+                <w:kern w:val="0"/>
+                <w:szCs w:val="24"/>
+                <w:lang w:val="en-US" w:eastAsia="en-US" w:bidi="ar-SA"/>
+              </w:rPr>
+            </w:pPr>
+            <w:r>
+              <w:rPr>
+                <w:rStyle w:val="VerbatimChar"/>
+                <w:kern w:val="0"/>
+                <w:sz w:val="18"/>
+                <w:szCs w:val="24"/>
+                <w:lang w:val="en-US" w:eastAsia="en-US" w:bidi="ar-SA"/>
+              </w:rPr>
+              <w:t>/settings</w:t>
+            </w:r>
+          </w:p>
+        </w:tc>
+      </w:tr>
+      <w:tr>
+        <w:trPr/>
+        <w:tc>
+          <w:tcPr>
+            <w:tcW w:w="3120" w:type="dxa"/>
+            <w:tcBorders>
+              <w:top w:val="single" w:sz="4" w:space="0" w:color="D6DCEA"/>
+              <w:left w:val="single" w:sz="4" w:space="0" w:color="D6DCEA"/>
+              <w:bottom w:val="single" w:sz="4" w:space="0" w:color="D6DCEA"/>
+              <w:right w:val="single" w:sz="4" w:space="0" w:color="D6DCEA"/>
+            </w:tcBorders>
+          </w:tcPr>
+          <w:p>
+            <w:pPr>
+              <w:pStyle w:val="Compact"/>
+              <w:widowControl/>
+              <w:spacing w:before="36" w:after="40"/>
+              <w:jc w:val="left"/>
+              <w:rPr>
+                <w:kern w:val="0"/>
+                <w:szCs w:val="24"/>
+                <w:lang w:val="en-US" w:eastAsia="en-US" w:bidi="ar-SA"/>
+              </w:rPr>
+            </w:pPr>
+            <w:r>
+              <w:rPr>
+                <w:rStyle w:val="VerbatimChar"/>
+                <w:kern w:val="0"/>
+                <w:sz w:val="18"/>
+                <w:szCs w:val="24"/>
+                <w:lang w:val="en-US" w:eastAsia="en-US" w:bidi="ar-SA"/>
+              </w:rPr>
               <w:t>vacation_notice</w:t>
             </w:r>
           </w:p>
@@ -10314,7 +10624,7 @@
         <w:pStyle w:val="Heading1"/>
         <w:rPr/>
       </w:pPr>
-      <w:bookmarkStart w:id="12" w:name="__RefHeading___Toc24030_3673021804"/>
+      <w:bookmarkStart w:id="12" w:name="__RefHeading___Toc24987_1804324697"/>
       <w:bookmarkEnd w:id="12"/>
       <w:r>
         <w:rPr>
@@ -10872,7 +11182,7 @@
         <w:pStyle w:val="Heading1"/>
         <w:rPr/>
       </w:pPr>
-      <w:bookmarkStart w:id="14" w:name="__RefHeading___Toc24032_3673021804"/>
+      <w:bookmarkStart w:id="14" w:name="__RefHeading___Toc24989_1804324697"/>
       <w:bookmarkEnd w:id="14"/>
       <w:r>
         <w:rPr>
@@ -11609,7 +11919,7 @@
         <w:pStyle w:val="Heading1"/>
         <w:rPr/>
       </w:pPr>
-      <w:bookmarkStart w:id="15" w:name="__RefHeading___Toc24034_3673021804"/>
+      <w:bookmarkStart w:id="15" w:name="__RefHeading___Toc24991_1804324697"/>
       <w:bookmarkEnd w:id="15"/>
       <w:r>
         <w:rPr>
@@ -12346,7 +12656,7 @@
         <w:pStyle w:val="Heading1"/>
         <w:rPr/>
       </w:pPr>
-      <w:bookmarkStart w:id="16" w:name="__RefHeading___Toc24036_3673021804"/>
+      <w:bookmarkStart w:id="16" w:name="__RefHeading___Toc24993_1804324697"/>
       <w:bookmarkEnd w:id="16"/>
       <w:r>
         <w:rPr>
@@ -12415,7 +12725,7 @@
         <w:color w:val="8A92A6"/>
         <w:sz w:val="16"/>
       </w:rPr>
-      <w:t xml:space="preserve">Планировщик отпусков 0.6.0 · Тексты интерфейса · стр. </w:t>
+      <w:t xml:space="preserve">Планировщик отпусков 1.0.0 · Тексты интерфейса · стр. </w:t>
     </w:r>
     <w:r>
       <w:rPr/>
@@ -12454,7 +12764,7 @@
         <w:color w:val="8A92A6"/>
         <w:sz w:val="16"/>
       </w:rPr>
-      <w:t xml:space="preserve">Планировщик отпусков 0.6.0 · Тексты интерфейса · стр. </w:t>
+      <w:t xml:space="preserve">Планировщик отпусков 1.0.0 · Тексты интерфейса · стр. </w:t>
     </w:r>
     <w:r>
       <w:rPr/>
